--- a/06-学生侧材料/讲义/2-结构化学/分子结构与化学键-新课.docx
+++ b/06-学生侧材料/讲义/2-结构化学/分子结构与化学键-新课.docx
@@ -41953,7 +41953,7 @@
     <ns0:name ns0:val="Verbatim Char"/>
     <ns0:basedOn ns0:val="BodyTextChar"/>
     <ns0:rPr>
-      <ns0:rFonts ns0:ascii="SimSun" ns0:hAnsi="SimSun" ns0:eastAsia="SimSun" ns0:cs="SimSun"/>
+      <ns0:rFonts ns0:ascii="SimSun" ns0:cs="SimSun" ns0:eastAsia="SimSun" ns0:hAnsi="SimSun"/>
       <ns0:b ns0:val="0"/>
       <ns0:sz ns0:val="20"/>
     </ns0:rPr>
@@ -42031,7 +42031,7 @@
       <w:wordWrap w:val="off"/>
     </w:pPr>
     <ns0:rPr>
-      <w:rFonts w:ascii="SimSun" w:hAnsi="SimSun" w:eastAsia="SimSun" w:cs="SimSun"/>
+      <w:rFonts ns0:ascii="SimSun" ns0:hAnsi="SimSun" ns0:eastAsia="SimSun" ns0:cs="SimSun"/>
     </ns0:rPr>
   </w:style>
   <w:style w:type="character" w:customStyle="1" w:styleId="KeywordTok">

--- a/06-学生侧材料/讲义/2-结构化学/分子结构与化学键-新课.docx
+++ b/06-学生侧材料/讲义/2-结构化学/分子结构与化学键-新课.docx
@@ -38546,14 +38546,24 @@
     </w:p>
     <w:p>
       <w:pPr>
-        <w:pStyle w:val="Compact"/>
-        <w:numPr>
-          <w:ilvl w:val="0"/>
-          <w:numId w:val="1006"/>
-        </w:numPr>
+        <w:pStyle w:val="FirstParagraph"/>
       </w:pPr>
       <w:r>
         <w:rPr>
+          <w:rFonts w:ascii="Times New Roman" w:hAnsi="Times New Roman" w:eastAsia="Times New Roman" w:cs="Times New Roman"/>
+          <w:b/>
+          <w:bCs/>
+        </w:rPr>
+        <w:t xml:space="preserve">1.</w:t>
+      </w:r>
+      <w:r>
+        <w:rPr>
+          <w:rFonts w:ascii="Times New Roman" w:hAnsi="Times New Roman" w:eastAsia="Times New Roman" w:cs="Times New Roman"/>
+        </w:rPr>
+        <w:t xml:space="preserve"> </w:t>
+      </w:r>
+      <w:r>
+        <w:rPr>
           <w:rFonts w:hint="eastAsia" w:ascii="Times New Roman" w:hAnsi="Times New Roman" w:eastAsia="FangSong" w:cs="Times New Roman"/>
         </w:rPr>
         <w:t>画出</w:t>
@@ -38619,15 +38629,26 @@
         </w:rPr>
         <w:t>。</w:t>
       </w:r>
-    </w:p>
-    <w:p>
-      <w:pPr>
-        <w:pStyle w:val="Compact"/>
-        <w:numPr>
-          <w:ilvl w:val="0"/>
-          <w:numId w:val="1006"/>
-        </w:numPr>
-      </w:pPr>
+      <w:r>
+        <w:rPr>
+          <w:rFonts w:ascii="Times New Roman" w:hAnsi="Times New Roman" w:eastAsia="Times New Roman" w:cs="Times New Roman"/>
+        </w:rPr>
+        <w:t xml:space="preserve"> </w:t>
+      </w:r>
+      <w:r>
+        <w:rPr>
+          <w:rFonts w:ascii="Times New Roman" w:hAnsi="Times New Roman" w:eastAsia="Times New Roman" w:cs="Times New Roman"/>
+          <w:b/>
+          <w:bCs/>
+        </w:rPr>
+        <w:t xml:space="preserve">2.</w:t>
+      </w:r>
+      <w:r>
+        <w:rPr>
+          <w:rFonts w:ascii="Times New Roman" w:hAnsi="Times New Roman" w:eastAsia="Times New Roman" w:cs="Times New Roman"/>
+        </w:rPr>
+        <w:t xml:space="preserve"> </w:t>
+      </w:r>
       <w:r>
         <w:rPr>
           <w:rFonts w:hint="eastAsia" w:ascii="Times New Roman" w:hAnsi="Times New Roman" w:eastAsia="FangSong" w:cs="Times New Roman"/>
@@ -38683,15 +38704,26 @@
         </w:rPr>
         <w:t>。</w:t>
       </w:r>
-    </w:p>
-    <w:p>
-      <w:pPr>
-        <w:pStyle w:val="Compact"/>
-        <w:numPr>
-          <w:ilvl w:val="0"/>
-          <w:numId w:val="1006"/>
-        </w:numPr>
-      </w:pPr>
+      <w:r>
+        <w:rPr>
+          <w:rFonts w:ascii="Times New Roman" w:hAnsi="Times New Roman" w:eastAsia="Times New Roman" w:cs="Times New Roman"/>
+        </w:rPr>
+        <w:t xml:space="preserve"> </w:t>
+      </w:r>
+      <w:r>
+        <w:rPr>
+          <w:rFonts w:ascii="Times New Roman" w:hAnsi="Times New Roman" w:eastAsia="Times New Roman" w:cs="Times New Roman"/>
+          <w:b/>
+          <w:bCs/>
+        </w:rPr>
+        <w:t xml:space="preserve">3.</w:t>
+      </w:r>
+      <w:r>
+        <w:rPr>
+          <w:rFonts w:ascii="Times New Roman" w:hAnsi="Times New Roman" w:eastAsia="Times New Roman" w:cs="Times New Roman"/>
+        </w:rPr>
+        <w:t xml:space="preserve"> </w:t>
+      </w:r>
       <w:r>
         <w:rPr>
           <w:rFonts w:hint="eastAsia" w:ascii="Times New Roman" w:hAnsi="Times New Roman" w:eastAsia="FangSong" w:cs="Times New Roman"/>
@@ -38766,15 +38798,26 @@
         </w:rPr>
         <w:t>。</w:t>
       </w:r>
-    </w:p>
-    <w:p>
-      <w:pPr>
-        <w:pStyle w:val="Compact"/>
-        <w:numPr>
-          <w:ilvl w:val="0"/>
-          <w:numId w:val="1006"/>
-        </w:numPr>
-      </w:pPr>
+      <w:r>
+        <w:rPr>
+          <w:rFonts w:ascii="Times New Roman" w:hAnsi="Times New Roman" w:eastAsia="Times New Roman" w:cs="Times New Roman"/>
+        </w:rPr>
+        <w:t xml:space="preserve"> </w:t>
+      </w:r>
+      <w:r>
+        <w:rPr>
+          <w:rFonts w:ascii="Times New Roman" w:hAnsi="Times New Roman" w:eastAsia="Times New Roman" w:cs="Times New Roman"/>
+          <w:b/>
+          <w:bCs/>
+        </w:rPr>
+        <w:t xml:space="preserve">4.</w:t>
+      </w:r>
+      <w:r>
+        <w:rPr>
+          <w:rFonts w:ascii="Times New Roman" w:hAnsi="Times New Roman" w:eastAsia="Times New Roman" w:cs="Times New Roman"/>
+        </w:rPr>
+        <w:t xml:space="preserve"> </w:t>
+      </w:r>
       <w:r>
         <w:rPr>
           <w:rFonts w:hint="eastAsia" w:ascii="Times New Roman" w:hAnsi="Times New Roman" w:eastAsia="FangSong" w:cs="Times New Roman"/>
@@ -38830,15 +38873,26 @@
         </w:rPr>
         <w:t>。</w:t>
       </w:r>
-    </w:p>
-    <w:p>
-      <w:pPr>
-        <w:pStyle w:val="Compact"/>
-        <w:numPr>
-          <w:ilvl w:val="0"/>
-          <w:numId w:val="1006"/>
-        </w:numPr>
-      </w:pPr>
+      <w:r>
+        <w:rPr>
+          <w:rFonts w:ascii="Times New Roman" w:hAnsi="Times New Roman" w:eastAsia="Times New Roman" w:cs="Times New Roman"/>
+        </w:rPr>
+        <w:t xml:space="preserve"> </w:t>
+      </w:r>
+      <w:r>
+        <w:rPr>
+          <w:rFonts w:ascii="Times New Roman" w:hAnsi="Times New Roman" w:eastAsia="Times New Roman" w:cs="Times New Roman"/>
+          <w:b/>
+          <w:bCs/>
+        </w:rPr>
+        <w:t xml:space="preserve">5.</w:t>
+      </w:r>
+      <w:r>
+        <w:rPr>
+          <w:rFonts w:ascii="Times New Roman" w:hAnsi="Times New Roman" w:eastAsia="Times New Roman" w:cs="Times New Roman"/>
+        </w:rPr>
+        <w:t xml:space="preserve"> </w:t>
+      </w:r>
       <w:r>
         <w:rPr>
           <w:rFonts w:hint="eastAsia" w:ascii="Times New Roman" w:hAnsi="Times New Roman" w:eastAsia="FangSong" w:cs="Times New Roman"/>
@@ -38901,15 +38955,26 @@
         </w:rPr>
         <w:t>。</w:t>
       </w:r>
-    </w:p>
-    <w:p>
-      <w:pPr>
-        <w:pStyle w:val="Compact"/>
-        <w:numPr>
-          <w:ilvl w:val="0"/>
-          <w:numId w:val="1006"/>
-        </w:numPr>
-      </w:pPr>
+      <w:r>
+        <w:rPr>
+          <w:rFonts w:ascii="Times New Roman" w:hAnsi="Times New Roman" w:eastAsia="Times New Roman" w:cs="Times New Roman"/>
+        </w:rPr>
+        <w:t xml:space="preserve"> </w:t>
+      </w:r>
+      <w:r>
+        <w:rPr>
+          <w:rFonts w:ascii="Times New Roman" w:hAnsi="Times New Roman" w:eastAsia="Times New Roman" w:cs="Times New Roman"/>
+          <w:b/>
+          <w:bCs/>
+        </w:rPr>
+        <w:t xml:space="preserve">6.</w:t>
+      </w:r>
+      <w:r>
+        <w:rPr>
+          <w:rFonts w:ascii="Times New Roman" w:hAnsi="Times New Roman" w:eastAsia="Times New Roman" w:cs="Times New Roman"/>
+        </w:rPr>
+        <w:t xml:space="preserve"> </w:t>
+      </w:r>
       <w:r>
         <w:rPr>
           <w:rFonts w:hint="eastAsia" w:ascii="Times New Roman" w:hAnsi="Times New Roman" w:eastAsia="FangSong" w:cs="Times New Roman"/>
@@ -39002,15 +39067,26 @@
         </w:rPr>
         <w:t xml:space="preserve"> &lt; 109.5°。</w:t>
       </w:r>
-    </w:p>
-    <w:p>
-      <w:pPr>
-        <w:pStyle w:val="Compact"/>
-        <w:numPr>
-          <w:ilvl w:val="0"/>
-          <w:numId w:val="1006"/>
-        </w:numPr>
-      </w:pPr>
+      <w:r>
+        <w:rPr>
+          <w:rFonts w:ascii="Times New Roman" w:hAnsi="Times New Roman" w:eastAsia="Times New Roman" w:cs="Times New Roman"/>
+        </w:rPr>
+        <w:t xml:space="preserve"> </w:t>
+      </w:r>
+      <w:r>
+        <w:rPr>
+          <w:rFonts w:ascii="Times New Roman" w:hAnsi="Times New Roman" w:eastAsia="Times New Roman" w:cs="Times New Roman"/>
+          <w:b/>
+          <w:bCs/>
+        </w:rPr>
+        <w:t xml:space="preserve">7.</w:t>
+      </w:r>
+      <w:r>
+        <w:rPr>
+          <w:rFonts w:ascii="Times New Roman" w:hAnsi="Times New Roman" w:eastAsia="Times New Roman" w:cs="Times New Roman"/>
+        </w:rPr>
+        <w:t xml:space="preserve"> </w:t>
+      </w:r>
       <w:r>
         <w:rPr>
           <w:rFonts w:hint="eastAsia" w:ascii="Times New Roman" w:hAnsi="Times New Roman" w:eastAsia="FangSong" w:cs="Times New Roman"/>
@@ -39066,15 +39142,26 @@
         </w:rPr>
         <w:t>。</w:t>
       </w:r>
-    </w:p>
-    <w:p>
-      <w:pPr>
-        <w:pStyle w:val="Compact"/>
-        <w:numPr>
-          <w:ilvl w:val="0"/>
-          <w:numId w:val="1006"/>
-        </w:numPr>
-      </w:pPr>
+      <w:r>
+        <w:rPr>
+          <w:rFonts w:ascii="Times New Roman" w:hAnsi="Times New Roman" w:eastAsia="Times New Roman" w:cs="Times New Roman"/>
+        </w:rPr>
+        <w:t xml:space="preserve"> </w:t>
+      </w:r>
+      <w:r>
+        <w:rPr>
+          <w:rFonts w:ascii="Times New Roman" w:hAnsi="Times New Roman" w:eastAsia="Times New Roman" w:cs="Times New Roman"/>
+          <w:b/>
+          <w:bCs/>
+        </w:rPr>
+        <w:t xml:space="preserve">8.</w:t>
+      </w:r>
+      <w:r>
+        <w:rPr>
+          <w:rFonts w:ascii="Times New Roman" w:hAnsi="Times New Roman" w:eastAsia="Times New Roman" w:cs="Times New Roman"/>
+        </w:rPr>
+        <w:t xml:space="preserve"> </w:t>
+      </w:r>
       <w:r>
         <w:rPr>
           <w:rFonts w:hint="eastAsia" w:ascii="Times New Roman" w:hAnsi="Times New Roman" w:eastAsia="FangSong" w:cs="Times New Roman"/>
@@ -39149,15 +39236,26 @@
         </w:rPr>
         <w:t>。</w:t>
       </w:r>
-    </w:p>
-    <w:p>
-      <w:pPr>
-        <w:pStyle w:val="Compact"/>
-        <w:numPr>
-          <w:ilvl w:val="0"/>
-          <w:numId w:val="1006"/>
-        </w:numPr>
-      </w:pPr>
+      <w:r>
+        <w:rPr>
+          <w:rFonts w:ascii="Times New Roman" w:hAnsi="Times New Roman" w:eastAsia="Times New Roman" w:cs="Times New Roman"/>
+        </w:rPr>
+        <w:t xml:space="preserve"> </w:t>
+      </w:r>
+      <w:r>
+        <w:rPr>
+          <w:rFonts w:ascii="Times New Roman" w:hAnsi="Times New Roman" w:eastAsia="Times New Roman" w:cs="Times New Roman"/>
+          <w:b/>
+          <w:bCs/>
+        </w:rPr>
+        <w:t xml:space="preserve">9.</w:t>
+      </w:r>
+      <w:r>
+        <w:rPr>
+          <w:rFonts w:ascii="Times New Roman" w:hAnsi="Times New Roman" w:eastAsia="Times New Roman" w:cs="Times New Roman"/>
+        </w:rPr>
+        <w:t xml:space="preserve"> </w:t>
+      </w:r>
       <w:r>
         <w:rPr>
           <w:rFonts w:hint="eastAsia" w:ascii="Times New Roman" w:hAnsi="Times New Roman" w:eastAsia="FangSong" w:cs="Times New Roman"/>
@@ -39263,15 +39361,26 @@
         </w:rPr>
         <w:t>）。</w:t>
       </w:r>
-    </w:p>
-    <w:p>
-      <w:pPr>
-        <w:pStyle w:val="Compact"/>
-        <w:numPr>
-          <w:ilvl w:val="0"/>
-          <w:numId w:val="1006"/>
-        </w:numPr>
-      </w:pPr>
+      <w:r>
+        <w:rPr>
+          <w:rFonts w:ascii="Times New Roman" w:hAnsi="Times New Roman" w:eastAsia="Times New Roman" w:cs="Times New Roman"/>
+        </w:rPr>
+        <w:t xml:space="preserve"> </w:t>
+      </w:r>
+      <w:r>
+        <w:rPr>
+          <w:rFonts w:ascii="Times New Roman" w:hAnsi="Times New Roman" w:eastAsia="Times New Roman" w:cs="Times New Roman"/>
+          <w:b/>
+          <w:bCs/>
+        </w:rPr>
+        <w:t xml:space="preserve">10.</w:t>
+      </w:r>
+      <w:r>
+        <w:rPr>
+          <w:rFonts w:ascii="Times New Roman" w:hAnsi="Times New Roman" w:eastAsia="Times New Roman" w:cs="Times New Roman"/>
+        </w:rPr>
+        <w:t xml:space="preserve"> </w:t>
+      </w:r>
       <w:r>
         <w:rPr>
           <w:rFonts w:hint="eastAsia" w:ascii="Times New Roman" w:hAnsi="Times New Roman" w:eastAsia="FangSong" w:cs="Times New Roman"/>
@@ -41213,36 +41322,6 @@
     <w:abstractNumId w:val="991"/>
   </w:num>
   <w:num w:numId="1005">
-    <w:abstractNumId w:val="99411"/>
-    <w:lvlOverride w:ilvl="0">
-      <w:startOverride w:val="1"/>
-    </w:lvlOverride>
-    <w:lvlOverride w:ilvl="1">
-      <w:startOverride w:val="1"/>
-    </w:lvlOverride>
-    <w:lvlOverride w:ilvl="2">
-      <w:startOverride w:val="1"/>
-    </w:lvlOverride>
-    <w:lvlOverride w:ilvl="3">
-      <w:startOverride w:val="1"/>
-    </w:lvlOverride>
-    <w:lvlOverride w:ilvl="4">
-      <w:startOverride w:val="1"/>
-    </w:lvlOverride>
-    <w:lvlOverride w:ilvl="5">
-      <w:startOverride w:val="1"/>
-    </w:lvlOverride>
-    <w:lvlOverride w:ilvl="6">
-      <w:startOverride w:val="1"/>
-    </w:lvlOverride>
-    <w:lvlOverride w:ilvl="7">
-      <w:startOverride w:val="1"/>
-    </w:lvlOverride>
-    <w:lvlOverride w:ilvl="8">
-      <w:startOverride w:val="1"/>
-    </w:lvlOverride>
-  </w:num>
-  <w:num w:numId="1006">
     <w:abstractNumId w:val="99411"/>
     <w:lvlOverride w:ilvl="0">
       <w:startOverride w:val="1"/>

--- a/06-学生侧材料/讲义/2-结构化学/分子结构与化学键-新课.docx
+++ b/06-学生侧材料/讲义/2-结构化学/分子结构与化学键-新课.docx
@@ -43,636 +43,728 @@
     </w:p>
     <w:p>
       <w:pPr>
-        <w:pStyle w:val="Compact"/>
-        <w:numPr>
-          <w:ilvl w:val="0"/>
-          <w:numId w:val="1001"/>
-        </w:numPr>
+        <w:pStyle w:val="BlockText"/>
+        <w:spacing w:after="80"/>
       </w:pPr>
       <w:r>
         <w:rPr>
           <w:rFonts w:hint="eastAsia" w:ascii="Times New Roman" w:hAnsi="Times New Roman" w:eastAsia="FangSong" w:cs="Times New Roman"/>
         </w:rPr>
-        <w:t>能区分离子键</w:t>
-      </w:r>
-      <w:r>
-        <w:rPr>
-          <w:rFonts w:hint="eastAsia" w:ascii="Times New Roman" w:hAnsi="Times New Roman" w:eastAsia="Times New Roman" w:cs="Times New Roman"/>
-        </w:rPr>
-        <w:t>、</w:t>
-      </w:r>
-      <w:r>
-        <w:rPr>
-          <w:rFonts w:hint="eastAsia" w:ascii="Times New Roman" w:hAnsi="Times New Roman" w:eastAsia="FangSong" w:cs="Times New Roman"/>
-        </w:rPr>
-        <w:t>共价键和金属键的本质差异</w:t>
-      </w:r>
-      <w:r>
-        <w:rPr>
-          <w:rFonts w:hint="eastAsia" w:ascii="Times New Roman" w:hAnsi="Times New Roman" w:eastAsia="Times New Roman" w:cs="Times New Roman"/>
-        </w:rPr>
-        <w:t>，</w:t>
-      </w:r>
-      <w:r>
-        <w:rPr>
-          <w:rFonts w:hint="eastAsia" w:ascii="Times New Roman" w:hAnsi="Times New Roman" w:eastAsia="FangSong" w:cs="Times New Roman"/>
-        </w:rPr>
-        <w:t>用电负性差判断键型</w:t>
+        <w:t>对齐考纲</w:t>
+      </w:r>
+      <w:r>
+        <w:rPr>
+          <w:rFonts w:hint="eastAsia" w:ascii="Times New Roman" w:hAnsi="Times New Roman" w:eastAsia="Times New Roman" w:cs="Times New Roman"/>
+        </w:rPr>
+        <w:t>：§10</w:t>
+      </w:r>
+      <w:r>
+        <w:rPr>
+          <w:rFonts w:ascii="Times New Roman" w:hAnsi="Times New Roman" w:eastAsia="Times New Roman" w:cs="Times New Roman"/>
+        </w:rPr>
+        <w:t xml:space="preserve"> </w:t>
+      </w:r>
+      <w:r>
+        <w:rPr>
+          <w:rFonts w:hint="eastAsia" w:ascii="Times New Roman" w:hAnsi="Times New Roman" w:eastAsia="FangSong" w:cs="Times New Roman"/>
+        </w:rPr>
+        <w:t xml:space="preserve">分子结构与化学键</w:t>
+      </w:r>
+      <w:r>
+        <w:rPr>
+          <w:rFonts w:ascii="Times New Roman" w:hAnsi="Times New Roman" w:eastAsia="Times New Roman" w:cs="Times New Roman"/>
+        </w:rPr>
+        <w:t xml:space="preserve"> · §11 </w:t>
+      </w:r>
+      <w:r>
+        <w:rPr>
+          <w:rFonts w:hint="eastAsia" w:ascii="Times New Roman" w:hAnsi="Times New Roman" w:eastAsia="FangSong" w:cs="Times New Roman"/>
+        </w:rPr>
+        <w:t xml:space="preserve">分子间作用力</w:t>
       </w:r>
     </w:p>
-    <w:p>
-      <w:pPr>
-        <w:pStyle w:val="Compact"/>
-        <w:numPr>
-          <w:ilvl w:val="0"/>
-          <w:numId w:val="1001"/>
-        </w:numPr>
-      </w:pPr>
-      <w:r>
-        <w:rPr>
-          <w:rFonts w:hint="eastAsia" w:ascii="Times New Roman" w:hAnsi="Times New Roman" w:eastAsia="FangSong" w:cs="Times New Roman"/>
-        </w:rPr>
-        <w:t>能用</w:t>
-      </w:r>
-      <w:r>
-        <w:rPr>
-          <w:rFonts w:hint="eastAsia" w:ascii="Times New Roman" w:hAnsi="Times New Roman" w:eastAsia="Times New Roman" w:cs="Times New Roman"/>
-        </w:rPr>
-        <w:t>Pauling</w:t>
-      </w:r>
-      <w:r>
-        <w:rPr>
-          <w:rFonts w:hint="eastAsia" w:ascii="Times New Roman" w:hAnsi="Times New Roman" w:eastAsia="FangSong" w:cs="Times New Roman"/>
-        </w:rPr>
-        <w:t>电负性标度比较元素电负性</w:t>
-      </w:r>
-      <w:r>
-        <w:rPr>
-          <w:rFonts w:hint="eastAsia" w:ascii="Times New Roman" w:hAnsi="Times New Roman" w:eastAsia="Times New Roman" w:cs="Times New Roman"/>
-        </w:rPr>
-        <w:t>，</w:t>
-      </w:r>
-      <w:r>
-        <w:rPr>
-          <w:rFonts w:hint="eastAsia" w:ascii="Times New Roman" w:hAnsi="Times New Roman" w:eastAsia="FangSong" w:cs="Times New Roman"/>
-        </w:rPr>
-        <w:t>解释周期趋势</w:t>
-      </w:r>
-    </w:p>
-    <w:p>
-      <w:pPr>
-        <w:pStyle w:val="Compact"/>
-        <w:numPr>
-          <w:ilvl w:val="0"/>
-          <w:numId w:val="1001"/>
-        </w:numPr>
-      </w:pPr>
-      <w:r>
-        <w:rPr>
-          <w:rFonts w:hint="eastAsia" w:ascii="Times New Roman" w:hAnsi="Times New Roman" w:eastAsia="FangSong" w:cs="Times New Roman"/>
-        </w:rPr>
-        <w:t>能用</w:t>
-      </w:r>
-      <w:r>
-        <w:rPr>
-          <w:rFonts w:hint="eastAsia" w:ascii="Times New Roman" w:hAnsi="Times New Roman" w:eastAsia="Times New Roman" w:cs="Times New Roman"/>
-        </w:rPr>
-        <w:t>H</w:t>
-      </w:r>
-      <w:r>
-        <w:rPr>
-          <w:rFonts w:hint="eastAsia" w:ascii="Times New Roman" w:hAnsi="Times New Roman" w:eastAsia="Times New Roman" w:cs="Times New Roman"/>
-          <w:vertAlign w:val="subscript"/>
-        </w:rPr>
-        <w:t>2</w:t>
-      </w:r>
-      <w:r>
-        <w:rPr>
-          <w:rFonts w:hint="eastAsia" w:ascii="Times New Roman" w:hAnsi="Times New Roman" w:eastAsia="FangSong" w:cs="Times New Roman"/>
-        </w:rPr>
-        <w:t>势能曲线解释共价键的物理本质</w:t>
-      </w:r>
-      <w:r>
-        <w:rPr>
-          <w:rFonts w:hint="eastAsia" w:ascii="Times New Roman" w:hAnsi="Times New Roman" w:eastAsia="Times New Roman" w:cs="Times New Roman"/>
-        </w:rPr>
-        <w:t>（</w:t>
-      </w:r>
-      <w:r>
-        <w:rPr>
-          <w:rFonts w:hint="eastAsia" w:ascii="Times New Roman" w:hAnsi="Times New Roman" w:eastAsia="FangSong" w:cs="Times New Roman"/>
-        </w:rPr>
-        <w:t>轨道重叠</w:t>
-      </w:r>
-      <w:r>
-        <w:rPr>
-          <w:rFonts w:hint="eastAsia" w:ascii="Times New Roman" w:hAnsi="Times New Roman" w:eastAsia="Times New Roman" w:cs="Times New Roman"/>
-        </w:rPr>
-        <w:t>→</w:t>
-      </w:r>
-      <w:r>
-        <w:rPr>
-          <w:rFonts w:hint="eastAsia" w:ascii="Times New Roman" w:hAnsi="Times New Roman" w:eastAsia="FangSong" w:cs="Times New Roman"/>
-        </w:rPr>
-        <w:t>能量降低</w:t>
-      </w:r>
-      <w:r>
-        <w:rPr>
-          <w:rFonts w:hint="eastAsia" w:ascii="Times New Roman" w:hAnsi="Times New Roman" w:eastAsia="Times New Roman" w:cs="Times New Roman"/>
-        </w:rPr>
-        <w:t>）</w:t>
-      </w:r>
-    </w:p>
-    <w:p>
-      <w:pPr>
-        <w:pStyle w:val="Compact"/>
-        <w:numPr>
-          <w:ilvl w:val="0"/>
-          <w:numId w:val="1001"/>
-        </w:numPr>
-      </w:pPr>
-      <w:r>
-        <w:rPr>
-          <w:rFonts w:hint="eastAsia" w:ascii="Times New Roman" w:hAnsi="Times New Roman" w:eastAsia="FangSong" w:cs="Times New Roman"/>
-        </w:rPr>
-        <w:t>能区分</w:t>
-      </w:r>
-      <w:r>
-        <w:rPr>
-          <w:rFonts w:hint="eastAsia" w:ascii="Times New Roman" w:hAnsi="Times New Roman" w:eastAsia="Times New Roman" w:cs="Times New Roman"/>
-        </w:rPr>
-        <w:t>σ</w:t>
-      </w:r>
-      <w:r>
-        <w:rPr>
-          <w:rFonts w:hint="eastAsia" w:ascii="Times New Roman" w:hAnsi="Times New Roman" w:eastAsia="FangSong" w:cs="Times New Roman"/>
-        </w:rPr>
-        <w:t>键和</w:t>
-      </w:r>
-      <w:r>
-        <w:rPr>
-          <w:rFonts w:hint="eastAsia" w:ascii="Times New Roman" w:hAnsi="Times New Roman" w:eastAsia="Times New Roman" w:cs="Times New Roman"/>
-        </w:rPr>
-        <w:t>π</w:t>
-      </w:r>
-      <w:r>
-        <w:rPr>
-          <w:rFonts w:hint="eastAsia" w:ascii="Times New Roman" w:hAnsi="Times New Roman" w:eastAsia="FangSong" w:cs="Times New Roman"/>
-        </w:rPr>
-        <w:t>键的形成方式和空间分布</w:t>
-      </w:r>
-    </w:p>
-    <w:p>
-      <w:pPr>
-        <w:pStyle w:val="Compact"/>
-        <w:numPr>
-          <w:ilvl w:val="0"/>
-          <w:numId w:val="1001"/>
-        </w:numPr>
-      </w:pPr>
-      <w:r>
-        <w:rPr>
-          <w:rFonts w:hint="eastAsia" w:ascii="Times New Roman" w:hAnsi="Times New Roman" w:eastAsia="FangSong" w:cs="Times New Roman"/>
-        </w:rPr>
-        <w:t>能画出常见分子</w:t>
-      </w:r>
-      <w:r>
-        <w:rPr>
-          <w:rFonts w:hint="eastAsia" w:ascii="Times New Roman" w:hAnsi="Times New Roman" w:eastAsia="Times New Roman" w:cs="Times New Roman"/>
-        </w:rPr>
-        <w:t>/</w:t>
-      </w:r>
-      <w:r>
-        <w:rPr>
-          <w:rFonts w:hint="eastAsia" w:ascii="Times New Roman" w:hAnsi="Times New Roman" w:eastAsia="FangSong" w:cs="Times New Roman"/>
-        </w:rPr>
-        <w:t>离子的</w:t>
-      </w:r>
-      <w:r>
-        <w:rPr>
-          <w:rFonts w:hint="eastAsia" w:ascii="Times New Roman" w:hAnsi="Times New Roman" w:eastAsia="Times New Roman" w:cs="Times New Roman"/>
-        </w:rPr>
-        <w:t>Lewis</w:t>
-      </w:r>
-      <w:r>
-        <w:rPr>
-          <w:rFonts w:hint="eastAsia" w:ascii="Times New Roman" w:hAnsi="Times New Roman" w:eastAsia="FangSong" w:cs="Times New Roman"/>
-        </w:rPr>
-        <w:t>结构</w:t>
-      </w:r>
-      <w:r>
-        <w:rPr>
-          <w:rFonts w:hint="eastAsia" w:ascii="Times New Roman" w:hAnsi="Times New Roman" w:eastAsia="Times New Roman" w:cs="Times New Roman"/>
-        </w:rPr>
-        <w:t>，</w:t>
-      </w:r>
-      <w:r>
-        <w:rPr>
-          <w:rFonts w:hint="eastAsia" w:ascii="Times New Roman" w:hAnsi="Times New Roman" w:eastAsia="FangSong" w:cs="Times New Roman"/>
-        </w:rPr>
-        <w:t>计算形式电荷并选择最优共振式</w:t>
-      </w:r>
-    </w:p>
-    <w:p>
-      <w:pPr>
-        <w:pStyle w:val="Compact"/>
-        <w:numPr>
-          <w:ilvl w:val="0"/>
-          <w:numId w:val="1001"/>
-        </w:numPr>
-      </w:pPr>
-      <w:r>
-        <w:rPr>
-          <w:rFonts w:hint="eastAsia" w:ascii="Times New Roman" w:hAnsi="Times New Roman" w:eastAsia="FangSong" w:cs="Times New Roman"/>
-        </w:rPr>
-        <w:t>能用</w:t>
-      </w:r>
-      <w:r>
-        <w:rPr>
-          <w:rFonts w:hint="eastAsia" w:ascii="Times New Roman" w:hAnsi="Times New Roman" w:eastAsia="Times New Roman" w:cs="Times New Roman"/>
-        </w:rPr>
-        <w:t>VSEPR</w:t>
-      </w:r>
-      <w:r>
-        <w:rPr>
-          <w:rFonts w:hint="eastAsia" w:ascii="Times New Roman" w:hAnsi="Times New Roman" w:eastAsia="FangSong" w:cs="Times New Roman"/>
-        </w:rPr>
-        <w:t>理论</w:t>
-      </w:r>
-      <w:r>
-        <w:rPr>
-          <w:rFonts w:hint="eastAsia" w:ascii="Times New Roman" w:hAnsi="Times New Roman" w:eastAsia="Times New Roman" w:cs="Times New Roman"/>
-        </w:rPr>
-        <w:t>（AX</w:t>
-      </w:r>
-      <w:r>
-        <w:rPr>
-          <w:rFonts w:hint="eastAsia" w:ascii="Times New Roman" w:hAnsi="Times New Roman" w:eastAsia="Times New Roman" w:cs="Times New Roman"/>
-          <w:vertAlign w:val="subscript"/>
-        </w:rPr>
-        <w:t>n</w:t>
-      </w:r>
-      <w:r>
-        <w:rPr>
-          <w:rFonts w:hint="eastAsia" w:ascii="Times New Roman" w:hAnsi="Times New Roman" w:eastAsia="Times New Roman" w:cs="Times New Roman"/>
-        </w:rPr>
-        <w:t>E</w:t>
-      </w:r>
-      <w:r>
-        <w:rPr>
-          <w:rFonts w:hint="eastAsia" w:ascii="Times New Roman" w:hAnsi="Times New Roman" w:eastAsia="Times New Roman" w:cs="Times New Roman"/>
-          <w:vertAlign w:val="subscript"/>
-        </w:rPr>
-        <w:t>m</w:t>
-      </w:r>
-      <w:r>
-        <w:rPr>
-          <w:rFonts w:hint="eastAsia" w:ascii="Times New Roman" w:hAnsi="Times New Roman" w:eastAsia="FangSong" w:cs="Times New Roman"/>
-        </w:rPr>
-        <w:t>模型</w:t>
-      </w:r>
-      <w:r>
-        <w:rPr>
-          <w:rFonts w:hint="eastAsia" w:ascii="Times New Roman" w:hAnsi="Times New Roman" w:eastAsia="Times New Roman" w:cs="Times New Roman"/>
-        </w:rPr>
-        <w:t>）</w:t>
-      </w:r>
-      <w:r>
-        <w:rPr>
-          <w:rFonts w:hint="eastAsia" w:ascii="Times New Roman" w:hAnsi="Times New Roman" w:eastAsia="FangSong" w:cs="Times New Roman"/>
-        </w:rPr>
-        <w:t>预测分子几何构型</w:t>
-      </w:r>
-      <w:r>
-        <w:rPr>
-          <w:rFonts w:hint="eastAsia" w:ascii="Times New Roman" w:hAnsi="Times New Roman" w:eastAsia="Times New Roman" w:cs="Times New Roman"/>
-        </w:rPr>
-        <w:t>，</w:t>
-      </w:r>
-      <w:r>
-        <w:rPr>
-          <w:rFonts w:hint="eastAsia" w:ascii="Times New Roman" w:hAnsi="Times New Roman" w:eastAsia="FangSong" w:cs="Times New Roman"/>
-        </w:rPr>
-        <w:t>处理孤对电子的位置选择</w:t>
-      </w:r>
-    </w:p>
-    <w:p>
-      <w:pPr>
-        <w:pStyle w:val="Compact"/>
-        <w:numPr>
-          <w:ilvl w:val="0"/>
-          <w:numId w:val="1001"/>
-        </w:numPr>
-      </w:pPr>
-      <w:r>
-        <w:rPr>
-          <w:rFonts w:hint="eastAsia" w:ascii="Times New Roman" w:hAnsi="Times New Roman" w:eastAsia="FangSong" w:cs="Times New Roman"/>
-        </w:rPr>
-        <w:t>能根据分子形状判断中心原子的杂化类型</w:t>
-      </w:r>
-      <w:r>
-        <w:rPr>
-          <w:rFonts w:hint="eastAsia" w:ascii="Times New Roman" w:hAnsi="Times New Roman" w:eastAsia="Times New Roman" w:cs="Times New Roman"/>
-        </w:rPr>
-        <w:t>，</w:t>
-      </w:r>
-      <w:r>
-        <w:rPr>
-          <w:rFonts w:hint="eastAsia" w:ascii="Times New Roman" w:hAnsi="Times New Roman" w:eastAsia="FangSong" w:cs="Times New Roman"/>
-        </w:rPr>
-        <w:t>理解不等性杂化的物理原因</w:t>
-      </w:r>
-    </w:p>
-    <w:p>
-      <w:pPr>
-        <w:pStyle w:val="Compact"/>
-        <w:numPr>
-          <w:ilvl w:val="0"/>
-          <w:numId w:val="1001"/>
-        </w:numPr>
-      </w:pPr>
-      <w:r>
-        <w:rPr>
-          <w:rFonts w:hint="eastAsia" w:ascii="Times New Roman" w:hAnsi="Times New Roman" w:eastAsia="FangSong" w:cs="Times New Roman"/>
-        </w:rPr>
-        <w:t>能判断离域</w:t>
-      </w:r>
-      <w:r>
-        <w:rPr>
-          <w:rFonts w:hint="eastAsia" w:ascii="Times New Roman" w:hAnsi="Times New Roman" w:eastAsia="Times New Roman" w:cs="Times New Roman"/>
-        </w:rPr>
-        <w:t>π</w:t>
-      </w:r>
-      <w:r>
-        <w:rPr>
-          <w:rFonts w:hint="eastAsia" w:ascii="Times New Roman" w:hAnsi="Times New Roman" w:eastAsia="FangSong" w:cs="Times New Roman"/>
-        </w:rPr>
-        <w:t>键的形成条件并写出</w:t>
-      </w:r>
-      <w:r>
-        <w:rPr>
-          <w:rFonts w:hint="eastAsia" w:ascii="Times New Roman" w:hAnsi="Times New Roman" w:eastAsia="Times New Roman" w:cs="Times New Roman"/>
-        </w:rPr>
-        <w:t>Π</w:t>
-      </w:r>
-      <w:r>
-        <w:rPr>
-          <w:rFonts w:hint="eastAsia" w:ascii="Times New Roman" w:hAnsi="Times New Roman" w:eastAsia="Times New Roman" w:cs="Times New Roman"/>
-          <w:vertAlign w:val="subscript"/>
-        </w:rPr>
-        <w:t>n</w:t>
-      </w:r>
-      <w:r>
-        <w:rPr>
-          <w:rFonts w:hint="eastAsia" w:ascii="Times New Roman" w:hAnsi="Times New Roman" w:eastAsia="Times New Roman" w:cs="Times New Roman"/>
-          <w:vertAlign w:val="superscript"/>
-        </w:rPr>
-        <w:t>m</w:t>
-      </w:r>
-      <w:r>
-        <w:rPr>
-          <w:rFonts w:hint="eastAsia" w:ascii="Times New Roman" w:hAnsi="Times New Roman" w:eastAsia="FangSong" w:cs="Times New Roman"/>
-        </w:rPr>
-        <w:t>表示</w:t>
-      </w:r>
-    </w:p>
-    <w:p>
-      <w:pPr>
-        <w:pStyle w:val="Compact"/>
-        <w:numPr>
-          <w:ilvl w:val="0"/>
-          <w:numId w:val="1001"/>
-        </w:numPr>
-      </w:pPr>
-      <w:r>
-        <w:rPr>
-          <w:rFonts w:hint="eastAsia" w:ascii="Times New Roman" w:hAnsi="Times New Roman" w:eastAsia="FangSong" w:cs="Times New Roman"/>
-        </w:rPr>
-        <w:t>能用等电子体原理推断未知分子</w:t>
-      </w:r>
-      <w:r>
-        <w:rPr>
-          <w:rFonts w:hint="eastAsia" w:ascii="Times New Roman" w:hAnsi="Times New Roman" w:eastAsia="Times New Roman" w:cs="Times New Roman"/>
-        </w:rPr>
-        <w:t>/</w:t>
-      </w:r>
-      <w:r>
-        <w:rPr>
-          <w:rFonts w:hint="eastAsia" w:ascii="Times New Roman" w:hAnsi="Times New Roman" w:eastAsia="FangSong" w:cs="Times New Roman"/>
-        </w:rPr>
-        <w:t>离子的结构</w:t>
-      </w:r>
-    </w:p>
-    <w:p>
-      <w:pPr>
-        <w:pStyle w:val="Compact"/>
-        <w:numPr>
-          <w:ilvl w:val="0"/>
-          <w:numId w:val="1001"/>
-        </w:numPr>
-      </w:pPr>
-      <w:r>
-        <w:rPr>
-          <w:rFonts w:hint="eastAsia" w:ascii="Times New Roman" w:hAnsi="Times New Roman" w:eastAsia="FangSong" w:cs="Times New Roman"/>
-        </w:rPr>
-        <w:t>能画出第二周期双原子分子的</w:t>
-      </w:r>
-      <w:r>
-        <w:rPr>
-          <w:rFonts w:hint="eastAsia" w:ascii="Times New Roman" w:hAnsi="Times New Roman" w:eastAsia="Times New Roman" w:cs="Times New Roman"/>
-        </w:rPr>
-        <w:t>MO</w:t>
-      </w:r>
-      <w:r>
-        <w:rPr>
-          <w:rFonts w:hint="eastAsia" w:ascii="Times New Roman" w:hAnsi="Times New Roman" w:eastAsia="FangSong" w:cs="Times New Roman"/>
-        </w:rPr>
-        <w:t>能级图</w:t>
-      </w:r>
-      <w:r>
-        <w:rPr>
-          <w:rFonts w:hint="eastAsia" w:ascii="Times New Roman" w:hAnsi="Times New Roman" w:eastAsia="Times New Roman" w:cs="Times New Roman"/>
-        </w:rPr>
-        <w:t>，</w:t>
-      </w:r>
-      <w:r>
-        <w:rPr>
-          <w:rFonts w:hint="eastAsia" w:ascii="Times New Roman" w:hAnsi="Times New Roman" w:eastAsia="FangSong" w:cs="Times New Roman"/>
-        </w:rPr>
-        <w:t>计算键级并判断磁性</w:t>
-      </w:r>
-    </w:p>
-    <w:p>
-      <w:pPr>
-        <w:pStyle w:val="Compact"/>
-        <w:numPr>
-          <w:ilvl w:val="0"/>
-          <w:numId w:val="1001"/>
-        </w:numPr>
-      </w:pPr>
-      <w:r>
-        <w:rPr>
-          <w:rFonts w:hint="eastAsia" w:ascii="Times New Roman" w:hAnsi="Times New Roman" w:eastAsia="FangSong" w:cs="Times New Roman"/>
-        </w:rPr>
-        <w:t>能理解</w:t>
-      </w:r>
-      <w:r>
-        <w:rPr>
-          <w:rFonts w:hint="eastAsia" w:ascii="Times New Roman" w:hAnsi="Times New Roman" w:eastAsia="Times New Roman" w:cs="Times New Roman"/>
-        </w:rPr>
-        <w:t>Bent</w:t>
-      </w:r>
-      <w:r>
-        <w:rPr>
-          <w:rFonts w:hint="eastAsia" w:ascii="Times New Roman" w:hAnsi="Times New Roman" w:eastAsia="FangSong" w:cs="Times New Roman"/>
-        </w:rPr>
-        <w:t>规则和</w:t>
-      </w:r>
-      <w:r>
-        <w:rPr>
-          <w:rFonts w:hint="eastAsia" w:ascii="Times New Roman" w:hAnsi="Times New Roman" w:eastAsia="Times New Roman" w:cs="Times New Roman"/>
-        </w:rPr>
-        <w:t>Gauche</w:t>
-      </w:r>
-      <w:r>
-        <w:rPr>
-          <w:rFonts w:hint="eastAsia" w:ascii="Times New Roman" w:hAnsi="Times New Roman" w:eastAsia="FangSong" w:cs="Times New Roman"/>
-        </w:rPr>
-        <w:t>效应的物理本质</w:t>
-      </w:r>
-      <w:r>
-        <w:rPr>
-          <w:rFonts w:hint="eastAsia" w:ascii="Times New Roman" w:hAnsi="Times New Roman" w:eastAsia="Times New Roman" w:cs="Times New Roman"/>
-        </w:rPr>
-        <w:t>（</w:t>
-      </w:r>
-      <w:r>
-        <w:rPr>
-          <w:rFonts w:hint="eastAsia" w:ascii="Times New Roman" w:hAnsi="Times New Roman" w:eastAsia="FangSong" w:cs="Times New Roman"/>
-        </w:rPr>
-        <w:t>近年高频考点</w:t>
-      </w:r>
-      <w:r>
-        <w:rPr>
-          <w:rFonts w:hint="eastAsia" w:ascii="Times New Roman" w:hAnsi="Times New Roman" w:eastAsia="Times New Roman" w:cs="Times New Roman"/>
-        </w:rPr>
-        <w:t>）</w:t>
-      </w:r>
-    </w:p>
-    <w:p>
-      <w:pPr>
-        <w:pStyle w:val="Compact"/>
-        <w:numPr>
-          <w:ilvl w:val="0"/>
-          <w:numId w:val="1001"/>
-        </w:numPr>
-      </w:pPr>
-      <w:r>
-        <w:rPr>
-          <w:rFonts w:hint="eastAsia" w:ascii="Times New Roman" w:hAnsi="Times New Roman" w:eastAsia="FangSong" w:cs="Times New Roman"/>
-        </w:rPr>
-        <w:t>能用对称性</w:t>
-      </w:r>
-      <w:r>
-        <w:rPr>
-          <w:rFonts w:hint="eastAsia" w:ascii="Times New Roman" w:hAnsi="Times New Roman" w:eastAsia="Times New Roman" w:cs="Times New Roman"/>
-        </w:rPr>
-        <w:t>（</w:t>
-      </w:r>
-      <w:r>
-        <w:rPr>
-          <w:rFonts w:hint="eastAsia" w:ascii="Times New Roman" w:hAnsi="Times New Roman" w:eastAsia="FangSong" w:cs="Times New Roman"/>
-        </w:rPr>
-        <w:t>旋转轴</w:t>
-      </w:r>
-      <w:r>
-        <w:rPr>
-          <w:rFonts w:hint="eastAsia" w:ascii="Times New Roman" w:hAnsi="Times New Roman" w:eastAsia="Times New Roman" w:cs="Times New Roman"/>
-        </w:rPr>
-        <w:t>、</w:t>
-      </w:r>
-      <w:r>
-        <w:rPr>
-          <w:rFonts w:hint="eastAsia" w:ascii="Times New Roman" w:hAnsi="Times New Roman" w:eastAsia="FangSong" w:cs="Times New Roman"/>
-        </w:rPr>
-        <w:t>镜面</w:t>
-      </w:r>
-      <w:r>
-        <w:rPr>
-          <w:rFonts w:hint="eastAsia" w:ascii="Times New Roman" w:hAnsi="Times New Roman" w:eastAsia="Times New Roman" w:cs="Times New Roman"/>
-        </w:rPr>
-        <w:t>、</w:t>
-      </w:r>
-      <w:r>
-        <w:rPr>
-          <w:rFonts w:hint="eastAsia" w:ascii="Times New Roman" w:hAnsi="Times New Roman" w:eastAsia="FangSong" w:cs="Times New Roman"/>
-        </w:rPr>
-        <w:t>对称中心</w:t>
-      </w:r>
-      <w:r>
-        <w:rPr>
-          <w:rFonts w:hint="eastAsia" w:ascii="Times New Roman" w:hAnsi="Times New Roman" w:eastAsia="Times New Roman" w:cs="Times New Roman"/>
-        </w:rPr>
-        <w:t>）</w:t>
-      </w:r>
-      <w:r>
-        <w:rPr>
-          <w:rFonts w:hint="eastAsia" w:ascii="Times New Roman" w:hAnsi="Times New Roman" w:eastAsia="FangSong" w:cs="Times New Roman"/>
-        </w:rPr>
-        <w:t>判断偶极矩是否为零</w:t>
-      </w:r>
-    </w:p>
-    <w:p>
-      <w:pPr>
-        <w:pStyle w:val="Compact"/>
-        <w:numPr>
-          <w:ilvl w:val="0"/>
-          <w:numId w:val="1001"/>
-        </w:numPr>
-      </w:pPr>
-      <w:r>
-        <w:rPr>
-          <w:rFonts w:hint="eastAsia" w:ascii="Times New Roman" w:hAnsi="Times New Roman" w:eastAsia="FangSong" w:cs="Times New Roman"/>
-        </w:rPr>
-        <w:t>能区分取向力</w:t>
-      </w:r>
-      <w:r>
-        <w:rPr>
-          <w:rFonts w:hint="eastAsia" w:ascii="Times New Roman" w:hAnsi="Times New Roman" w:eastAsia="Times New Roman" w:cs="Times New Roman"/>
-        </w:rPr>
-        <w:t>、</w:t>
-      </w:r>
-      <w:r>
-        <w:rPr>
-          <w:rFonts w:hint="eastAsia" w:ascii="Times New Roman" w:hAnsi="Times New Roman" w:eastAsia="FangSong" w:cs="Times New Roman"/>
-        </w:rPr>
-        <w:t>诱导力</w:t>
-      </w:r>
-      <w:r>
-        <w:rPr>
-          <w:rFonts w:hint="eastAsia" w:ascii="Times New Roman" w:hAnsi="Times New Roman" w:eastAsia="Times New Roman" w:cs="Times New Roman"/>
-        </w:rPr>
-        <w:t>、</w:t>
-      </w:r>
-      <w:r>
-        <w:rPr>
-          <w:rFonts w:hint="eastAsia" w:ascii="Times New Roman" w:hAnsi="Times New Roman" w:eastAsia="FangSong" w:cs="Times New Roman"/>
-        </w:rPr>
-        <w:t>色散力</w:t>
-      </w:r>
-      <w:r>
-        <w:rPr>
-          <w:rFonts w:hint="eastAsia" w:ascii="Times New Roman" w:hAnsi="Times New Roman" w:eastAsia="Times New Roman" w:cs="Times New Roman"/>
-        </w:rPr>
-        <w:t>，</w:t>
-      </w:r>
-      <w:r>
-        <w:rPr>
-          <w:rFonts w:hint="eastAsia" w:ascii="Times New Roman" w:hAnsi="Times New Roman" w:eastAsia="FangSong" w:cs="Times New Roman"/>
-        </w:rPr>
-        <w:t>用氢键解释反常物性</w:t>
-      </w:r>
-    </w:p>
+    <w:tbl>
+      <w:tblPr>
+        <w:tblStyle w:val="Table"/>
+        <w:tblW w:type="pct" w:w="5000"/>
+        <w:tblLayout w:type="fixed"/>
+        <w:tblLook w:firstRow="1" w:lastRow="0" w:firstColumn="0" w:lastColumn="0" w:noHBand="0" w:noVBand="0" w:val="0020"/>
+      </w:tblPr>
+      <w:tblGrid>
+        <w:gridCol w:w="3960"/>
+        <w:gridCol w:w="3960"/>
+      </w:tblGrid>
+      <w:tr>
+        <w:trPr>
+          <w:tblHeader w:val="on"/>
+        </w:trPr>
+        <w:tc>
+          <w:tcPr/>
+          <w:p>
+            <w:pPr>
+              <w:pStyle w:val="Compact"/>
+              <w:jc w:val="center"/>
+            </w:pPr>
+            <w:r>
+              <w:rPr>
+                <w:rFonts w:hint="eastAsia" w:ascii="Times New Roman" w:hAnsi="Times New Roman" w:eastAsia="SimHei" w:cs="Times New Roman"/>
+                <w:b/>
+              </w:rPr>
+              <w:t xml:space="preserve">考纲条目</w:t>
+            </w:r>
+          </w:p>
+        </w:tc>
+        <w:tc>
+          <w:tcPr/>
+          <w:p>
+            <w:pPr>
+              <w:pStyle w:val="Compact"/>
+              <w:jc w:val="center"/>
+            </w:pPr>
+            <w:r>
+              <w:rPr>
+                <w:rFonts w:hint="eastAsia" w:ascii="Times New Roman" w:hAnsi="Times New Roman" w:eastAsia="SimHei" w:cs="Times New Roman"/>
+                <w:b/>
+              </w:rPr>
+              <w:t xml:space="preserve">学完本讲你应能</w:t>
+            </w:r>
+          </w:p>
+        </w:tc>
+      </w:tr>
+      <w:tr>
+        <w:tc>
+          <w:tcPr/>
+          <w:p>
+            <w:pPr>
+              <w:pStyle w:val="Compact"/>
+              <w:jc w:val="center"/>
+            </w:pPr>
+            <w:r>
+              <w:rPr>
+                <w:rFonts w:ascii="Times New Roman" w:hAnsi="Times New Roman" w:eastAsia="Times New Roman" w:cs="Times New Roman"/>
+              </w:rPr>
+              <w:t xml:space="preserve">§10 </w:t>
+            </w:r>
+            <w:r>
+              <w:rPr>
+                <w:rFonts w:hint="eastAsia" w:ascii="Times New Roman" w:hAnsi="Times New Roman" w:eastAsia="FangSong" w:cs="Times New Roman"/>
+              </w:rPr>
+              <w:t xml:space="preserve">分子结构与化学键</w:t>
+            </w:r>
+          </w:p>
+        </w:tc>
+        <w:tc>
+          <w:tcPr/>
+          <w:p>
+            <w:pPr>
+              <w:pStyle w:val="Compact"/>
+              <w:jc w:val="center"/>
+            </w:pPr>
+            <w:r>
+              <w:rPr>
+                <w:rFonts w:hint="eastAsia" w:ascii="Times New Roman" w:hAnsi="Times New Roman" w:eastAsia="FangSong" w:cs="Times New Roman"/>
+              </w:rPr>
+              <w:t>能区分离子键</w:t>
+            </w:r>
+            <w:r>
+              <w:rPr>
+                <w:rFonts w:hint="eastAsia" w:ascii="Times New Roman" w:hAnsi="Times New Roman" w:eastAsia="Times New Roman" w:cs="Times New Roman"/>
+              </w:rPr>
+              <w:t>、</w:t>
+            </w:r>
+            <w:r>
+              <w:rPr>
+                <w:rFonts w:hint="eastAsia" w:ascii="Times New Roman" w:hAnsi="Times New Roman" w:eastAsia="FangSong" w:cs="Times New Roman"/>
+              </w:rPr>
+              <w:t>共价键和金属键的本质差异</w:t>
+            </w:r>
+            <w:r>
+              <w:rPr>
+                <w:rFonts w:hint="eastAsia" w:ascii="Times New Roman" w:hAnsi="Times New Roman" w:eastAsia="Times New Roman" w:cs="Times New Roman"/>
+              </w:rPr>
+              <w:t>，</w:t>
+            </w:r>
+            <w:r>
+              <w:rPr>
+                <w:rFonts w:hint="eastAsia" w:ascii="Times New Roman" w:hAnsi="Times New Roman" w:eastAsia="FangSong" w:cs="Times New Roman"/>
+              </w:rPr>
+              <w:t>用电负性差判断键型</w:t>
+            </w:r>
+            <w:r>
+              <w:rPr>
+                <w:rFonts w:hint="eastAsia" w:ascii="Times New Roman" w:hAnsi="Times New Roman" w:eastAsia="Times New Roman" w:cs="Times New Roman"/>
+              </w:rPr>
+              <w:t>；</w:t>
+            </w:r>
+            <w:r>
+              <w:rPr>
+                <w:rFonts w:hint="eastAsia" w:ascii="Times New Roman" w:hAnsi="Times New Roman" w:eastAsia="FangSong" w:cs="Times New Roman"/>
+              </w:rPr>
+              <w:t>能用</w:t>
+            </w:r>
+            <w:r>
+              <w:rPr>
+                <w:rFonts w:hint="eastAsia" w:ascii="Times New Roman" w:hAnsi="Times New Roman" w:eastAsia="Times New Roman" w:cs="Times New Roman"/>
+              </w:rPr>
+              <w:t>Pauling</w:t>
+            </w:r>
+            <w:r>
+              <w:rPr>
+                <w:rFonts w:hint="eastAsia" w:ascii="Times New Roman" w:hAnsi="Times New Roman" w:eastAsia="FangSong" w:cs="Times New Roman"/>
+              </w:rPr>
+              <w:t>电负性标度比较元素电负性</w:t>
+            </w:r>
+            <w:r>
+              <w:rPr>
+                <w:rFonts w:hint="eastAsia" w:ascii="Times New Roman" w:hAnsi="Times New Roman" w:eastAsia="Times New Roman" w:cs="Times New Roman"/>
+              </w:rPr>
+              <w:t>，</w:t>
+            </w:r>
+            <w:r>
+              <w:rPr>
+                <w:rFonts w:hint="eastAsia" w:ascii="Times New Roman" w:hAnsi="Times New Roman" w:eastAsia="FangSong" w:cs="Times New Roman"/>
+              </w:rPr>
+              <w:t>解释周期趋势</w:t>
+            </w:r>
+            <w:r>
+              <w:rPr>
+                <w:rFonts w:hint="eastAsia" w:ascii="Times New Roman" w:hAnsi="Times New Roman" w:eastAsia="Times New Roman" w:cs="Times New Roman"/>
+              </w:rPr>
+              <w:t>；</w:t>
+            </w:r>
+            <w:r>
+              <w:rPr>
+                <w:rFonts w:hint="eastAsia" w:ascii="Times New Roman" w:hAnsi="Times New Roman" w:eastAsia="FangSong" w:cs="Times New Roman"/>
+              </w:rPr>
+              <w:t>能用</w:t>
+            </w:r>
+            <w:r>
+              <w:rPr>
+                <w:rFonts w:hint="eastAsia" w:ascii="Times New Roman" w:hAnsi="Times New Roman" w:eastAsia="Times New Roman" w:cs="Times New Roman"/>
+              </w:rPr>
+              <w:t>H</w:t>
+            </w:r>
+            <w:r>
+              <w:rPr>
+                <w:rFonts w:hint="eastAsia" w:ascii="Times New Roman" w:hAnsi="Times New Roman" w:eastAsia="Times New Roman" w:cs="Times New Roman"/>
+                <w:vertAlign w:val="subscript"/>
+              </w:rPr>
+              <w:t>2</w:t>
+            </w:r>
+            <w:r>
+              <w:rPr>
+                <w:rFonts w:hint="eastAsia" w:ascii="Times New Roman" w:hAnsi="Times New Roman" w:eastAsia="FangSong" w:cs="Times New Roman"/>
+              </w:rPr>
+              <w:t>势能曲线解释共价键的物理本质</w:t>
+            </w:r>
+            <w:r>
+              <w:rPr>
+                <w:rFonts w:hint="eastAsia" w:ascii="Times New Roman" w:hAnsi="Times New Roman" w:eastAsia="Times New Roman" w:cs="Times New Roman"/>
+              </w:rPr>
+              <w:t>（</w:t>
+            </w:r>
+            <w:r>
+              <w:rPr>
+                <w:rFonts w:hint="eastAsia" w:ascii="Times New Roman" w:hAnsi="Times New Roman" w:eastAsia="FangSong" w:cs="Times New Roman"/>
+              </w:rPr>
+              <w:t>轨道重叠</w:t>
+            </w:r>
+            <w:r>
+              <w:rPr>
+                <w:rFonts w:hint="eastAsia" w:ascii="Times New Roman" w:hAnsi="Times New Roman" w:eastAsia="Times New Roman" w:cs="Times New Roman"/>
+              </w:rPr>
+              <w:t>→</w:t>
+            </w:r>
+            <w:r>
+              <w:rPr>
+                <w:rFonts w:hint="eastAsia" w:ascii="Times New Roman" w:hAnsi="Times New Roman" w:eastAsia="FangSong" w:cs="Times New Roman"/>
+              </w:rPr>
+              <w:t>能量降低</w:t>
+            </w:r>
+            <w:r>
+              <w:rPr>
+                <w:rFonts w:hint="eastAsia" w:ascii="Times New Roman" w:hAnsi="Times New Roman" w:eastAsia="Times New Roman" w:cs="Times New Roman"/>
+              </w:rPr>
+              <w:t>）；</w:t>
+            </w:r>
+            <w:r>
+              <w:rPr>
+                <w:rFonts w:hint="eastAsia" w:ascii="Times New Roman" w:hAnsi="Times New Roman" w:eastAsia="FangSong" w:cs="Times New Roman"/>
+              </w:rPr>
+              <w:t>能区分</w:t>
+            </w:r>
+            <w:r>
+              <w:rPr>
+                <w:rFonts w:hint="eastAsia" w:ascii="Times New Roman" w:hAnsi="Times New Roman" w:eastAsia="Times New Roman" w:cs="Times New Roman"/>
+              </w:rPr>
+              <w:t>σ</w:t>
+            </w:r>
+            <w:r>
+              <w:rPr>
+                <w:rFonts w:hint="eastAsia" w:ascii="Times New Roman" w:hAnsi="Times New Roman" w:eastAsia="FangSong" w:cs="Times New Roman"/>
+              </w:rPr>
+              <w:t>键和</w:t>
+            </w:r>
+            <w:r>
+              <w:rPr>
+                <w:rFonts w:hint="eastAsia" w:ascii="Times New Roman" w:hAnsi="Times New Roman" w:eastAsia="Times New Roman" w:cs="Times New Roman"/>
+              </w:rPr>
+              <w:t>π</w:t>
+            </w:r>
+            <w:r>
+              <w:rPr>
+                <w:rFonts w:hint="eastAsia" w:ascii="Times New Roman" w:hAnsi="Times New Roman" w:eastAsia="FangSong" w:cs="Times New Roman"/>
+              </w:rPr>
+              <w:t>键的形成方式和空间分布</w:t>
+            </w:r>
+            <w:r>
+              <w:rPr>
+                <w:rFonts w:hint="eastAsia" w:ascii="Times New Roman" w:hAnsi="Times New Roman" w:eastAsia="Times New Roman" w:cs="Times New Roman"/>
+              </w:rPr>
+              <w:t>；</w:t>
+            </w:r>
+            <w:r>
+              <w:rPr>
+                <w:rFonts w:hint="eastAsia" w:ascii="Times New Roman" w:hAnsi="Times New Roman" w:eastAsia="FangSong" w:cs="Times New Roman"/>
+              </w:rPr>
+              <w:t>能画出常见分子</w:t>
+            </w:r>
+            <w:r>
+              <w:rPr>
+                <w:rFonts w:hint="eastAsia" w:ascii="Times New Roman" w:hAnsi="Times New Roman" w:eastAsia="Times New Roman" w:cs="Times New Roman"/>
+              </w:rPr>
+              <w:t>/</w:t>
+            </w:r>
+            <w:r>
+              <w:rPr>
+                <w:rFonts w:hint="eastAsia" w:ascii="Times New Roman" w:hAnsi="Times New Roman" w:eastAsia="FangSong" w:cs="Times New Roman"/>
+              </w:rPr>
+              <w:t>离子的</w:t>
+            </w:r>
+            <w:r>
+              <w:rPr>
+                <w:rFonts w:hint="eastAsia" w:ascii="Times New Roman" w:hAnsi="Times New Roman" w:eastAsia="Times New Roman" w:cs="Times New Roman"/>
+              </w:rPr>
+              <w:t>Lewis</w:t>
+            </w:r>
+            <w:r>
+              <w:rPr>
+                <w:rFonts w:hint="eastAsia" w:ascii="Times New Roman" w:hAnsi="Times New Roman" w:eastAsia="FangSong" w:cs="Times New Roman"/>
+              </w:rPr>
+              <w:t>结构</w:t>
+            </w:r>
+            <w:r>
+              <w:rPr>
+                <w:rFonts w:hint="eastAsia" w:ascii="Times New Roman" w:hAnsi="Times New Roman" w:eastAsia="Times New Roman" w:cs="Times New Roman"/>
+              </w:rPr>
+              <w:t>，</w:t>
+            </w:r>
+            <w:r>
+              <w:rPr>
+                <w:rFonts w:hint="eastAsia" w:ascii="Times New Roman" w:hAnsi="Times New Roman" w:eastAsia="FangSong" w:cs="Times New Roman"/>
+              </w:rPr>
+              <w:t>计算形式电荷并选择最优共振式</w:t>
+            </w:r>
+            <w:r>
+              <w:rPr>
+                <w:rFonts w:hint="eastAsia" w:ascii="Times New Roman" w:hAnsi="Times New Roman" w:eastAsia="Times New Roman" w:cs="Times New Roman"/>
+              </w:rPr>
+              <w:t>；</w:t>
+            </w:r>
+            <w:r>
+              <w:rPr>
+                <w:rFonts w:hint="eastAsia" w:ascii="Times New Roman" w:hAnsi="Times New Roman" w:eastAsia="FangSong" w:cs="Times New Roman"/>
+              </w:rPr>
+              <w:t>能用</w:t>
+            </w:r>
+            <w:r>
+              <w:rPr>
+                <w:rFonts w:hint="eastAsia" w:ascii="Times New Roman" w:hAnsi="Times New Roman" w:eastAsia="Times New Roman" w:cs="Times New Roman"/>
+              </w:rPr>
+              <w:t>VSEPR</w:t>
+            </w:r>
+            <w:r>
+              <w:rPr>
+                <w:rFonts w:hint="eastAsia" w:ascii="Times New Roman" w:hAnsi="Times New Roman" w:eastAsia="FangSong" w:cs="Times New Roman"/>
+              </w:rPr>
+              <w:t>理论</w:t>
+            </w:r>
+            <w:r>
+              <w:rPr>
+                <w:rFonts w:hint="eastAsia" w:ascii="Times New Roman" w:hAnsi="Times New Roman" w:eastAsia="Times New Roman" w:cs="Times New Roman"/>
+              </w:rPr>
+              <w:t>（AX</w:t>
+            </w:r>
+            <w:r>
+              <w:rPr>
+                <w:rFonts w:hint="eastAsia" w:ascii="Times New Roman" w:hAnsi="Times New Roman" w:eastAsia="Times New Roman" w:cs="Times New Roman"/>
+                <w:vertAlign w:val="subscript"/>
+              </w:rPr>
+              <w:t>n</w:t>
+            </w:r>
+            <w:r>
+              <w:rPr>
+                <w:rFonts w:hint="eastAsia" w:ascii="Times New Roman" w:hAnsi="Times New Roman" w:eastAsia="Times New Roman" w:cs="Times New Roman"/>
+              </w:rPr>
+              <w:t>E</w:t>
+            </w:r>
+            <w:r>
+              <w:rPr>
+                <w:rFonts w:hint="eastAsia" w:ascii="Times New Roman" w:hAnsi="Times New Roman" w:eastAsia="Times New Roman" w:cs="Times New Roman"/>
+                <w:vertAlign w:val="subscript"/>
+              </w:rPr>
+              <w:t>m</w:t>
+            </w:r>
+            <w:r>
+              <w:rPr>
+                <w:rFonts w:hint="eastAsia" w:ascii="Times New Roman" w:hAnsi="Times New Roman" w:eastAsia="FangSong" w:cs="Times New Roman"/>
+              </w:rPr>
+              <w:t>模型</w:t>
+            </w:r>
+            <w:r>
+              <w:rPr>
+                <w:rFonts w:hint="eastAsia" w:ascii="Times New Roman" w:hAnsi="Times New Roman" w:eastAsia="Times New Roman" w:cs="Times New Roman"/>
+              </w:rPr>
+              <w:t>）</w:t>
+            </w:r>
+            <w:r>
+              <w:rPr>
+                <w:rFonts w:hint="eastAsia" w:ascii="Times New Roman" w:hAnsi="Times New Roman" w:eastAsia="FangSong" w:cs="Times New Roman"/>
+              </w:rPr>
+              <w:t>预测分子几何构型</w:t>
+            </w:r>
+            <w:r>
+              <w:rPr>
+                <w:rFonts w:hint="eastAsia" w:ascii="Times New Roman" w:hAnsi="Times New Roman" w:eastAsia="Times New Roman" w:cs="Times New Roman"/>
+              </w:rPr>
+              <w:t>，</w:t>
+            </w:r>
+            <w:r>
+              <w:rPr>
+                <w:rFonts w:hint="eastAsia" w:ascii="Times New Roman" w:hAnsi="Times New Roman" w:eastAsia="FangSong" w:cs="Times New Roman"/>
+              </w:rPr>
+              <w:t>处理孤对电子的位置选择</w:t>
+            </w:r>
+            <w:r>
+              <w:rPr>
+                <w:rFonts w:hint="eastAsia" w:ascii="Times New Roman" w:hAnsi="Times New Roman" w:eastAsia="Times New Roman" w:cs="Times New Roman"/>
+              </w:rPr>
+              <w:t>；</w:t>
+            </w:r>
+            <w:r>
+              <w:rPr>
+                <w:rFonts w:hint="eastAsia" w:ascii="Times New Roman" w:hAnsi="Times New Roman" w:eastAsia="FangSong" w:cs="Times New Roman"/>
+              </w:rPr>
+              <w:t>能根据分子形状判断中心原子的杂化类型</w:t>
+            </w:r>
+            <w:r>
+              <w:rPr>
+                <w:rFonts w:hint="eastAsia" w:ascii="Times New Roman" w:hAnsi="Times New Roman" w:eastAsia="Times New Roman" w:cs="Times New Roman"/>
+              </w:rPr>
+              <w:t>，</w:t>
+            </w:r>
+            <w:r>
+              <w:rPr>
+                <w:rFonts w:hint="eastAsia" w:ascii="Times New Roman" w:hAnsi="Times New Roman" w:eastAsia="FangSong" w:cs="Times New Roman"/>
+              </w:rPr>
+              <w:t>理解不等性杂化的物理原因</w:t>
+            </w:r>
+            <w:r>
+              <w:rPr>
+                <w:rFonts w:hint="eastAsia" w:ascii="Times New Roman" w:hAnsi="Times New Roman" w:eastAsia="Times New Roman" w:cs="Times New Roman"/>
+              </w:rPr>
+              <w:t>；</w:t>
+            </w:r>
+            <w:r>
+              <w:rPr>
+                <w:rFonts w:hint="eastAsia" w:ascii="Times New Roman" w:hAnsi="Times New Roman" w:eastAsia="FangSong" w:cs="Times New Roman"/>
+              </w:rPr>
+              <w:t>能判断离域</w:t>
+            </w:r>
+            <w:r>
+              <w:rPr>
+                <w:rFonts w:hint="eastAsia" w:ascii="Times New Roman" w:hAnsi="Times New Roman" w:eastAsia="Times New Roman" w:cs="Times New Roman"/>
+              </w:rPr>
+              <w:t>π</w:t>
+            </w:r>
+            <w:r>
+              <w:rPr>
+                <w:rFonts w:hint="eastAsia" w:ascii="Times New Roman" w:hAnsi="Times New Roman" w:eastAsia="FangSong" w:cs="Times New Roman"/>
+              </w:rPr>
+              <w:t>键的形成条件并写出</w:t>
+            </w:r>
+            <w:r>
+              <w:rPr>
+                <w:rFonts w:hint="eastAsia" w:ascii="Times New Roman" w:hAnsi="Times New Roman" w:eastAsia="Times New Roman" w:cs="Times New Roman"/>
+              </w:rPr>
+              <w:t>Π</w:t>
+            </w:r>
+            <w:r>
+              <w:rPr>
+                <w:rFonts w:hint="eastAsia" w:ascii="Times New Roman" w:hAnsi="Times New Roman" w:eastAsia="Times New Roman" w:cs="Times New Roman"/>
+                <w:vertAlign w:val="subscript"/>
+              </w:rPr>
+              <w:t>n</w:t>
+            </w:r>
+            <w:r>
+              <w:rPr>
+                <w:rFonts w:hint="eastAsia" w:ascii="Times New Roman" w:hAnsi="Times New Roman" w:eastAsia="Times New Roman" w:cs="Times New Roman"/>
+                <w:vertAlign w:val="superscript"/>
+              </w:rPr>
+              <w:t>m</w:t>
+            </w:r>
+            <w:r>
+              <w:rPr>
+                <w:rFonts w:hint="eastAsia" w:ascii="Times New Roman" w:hAnsi="Times New Roman" w:eastAsia="FangSong" w:cs="Times New Roman"/>
+              </w:rPr>
+              <w:t>表示</w:t>
+            </w:r>
+            <w:r>
+              <w:rPr>
+                <w:rFonts w:hint="eastAsia" w:ascii="Times New Roman" w:hAnsi="Times New Roman" w:eastAsia="Times New Roman" w:cs="Times New Roman"/>
+              </w:rPr>
+              <w:t>；</w:t>
+            </w:r>
+            <w:r>
+              <w:rPr>
+                <w:rFonts w:hint="eastAsia" w:ascii="Times New Roman" w:hAnsi="Times New Roman" w:eastAsia="FangSong" w:cs="Times New Roman"/>
+              </w:rPr>
+              <w:t>能用等电子体原理推断未知分子</w:t>
+            </w:r>
+            <w:r>
+              <w:rPr>
+                <w:rFonts w:hint="eastAsia" w:ascii="Times New Roman" w:hAnsi="Times New Roman" w:eastAsia="Times New Roman" w:cs="Times New Roman"/>
+              </w:rPr>
+              <w:t>/</w:t>
+            </w:r>
+            <w:r>
+              <w:rPr>
+                <w:rFonts w:hint="eastAsia" w:ascii="Times New Roman" w:hAnsi="Times New Roman" w:eastAsia="FangSong" w:cs="Times New Roman"/>
+              </w:rPr>
+              <w:t>离子的结构</w:t>
+            </w:r>
+            <w:r>
+              <w:rPr>
+                <w:rFonts w:hint="eastAsia" w:ascii="Times New Roman" w:hAnsi="Times New Roman" w:eastAsia="Times New Roman" w:cs="Times New Roman"/>
+              </w:rPr>
+              <w:t>；</w:t>
+            </w:r>
+            <w:r>
+              <w:rPr>
+                <w:rFonts w:hint="eastAsia" w:ascii="Times New Roman" w:hAnsi="Times New Roman" w:eastAsia="FangSong" w:cs="Times New Roman"/>
+              </w:rPr>
+              <w:t>能画出第二周期双原子分子的</w:t>
+            </w:r>
+            <w:r>
+              <w:rPr>
+                <w:rFonts w:hint="eastAsia" w:ascii="Times New Roman" w:hAnsi="Times New Roman" w:eastAsia="Times New Roman" w:cs="Times New Roman"/>
+              </w:rPr>
+              <w:t>MO</w:t>
+            </w:r>
+            <w:r>
+              <w:rPr>
+                <w:rFonts w:hint="eastAsia" w:ascii="Times New Roman" w:hAnsi="Times New Roman" w:eastAsia="FangSong" w:cs="Times New Roman"/>
+              </w:rPr>
+              <w:t>能级图</w:t>
+            </w:r>
+            <w:r>
+              <w:rPr>
+                <w:rFonts w:hint="eastAsia" w:ascii="Times New Roman" w:hAnsi="Times New Roman" w:eastAsia="Times New Roman" w:cs="Times New Roman"/>
+              </w:rPr>
+              <w:t>，</w:t>
+            </w:r>
+            <w:r>
+              <w:rPr>
+                <w:rFonts w:hint="eastAsia" w:ascii="Times New Roman" w:hAnsi="Times New Roman" w:eastAsia="FangSong" w:cs="Times New Roman"/>
+              </w:rPr>
+              <w:t>计算键级并判断磁性</w:t>
+            </w:r>
+            <w:r>
+              <w:rPr>
+                <w:rFonts w:hint="eastAsia" w:ascii="Times New Roman" w:hAnsi="Times New Roman" w:eastAsia="Times New Roman" w:cs="Times New Roman"/>
+              </w:rPr>
+              <w:t>；</w:t>
+            </w:r>
+            <w:r>
+              <w:rPr>
+                <w:rFonts w:hint="eastAsia" w:ascii="Times New Roman" w:hAnsi="Times New Roman" w:eastAsia="FangSong" w:cs="Times New Roman"/>
+              </w:rPr>
+              <w:t>能理解</w:t>
+            </w:r>
+            <w:r>
+              <w:rPr>
+                <w:rFonts w:hint="eastAsia" w:ascii="Times New Roman" w:hAnsi="Times New Roman" w:eastAsia="Times New Roman" w:cs="Times New Roman"/>
+              </w:rPr>
+              <w:t>Bent</w:t>
+            </w:r>
+            <w:r>
+              <w:rPr>
+                <w:rFonts w:hint="eastAsia" w:ascii="Times New Roman" w:hAnsi="Times New Roman" w:eastAsia="FangSong" w:cs="Times New Roman"/>
+              </w:rPr>
+              <w:t>规则和</w:t>
+            </w:r>
+            <w:r>
+              <w:rPr>
+                <w:rFonts w:hint="eastAsia" w:ascii="Times New Roman" w:hAnsi="Times New Roman" w:eastAsia="Times New Roman" w:cs="Times New Roman"/>
+              </w:rPr>
+              <w:t>Gauche</w:t>
+            </w:r>
+            <w:r>
+              <w:rPr>
+                <w:rFonts w:hint="eastAsia" w:ascii="Times New Roman" w:hAnsi="Times New Roman" w:eastAsia="FangSong" w:cs="Times New Roman"/>
+              </w:rPr>
+              <w:t>效应的物理本质</w:t>
+            </w:r>
+            <w:r>
+              <w:rPr>
+                <w:rFonts w:hint="eastAsia" w:ascii="Times New Roman" w:hAnsi="Times New Roman" w:eastAsia="Times New Roman" w:cs="Times New Roman"/>
+              </w:rPr>
+              <w:t>（</w:t>
+            </w:r>
+            <w:r>
+              <w:rPr>
+                <w:rFonts w:hint="eastAsia" w:ascii="Times New Roman" w:hAnsi="Times New Roman" w:eastAsia="FangSong" w:cs="Times New Roman"/>
+              </w:rPr>
+              <w:t>近年高频考点</w:t>
+            </w:r>
+            <w:r>
+              <w:rPr>
+                <w:rFonts w:hint="eastAsia" w:ascii="Times New Roman" w:hAnsi="Times New Roman" w:eastAsia="Times New Roman" w:cs="Times New Roman"/>
+              </w:rPr>
+              <w:t>）；</w:t>
+            </w:r>
+            <w:r>
+              <w:rPr>
+                <w:rFonts w:hint="eastAsia" w:ascii="Times New Roman" w:hAnsi="Times New Roman" w:eastAsia="FangSong" w:cs="Times New Roman"/>
+              </w:rPr>
+              <w:t>能用对称性</w:t>
+            </w:r>
+            <w:r>
+              <w:rPr>
+                <w:rFonts w:hint="eastAsia" w:ascii="Times New Roman" w:hAnsi="Times New Roman" w:eastAsia="Times New Roman" w:cs="Times New Roman"/>
+              </w:rPr>
+              <w:t>（</w:t>
+            </w:r>
+            <w:r>
+              <w:rPr>
+                <w:rFonts w:hint="eastAsia" w:ascii="Times New Roman" w:hAnsi="Times New Roman" w:eastAsia="FangSong" w:cs="Times New Roman"/>
+              </w:rPr>
+              <w:t>旋转轴</w:t>
+            </w:r>
+            <w:r>
+              <w:rPr>
+                <w:rFonts w:hint="eastAsia" w:ascii="Times New Roman" w:hAnsi="Times New Roman" w:eastAsia="Times New Roman" w:cs="Times New Roman"/>
+              </w:rPr>
+              <w:t>、</w:t>
+            </w:r>
+            <w:r>
+              <w:rPr>
+                <w:rFonts w:hint="eastAsia" w:ascii="Times New Roman" w:hAnsi="Times New Roman" w:eastAsia="FangSong" w:cs="Times New Roman"/>
+              </w:rPr>
+              <w:t>镜面</w:t>
+            </w:r>
+            <w:r>
+              <w:rPr>
+                <w:rFonts w:hint="eastAsia" w:ascii="Times New Roman" w:hAnsi="Times New Roman" w:eastAsia="Times New Roman" w:cs="Times New Roman"/>
+              </w:rPr>
+              <w:t>、</w:t>
+            </w:r>
+            <w:r>
+              <w:rPr>
+                <w:rFonts w:hint="eastAsia" w:ascii="Times New Roman" w:hAnsi="Times New Roman" w:eastAsia="FangSong" w:cs="Times New Roman"/>
+              </w:rPr>
+              <w:t>对称中心</w:t>
+            </w:r>
+            <w:r>
+              <w:rPr>
+                <w:rFonts w:hint="eastAsia" w:ascii="Times New Roman" w:hAnsi="Times New Roman" w:eastAsia="Times New Roman" w:cs="Times New Roman"/>
+              </w:rPr>
+              <w:t>）</w:t>
+            </w:r>
+            <w:r>
+              <w:rPr>
+                <w:rFonts w:hint="eastAsia" w:ascii="Times New Roman" w:hAnsi="Times New Roman" w:eastAsia="FangSong" w:cs="Times New Roman"/>
+              </w:rPr>
+              <w:t>判断偶极矩是否为零</w:t>
+            </w:r>
+          </w:p>
+        </w:tc>
+      </w:tr>
+      <w:tr>
+        <w:tc>
+          <w:tcPr/>
+          <w:p>
+            <w:pPr>
+              <w:pStyle w:val="Compact"/>
+              <w:jc w:val="center"/>
+            </w:pPr>
+            <w:r>
+              <w:rPr>
+                <w:rFonts w:ascii="Times New Roman" w:hAnsi="Times New Roman" w:eastAsia="Times New Roman" w:cs="Times New Roman"/>
+              </w:rPr>
+              <w:t xml:space="preserve">§11 </w:t>
+            </w:r>
+            <w:r>
+              <w:rPr>
+                <w:rFonts w:hint="eastAsia" w:ascii="Times New Roman" w:hAnsi="Times New Roman" w:eastAsia="FangSong" w:cs="Times New Roman"/>
+              </w:rPr>
+              <w:t xml:space="preserve">分子间作用力</w:t>
+            </w:r>
+          </w:p>
+        </w:tc>
+        <w:tc>
+          <w:tcPr/>
+          <w:p>
+            <w:pPr>
+              <w:pStyle w:val="Compact"/>
+              <w:jc w:val="center"/>
+            </w:pPr>
+            <w:r>
+              <w:rPr>
+                <w:rFonts w:hint="eastAsia" w:ascii="Times New Roman" w:hAnsi="Times New Roman" w:eastAsia="FangSong" w:cs="Times New Roman"/>
+              </w:rPr>
+              <w:t>能区分取向力</w:t>
+            </w:r>
+            <w:r>
+              <w:rPr>
+                <w:rFonts w:hint="eastAsia" w:ascii="Times New Roman" w:hAnsi="Times New Roman" w:eastAsia="Times New Roman" w:cs="Times New Roman"/>
+              </w:rPr>
+              <w:t>、</w:t>
+            </w:r>
+            <w:r>
+              <w:rPr>
+                <w:rFonts w:hint="eastAsia" w:ascii="Times New Roman" w:hAnsi="Times New Roman" w:eastAsia="FangSong" w:cs="Times New Roman"/>
+              </w:rPr>
+              <w:t>诱导力</w:t>
+            </w:r>
+            <w:r>
+              <w:rPr>
+                <w:rFonts w:hint="eastAsia" w:ascii="Times New Roman" w:hAnsi="Times New Roman" w:eastAsia="Times New Roman" w:cs="Times New Roman"/>
+              </w:rPr>
+              <w:t>、</w:t>
+            </w:r>
+            <w:r>
+              <w:rPr>
+                <w:rFonts w:hint="eastAsia" w:ascii="Times New Roman" w:hAnsi="Times New Roman" w:eastAsia="FangSong" w:cs="Times New Roman"/>
+              </w:rPr>
+              <w:t>色散力</w:t>
+            </w:r>
+            <w:r>
+              <w:rPr>
+                <w:rFonts w:hint="eastAsia" w:ascii="Times New Roman" w:hAnsi="Times New Roman" w:eastAsia="Times New Roman" w:cs="Times New Roman"/>
+              </w:rPr>
+              <w:t>，</w:t>
+            </w:r>
+            <w:r>
+              <w:rPr>
+                <w:rFonts w:hint="eastAsia" w:ascii="Times New Roman" w:hAnsi="Times New Roman" w:eastAsia="FangSong" w:cs="Times New Roman"/>
+              </w:rPr>
+              <w:t>用氢键解释反常物性</w:t>
+            </w:r>
+          </w:p>
+        </w:tc>
+      </w:tr>
+    </w:tbl>
     <w:p>
       <w:pPr>
         <w:spacing w:before="160" w:after="80"/>
@@ -3063,7 +3155,7 @@
       <w:pPr>
         <w:numPr>
           <w:ilvl w:val="0"/>
-          <w:numId w:val="1002"/>
+          <w:numId w:val="1001"/>
         </w:numPr>
       </w:pPr>
       <w:r>
@@ -3283,7 +3375,7 @@
       <w:pPr>
         <w:numPr>
           <w:ilvl w:val="0"/>
-          <w:numId w:val="1002"/>
+          <w:numId w:val="1001"/>
         </w:numPr>
       </w:pPr>
       <w:r>
@@ -15090,7 +15182,7 @@
       <w:pPr>
         <w:numPr>
           <w:ilvl w:val="0"/>
-          <w:numId w:val="1003"/>
+          <w:numId w:val="1002"/>
         </w:numPr>
       </w:pPr>
       <w:r>
@@ -15156,7 +15248,7 @@
       <w:pPr>
         <w:numPr>
           <w:ilvl w:val="0"/>
-          <w:numId w:val="1003"/>
+          <w:numId w:val="1002"/>
         </w:numPr>
       </w:pPr>
       <w:r>
@@ -15208,7 +15300,7 @@
       <w:pPr>
         <w:numPr>
           <w:ilvl w:val="0"/>
-          <w:numId w:val="1003"/>
+          <w:numId w:val="1002"/>
         </w:numPr>
       </w:pPr>
       <w:r>
@@ -19667,7 +19759,7 @@
         <w:pStyle w:val="Compact"/>
         <w:numPr>
           <w:ilvl w:val="0"/>
-          <w:numId w:val="1004"/>
+          <w:numId w:val="1003"/>
         </w:numPr>
       </w:pPr>
       <w:r>
@@ -19712,7 +19804,7 @@
         <w:pStyle w:val="Compact"/>
         <w:numPr>
           <w:ilvl w:val="0"/>
-          <w:numId w:val="1004"/>
+          <w:numId w:val="1003"/>
         </w:numPr>
       </w:pPr>
       <w:r>
@@ -19761,7 +19853,7 @@
         <w:pStyle w:val="Compact"/>
         <w:numPr>
           <w:ilvl w:val="0"/>
-          <w:numId w:val="1004"/>
+          <w:numId w:val="1003"/>
         </w:numPr>
       </w:pPr>
       <w:r>
@@ -19915,7 +20007,7 @@
         <w:pStyle w:val="Compact"/>
         <w:numPr>
           <w:ilvl w:val="0"/>
-          <w:numId w:val="1004"/>
+          <w:numId w:val="1003"/>
         </w:numPr>
       </w:pPr>
       <w:r>
@@ -21686,7 +21778,7 @@
         <w:pStyle w:val="Compact"/>
         <w:numPr>
           <w:ilvl w:val="0"/>
-          <w:numId w:val="1005"/>
+          <w:numId w:val="1004"/>
         </w:numPr>
       </w:pPr>
       <w:r>
@@ -21785,7 +21877,7 @@
         <w:pStyle w:val="Compact"/>
         <w:numPr>
           <w:ilvl w:val="0"/>
-          <w:numId w:val="1005"/>
+          <w:numId w:val="1004"/>
         </w:numPr>
       </w:pPr>
       <w:r>
@@ -21850,7 +21942,7 @@
         <w:pStyle w:val="Compact"/>
         <w:numPr>
           <w:ilvl w:val="0"/>
-          <w:numId w:val="1005"/>
+          <w:numId w:val="1004"/>
         </w:numPr>
       </w:pPr>
       <w:r>
@@ -41058,6 +41150,91 @@
     <w:lvl w:ilvl="8">
       <w:numFmt w:val="bullet"/>
       <w:lvlText w:val=" "/>
+      <w:lvlJc w:val="left"/>
+      <w:pPr>
+        <w:ind w:left="6480" w:hanging="360"/>
+      </w:pPr>
+    </w:lvl>
+  </w:abstractNum>
+  <w:abstractNum w:abstractNumId="99411">
+    <w:nsid w:val="00A99411"/>
+    <w:multiLevelType w:val="multilevel"/>
+    <w:lvl w:ilvl="0">
+      <w:start w:val="1"/>
+      <w:numFmt w:val="decimal"/>
+      <w:lvlText w:val="%1."/>
+      <w:lvlJc w:val="left"/>
+      <w:pPr>
+        <w:ind w:left="720" w:hanging="360"/>
+      </w:pPr>
+    </w:lvl>
+    <w:lvl w:ilvl="1">
+      <w:start w:val="1"/>
+      <w:numFmt w:val="decimal"/>
+      <w:lvlText w:val="%2."/>
+      <w:lvlJc w:val="left"/>
+      <w:pPr>
+        <w:ind w:left="1440" w:hanging="360"/>
+      </w:pPr>
+    </w:lvl>
+    <w:lvl w:ilvl="2">
+      <w:start w:val="1"/>
+      <w:numFmt w:val="decimal"/>
+      <w:lvlText w:val="%3."/>
+      <w:lvlJc w:val="left"/>
+      <w:pPr>
+        <w:ind w:left="2160" w:hanging="360"/>
+      </w:pPr>
+    </w:lvl>
+    <w:lvl w:ilvl="3">
+      <w:start w:val="1"/>
+      <w:numFmt w:val="decimal"/>
+      <w:lvlText w:val="%4."/>
+      <w:lvlJc w:val="left"/>
+      <w:pPr>
+        <w:ind w:left="2880" w:hanging="360"/>
+      </w:pPr>
+    </w:lvl>
+    <w:lvl w:ilvl="4">
+      <w:start w:val="1"/>
+      <w:numFmt w:val="decimal"/>
+      <w:lvlText w:val="%5."/>
+      <w:lvlJc w:val="left"/>
+      <w:pPr>
+        <w:ind w:left="3600" w:hanging="360"/>
+      </w:pPr>
+    </w:lvl>
+    <w:lvl w:ilvl="5">
+      <w:start w:val="1"/>
+      <w:numFmt w:val="decimal"/>
+      <w:lvlText w:val="%6."/>
+      <w:lvlJc w:val="left"/>
+      <w:pPr>
+        <w:ind w:left="4320" w:hanging="360"/>
+      </w:pPr>
+    </w:lvl>
+    <w:lvl w:ilvl="6">
+      <w:start w:val="1"/>
+      <w:numFmt w:val="decimal"/>
+      <w:lvlText w:val="%7."/>
+      <w:lvlJc w:val="left"/>
+      <w:pPr>
+        <w:ind w:left="5040" w:hanging="360"/>
+      </w:pPr>
+    </w:lvl>
+    <w:lvl w:ilvl="7">
+      <w:start w:val="1"/>
+      <w:numFmt w:val="decimal"/>
+      <w:lvlText w:val="%8."/>
+      <w:lvlJc w:val="left"/>
+      <w:pPr>
+        <w:ind w:left="5760" w:hanging="360"/>
+      </w:pPr>
+    </w:lvl>
+    <w:lvl w:ilvl="8">
+      <w:start w:val="1"/>
+      <w:numFmt w:val="decimal"/>
+      <w:lvlText w:val="%9."/>
       <w:lvlJc w:val="left"/>
       <w:pPr>
         <w:ind w:left="6480" w:hanging="360"/>
@@ -41167,96 +41344,38 @@
       </w:rPr>
     </w:lvl>
   </w:abstractNum>
-  <w:abstractNum w:abstractNumId="99411">
-    <w:nsid w:val="00A99411"/>
-    <w:multiLevelType w:val="multilevel"/>
-    <w:lvl w:ilvl="0">
-      <w:start w:val="1"/>
-      <w:numFmt w:val="decimal"/>
-      <w:lvlText w:val="%1."/>
-      <w:lvlJc w:val="left"/>
-      <w:pPr>
-        <w:ind w:left="720" w:hanging="360"/>
-      </w:pPr>
-    </w:lvl>
-    <w:lvl w:ilvl="1">
-      <w:start w:val="1"/>
-      <w:numFmt w:val="decimal"/>
-      <w:lvlText w:val="%2."/>
-      <w:lvlJc w:val="left"/>
-      <w:pPr>
-        <w:ind w:left="1440" w:hanging="360"/>
-      </w:pPr>
-    </w:lvl>
-    <w:lvl w:ilvl="2">
-      <w:start w:val="1"/>
-      <w:numFmt w:val="decimal"/>
-      <w:lvlText w:val="%3."/>
-      <w:lvlJc w:val="left"/>
-      <w:pPr>
-        <w:ind w:left="2160" w:hanging="360"/>
-      </w:pPr>
-    </w:lvl>
-    <w:lvl w:ilvl="3">
-      <w:start w:val="1"/>
-      <w:numFmt w:val="decimal"/>
-      <w:lvlText w:val="%4."/>
-      <w:lvlJc w:val="left"/>
-      <w:pPr>
-        <w:ind w:left="2880" w:hanging="360"/>
-      </w:pPr>
-    </w:lvl>
-    <w:lvl w:ilvl="4">
-      <w:start w:val="1"/>
-      <w:numFmt w:val="decimal"/>
-      <w:lvlText w:val="%5."/>
-      <w:lvlJc w:val="left"/>
-      <w:pPr>
-        <w:ind w:left="3600" w:hanging="360"/>
-      </w:pPr>
-    </w:lvl>
-    <w:lvl w:ilvl="5">
-      <w:start w:val="1"/>
-      <w:numFmt w:val="decimal"/>
-      <w:lvlText w:val="%6."/>
-      <w:lvlJc w:val="left"/>
-      <w:pPr>
-        <w:ind w:left="4320" w:hanging="360"/>
-      </w:pPr>
-    </w:lvl>
-    <w:lvl w:ilvl="6">
-      <w:start w:val="1"/>
-      <w:numFmt w:val="decimal"/>
-      <w:lvlText w:val="%7."/>
-      <w:lvlJc w:val="left"/>
-      <w:pPr>
-        <w:ind w:left="5040" w:hanging="360"/>
-      </w:pPr>
-    </w:lvl>
-    <w:lvl w:ilvl="7">
-      <w:start w:val="1"/>
-      <w:numFmt w:val="decimal"/>
-      <w:lvlText w:val="%8."/>
-      <w:lvlJc w:val="left"/>
-      <w:pPr>
-        <w:ind w:left="5760" w:hanging="360"/>
-      </w:pPr>
-    </w:lvl>
-    <w:lvl w:ilvl="8">
-      <w:start w:val="1"/>
-      <w:numFmt w:val="decimal"/>
-      <w:lvlText w:val="%9."/>
-      <w:lvlJc w:val="left"/>
-      <w:pPr>
-        <w:ind w:left="6480" w:hanging="360"/>
-      </w:pPr>
-    </w:lvl>
-  </w:abstractNum>
   <w:num w:numId="1000">
     <w:abstractNumId w:val="990"/>
   </w:num>
   <w:num w:numId="1001">
-    <w:abstractNumId w:val="991"/>
+    <w:abstractNumId w:val="99411"/>
+    <w:lvlOverride w:ilvl="0">
+      <w:startOverride w:val="1"/>
+    </w:lvlOverride>
+    <w:lvlOverride w:ilvl="1">
+      <w:startOverride w:val="1"/>
+    </w:lvlOverride>
+    <w:lvlOverride w:ilvl="2">
+      <w:startOverride w:val="1"/>
+    </w:lvlOverride>
+    <w:lvlOverride w:ilvl="3">
+      <w:startOverride w:val="1"/>
+    </w:lvlOverride>
+    <w:lvlOverride w:ilvl="4">
+      <w:startOverride w:val="1"/>
+    </w:lvlOverride>
+    <w:lvlOverride w:ilvl="5">
+      <w:startOverride w:val="1"/>
+    </w:lvlOverride>
+    <w:lvlOverride w:ilvl="6">
+      <w:startOverride w:val="1"/>
+    </w:lvlOverride>
+    <w:lvlOverride w:ilvl="7">
+      <w:startOverride w:val="1"/>
+    </w:lvlOverride>
+    <w:lvlOverride w:ilvl="8">
+      <w:startOverride w:val="1"/>
+    </w:lvlOverride>
   </w:num>
   <w:num w:numId="1002">
     <w:abstractNumId w:val="99411"/>
@@ -41289,39 +41408,9 @@
     </w:lvlOverride>
   </w:num>
   <w:num w:numId="1003">
-    <w:abstractNumId w:val="99411"/>
-    <w:lvlOverride w:ilvl="0">
-      <w:startOverride w:val="1"/>
-    </w:lvlOverride>
-    <w:lvlOverride w:ilvl="1">
-      <w:startOverride w:val="1"/>
-    </w:lvlOverride>
-    <w:lvlOverride w:ilvl="2">
-      <w:startOverride w:val="1"/>
-    </w:lvlOverride>
-    <w:lvlOverride w:ilvl="3">
-      <w:startOverride w:val="1"/>
-    </w:lvlOverride>
-    <w:lvlOverride w:ilvl="4">
-      <w:startOverride w:val="1"/>
-    </w:lvlOverride>
-    <w:lvlOverride w:ilvl="5">
-      <w:startOverride w:val="1"/>
-    </w:lvlOverride>
-    <w:lvlOverride w:ilvl="6">
-      <w:startOverride w:val="1"/>
-    </w:lvlOverride>
-    <w:lvlOverride w:ilvl="7">
-      <w:startOverride w:val="1"/>
-    </w:lvlOverride>
-    <w:lvlOverride w:ilvl="8">
-      <w:startOverride w:val="1"/>
-    </w:lvlOverride>
+    <w:abstractNumId w:val="991"/>
   </w:num>
   <w:num w:numId="1004">
-    <w:abstractNumId w:val="991"/>
-  </w:num>
-  <w:num w:numId="1005">
     <w:abstractNumId w:val="99411"/>
     <w:lvlOverride w:ilvl="0">
       <w:startOverride w:val="1"/>

--- a/06-学生侧材料/讲义/2-结构化学/分子结构与化学键-新课.docx
+++ b/06-学生侧材料/讲义/2-结构化学/分子结构与化学键-新课.docx
@@ -7152,9 +7152,89 @@
       </w:r>
       <w:r>
         <w:rPr>
-          <w:rFonts w:hint="eastAsia" w:ascii="Times New Roman" w:hAnsi="Times New Roman" w:eastAsia="Times New Roman" w:cs="Times New Roman"/>
-        </w:rPr>
-        <w:t>kJ/mol。</w:t>
+          <w:rFonts w:ascii="Times New Roman" w:hAnsi="Times New Roman" w:eastAsia="Times New Roman" w:cs="Times New Roman"/>
+        </w:rPr>
+        <w:t xml:space="preserve"> </w:t>
+      </w:r>
+      <w:r>
+        <w:rPr>
+          <w:rFonts w:hint="eastAsia" w:ascii="Times New Roman" w:hAnsi="Times New Roman" w:eastAsia="Times New Roman" w:cs="Times New Roman"/>
+        </w:rPr>
+        <w:t>kcal·mol</w:t>
+      </w:r>
+      <w:r>
+        <w:rPr>
+          <w:rFonts w:hint="eastAsia" w:ascii="Times New Roman" w:hAnsi="Times New Roman" w:eastAsia="Times New Roman" w:cs="Times New Roman"/>
+          <w:vertAlign w:val="superscript"/>
+        </w:rPr>
+        <w:t>-1</w:t>
+      </w:r>
+      <w:r>
+        <w:rPr>
+          <w:rFonts w:hint="eastAsia" w:ascii="Times New Roman" w:hAnsi="Times New Roman" w:eastAsia="Times New Roman" w:cs="Times New Roman"/>
+        </w:rPr>
+        <w:t>（</w:t>
+      </w:r>
+      <w:r>
+        <w:rPr>
+          <w:rFonts w:hint="eastAsia" w:ascii="Times New Roman" w:hAnsi="Times New Roman" w:eastAsia="FangSong" w:cs="Times New Roman"/>
+        </w:rPr>
+        <w:t>若</w:t>
+      </w:r>
+      <w:r>
+        <w:rPr>
+          <w:rFonts w:ascii="Times New Roman" w:hAnsi="Times New Roman" w:eastAsia="Times New Roman" w:cs="Times New Roman"/>
+        </w:rPr>
+        <w:t xml:space="preserve"> Δ </w:t>
+      </w:r>
+      <w:r>
+        <w:rPr>
+          <w:rFonts w:hint="eastAsia" w:ascii="Times New Roman" w:hAnsi="Times New Roman" w:eastAsia="FangSong" w:cs="Times New Roman"/>
+        </w:rPr>
+        <w:t xml:space="preserve">取</w:t>
+      </w:r>
+      <w:r>
+        <w:rPr>
+          <w:rFonts w:ascii="Times New Roman" w:hAnsi="Times New Roman" w:eastAsia="Times New Roman" w:cs="Times New Roman"/>
+        </w:rPr>
+        <w:t xml:space="preserve"> </w:t>
+      </w:r>
+      <w:r>
+        <w:rPr>
+          <w:rFonts w:hint="eastAsia" w:ascii="Times New Roman" w:hAnsi="Times New Roman" w:eastAsia="Times New Roman" w:cs="Times New Roman"/>
+        </w:rPr>
+        <w:t>kJ·mol</w:t>
+      </w:r>
+      <w:r>
+        <w:rPr>
+          <w:rFonts w:hint="eastAsia" w:ascii="Times New Roman" w:hAnsi="Times New Roman" w:eastAsia="Times New Roman" w:cs="Times New Roman"/>
+          <w:vertAlign w:val="superscript"/>
+        </w:rPr>
+        <w:t>-1</w:t>
+      </w:r>
+      <w:r>
+        <w:rPr>
+          <w:rFonts w:hint="eastAsia" w:ascii="Times New Roman" w:hAnsi="Times New Roman" w:eastAsia="Times New Roman" w:cs="Times New Roman"/>
+        </w:rPr>
+        <w:t>，</w:t>
+      </w:r>
+      <w:r>
+        <w:rPr>
+          <w:rFonts w:hint="eastAsia" w:ascii="Times New Roman" w:hAnsi="Times New Roman" w:eastAsia="FangSong" w:cs="Times New Roman"/>
+        </w:rPr>
+        <w:t>系数改为</w:t>
+      </w:r>
+      <w:r>
+        <w:rPr>
+          <w:rFonts w:ascii="Times New Roman" w:hAnsi="Times New Roman" w:eastAsia="Times New Roman" w:cs="Times New Roman"/>
+        </w:rPr>
+        <w:t xml:space="preserve"> </w:t>
+      </w:r>
+      <w:r>
+        <w:rPr>
+          <w:rFonts w:hint="eastAsia" w:ascii="Times New Roman" w:hAnsi="Times New Roman" w:eastAsia="Times New Roman" w:cs="Times New Roman"/>
+        </w:rPr>
+        <w:t>0.208）。</w:t>
       </w:r>
       <w:r>
         <w:rPr>
@@ -28150,7 +28230,7 @@
         <w:rPr>
           <w:rFonts w:hint="eastAsia" w:ascii="Times New Roman" w:hAnsi="Times New Roman" w:eastAsia="FangSong" w:cs="Times New Roman"/>
         </w:rPr>
-        <w:t>正确计算</w:t>
+        <w:t>正确计数</w:t>
       </w:r>
       <w:r>
         <w:rPr>
@@ -28173,33 +28253,58 @@
       </w:r>
       <w:r>
         <w:rPr>
-          <w:rFonts w:hint="eastAsia" w:ascii="Times New Roman" w:hAnsi="Times New Roman" w:eastAsia="Times New Roman" w:cs="Times New Roman"/>
-        </w:rPr>
-        <w:t>S</w:t>
-      </w:r>
-      <w:r>
-        <w:rPr>
-          <w:rFonts w:hint="eastAsia" w:ascii="Times New Roman" w:hAnsi="Times New Roman" w:eastAsia="FangSong" w:cs="Times New Roman"/>
-        </w:rPr>
-        <w:t>形成</w:t>
-      </w:r>
-      <w:r>
-        <w:rPr>
-          <w:rFonts w:hint="eastAsia" w:ascii="Times New Roman" w:hAnsi="Times New Roman" w:eastAsia="Times New Roman" w:cs="Times New Roman"/>
-        </w:rPr>
-        <w:t>3</w:t>
-      </w:r>
-      <w:r>
-        <w:rPr>
-          <w:rFonts w:hint="eastAsia" w:ascii="Times New Roman" w:hAnsi="Times New Roman" w:eastAsia="FangSong" w:cs="Times New Roman"/>
-        </w:rPr>
-        <w:t>个</w:t>
-      </w:r>
-      <w:r>
-        <w:rPr>
-          <w:rFonts w:hint="eastAsia" w:ascii="Times New Roman" w:hAnsi="Times New Roman" w:eastAsia="Times New Roman" w:cs="Times New Roman"/>
-        </w:rPr>
-        <w:t>σ</w:t>
+          <w:rFonts w:ascii="Times New Roman" w:hAnsi="Times New Roman" w:eastAsia="Times New Roman" w:cs="Times New Roman"/>
+        </w:rPr>
+        <w:t xml:space="preserve"> S </w:t>
+      </w:r>
+      <w:r>
+        <w:rPr>
+          <w:rFonts w:hint="eastAsia" w:ascii="Times New Roman" w:hAnsi="Times New Roman" w:eastAsia="FangSong" w:cs="Times New Roman"/>
+        </w:rPr>
+        <w:t xml:space="preserve">用</w:t>
+      </w:r>
+      <w:r>
+        <w:rPr>
+          <w:rFonts w:ascii="Times New Roman" w:hAnsi="Times New Roman" w:eastAsia="Times New Roman" w:cs="Times New Roman"/>
+        </w:rPr>
+        <w:t xml:space="preserve"> sp</w:t>
+      </w:r>
+      <w:r>
+        <w:rPr>
+          <w:rFonts w:ascii="Times New Roman" w:hAnsi="Times New Roman" w:eastAsia="Times New Roman" w:cs="Times New Roman"/>
+          <w:vertAlign w:val="superscript"/>
+        </w:rPr>
+        <w:t>2</w:t>
+      </w:r>
+      <w:r>
+        <w:rPr>
+          <w:rFonts w:ascii="Times New Roman" w:hAnsi="Times New Roman" w:eastAsia="Times New Roman" w:cs="Times New Roman"/>
+        </w:rPr>
+        <w:t xml:space="preserve"> </w:t>
+      </w:r>
+      <w:r>
+        <w:rPr>
+          <w:rFonts w:hint="eastAsia" w:ascii="Times New Roman" w:hAnsi="Times New Roman" w:eastAsia="FangSong" w:cs="Times New Roman"/>
+        </w:rPr>
+        <w:t xml:space="preserve">杂化形成</w:t>
+      </w:r>
+      <w:r>
+        <w:rPr>
+          <w:rFonts w:ascii="Times New Roman" w:hAnsi="Times New Roman" w:eastAsia="Times New Roman" w:cs="Times New Roman"/>
+        </w:rPr>
+        <w:t xml:space="preserve"> 3 </w:t>
+      </w:r>
+      <w:r>
+        <w:rPr>
+          <w:rFonts w:hint="eastAsia" w:ascii="Times New Roman" w:hAnsi="Times New Roman" w:eastAsia="FangSong" w:cs="Times New Roman"/>
+        </w:rPr>
+        <w:t xml:space="preserve">个</w:t>
+      </w:r>
+      <w:r>
+        <w:rPr>
+          <w:rFonts w:ascii="Times New Roman" w:hAnsi="Times New Roman" w:eastAsia="Times New Roman" w:cs="Times New Roman"/>
+        </w:rPr>
+        <w:t xml:space="preserve"> σ </w:t>
       </w:r>
       <w:r>
         <w:rPr>
@@ -28211,224 +28316,181 @@
         <w:rPr>
           <w:rFonts w:hint="eastAsia" w:ascii="Times New Roman" w:hAnsi="Times New Roman" w:eastAsia="Times New Roman" w:cs="Times New Roman"/>
         </w:rPr>
+        <w:t>，</w:t>
+      </w:r>
+      <w:r>
+        <w:rPr>
+          <w:rFonts w:hint="eastAsia" w:ascii="Times New Roman" w:hAnsi="Times New Roman" w:eastAsia="FangSong" w:cs="Times New Roman"/>
+        </w:rPr>
+        <w:t>剩余</w:t>
+      </w:r>
+      <w:r>
+        <w:rPr>
+          <w:rFonts w:ascii="Times New Roman" w:hAnsi="Times New Roman" w:eastAsia="Times New Roman" w:cs="Times New Roman"/>
+        </w:rPr>
+        <w:t xml:space="preserve"> 1 </w:t>
+      </w:r>
+      <w:r>
+        <w:rPr>
+          <w:rFonts w:hint="eastAsia" w:ascii="Times New Roman" w:hAnsi="Times New Roman" w:eastAsia="FangSong" w:cs="Times New Roman"/>
+        </w:rPr>
+        <w:t xml:space="preserve">个</w:t>
+      </w:r>
+      <w:r>
+        <w:rPr>
+          <w:rFonts w:ascii="Times New Roman" w:hAnsi="Times New Roman" w:eastAsia="Times New Roman" w:cs="Times New Roman"/>
+        </w:rPr>
+        <w:t xml:space="preserve"> p </w:t>
+      </w:r>
+      <w:r>
+        <w:rPr>
+          <w:rFonts w:hint="eastAsia" w:ascii="Times New Roman" w:hAnsi="Times New Roman" w:eastAsia="FangSong" w:cs="Times New Roman"/>
+        </w:rPr>
+        <w:t xml:space="preserve">轨道与</w:t>
+      </w:r>
+      <w:r>
+        <w:rPr>
+          <w:rFonts w:ascii="Times New Roman" w:hAnsi="Times New Roman" w:eastAsia="Times New Roman" w:cs="Times New Roman"/>
+        </w:rPr>
+        <w:t xml:space="preserve"> 3 </w:t>
+      </w:r>
+      <w:r>
+        <w:rPr>
+          <w:rFonts w:hint="eastAsia" w:ascii="Times New Roman" w:hAnsi="Times New Roman" w:eastAsia="FangSong" w:cs="Times New Roman"/>
+        </w:rPr>
+        <w:t xml:space="preserve">个</w:t>
+      </w:r>
+      <w:r>
+        <w:rPr>
+          <w:rFonts w:ascii="Times New Roman" w:hAnsi="Times New Roman" w:eastAsia="Times New Roman" w:cs="Times New Roman"/>
+        </w:rPr>
+        <w:t xml:space="preserve"> O </w:t>
+      </w:r>
+      <w:r>
+        <w:rPr>
+          <w:rFonts w:hint="eastAsia" w:ascii="Times New Roman" w:hAnsi="Times New Roman" w:eastAsia="FangSong" w:cs="Times New Roman"/>
+        </w:rPr>
+        <w:t xml:space="preserve">的</w:t>
+      </w:r>
+      <w:r>
+        <w:rPr>
+          <w:rFonts w:ascii="Times New Roman" w:hAnsi="Times New Roman" w:eastAsia="Times New Roman" w:cs="Times New Roman"/>
+        </w:rPr>
+        <w:t xml:space="preserve"> p </w:t>
+      </w:r>
+      <w:r>
+        <w:rPr>
+          <w:rFonts w:hint="eastAsia" w:ascii="Times New Roman" w:hAnsi="Times New Roman" w:eastAsia="FangSong" w:cs="Times New Roman"/>
+        </w:rPr>
+        <w:t>轨道平行</w:t>
+      </w:r>
+      <w:r>
+        <w:rPr>
+          <w:rFonts w:hint="eastAsia" w:ascii="Times New Roman" w:hAnsi="Times New Roman" w:eastAsia="Times New Roman" w:cs="Times New Roman"/>
+        </w:rPr>
+        <w:t>；S</w:t>
+      </w:r>
+      <w:r>
+        <w:rPr>
+          <w:rFonts w:ascii="Times New Roman" w:hAnsi="Times New Roman" w:eastAsia="Times New Roman" w:cs="Times New Roman"/>
+        </w:rPr>
+        <w:t xml:space="preserve"> </w:t>
+      </w:r>
+      <w:r>
+        <w:rPr>
+          <w:rFonts w:hint="eastAsia" w:ascii="Times New Roman" w:hAnsi="Times New Roman" w:eastAsia="FangSong" w:cs="Times New Roman"/>
+        </w:rPr>
+        <w:t xml:space="preserve">的该</w:t>
+      </w:r>
+      <w:r>
+        <w:rPr>
+          <w:rFonts w:ascii="Times New Roman" w:hAnsi="Times New Roman" w:eastAsia="Times New Roman" w:cs="Times New Roman"/>
+        </w:rPr>
+        <w:t xml:space="preserve"> p </w:t>
+      </w:r>
+      <w:r>
+        <w:rPr>
+          <w:rFonts w:hint="eastAsia" w:ascii="Times New Roman" w:hAnsi="Times New Roman" w:eastAsia="FangSong" w:cs="Times New Roman"/>
+        </w:rPr>
+        <w:t xml:space="preserve">轨道提供</w:t>
+      </w:r>
+      <w:r>
+        <w:rPr>
+          <w:rFonts w:ascii="Times New Roman" w:hAnsi="Times New Roman" w:eastAsia="Times New Roman" w:cs="Times New Roman"/>
+        </w:rPr>
+        <w:t xml:space="preserve"> 2 </w:t>
+      </w:r>
+      <w:r>
+        <w:rPr>
+          <w:rFonts w:hint="eastAsia" w:ascii="Times New Roman" w:hAnsi="Times New Roman" w:eastAsia="FangSong" w:cs="Times New Roman"/>
+        </w:rPr>
+        <w:t>个电子</w:t>
+      </w:r>
+      <w:r>
+        <w:rPr>
+          <w:rFonts w:hint="eastAsia" w:ascii="Times New Roman" w:hAnsi="Times New Roman" w:eastAsia="Times New Roman" w:cs="Times New Roman"/>
+        </w:rPr>
+        <w:t>，3</w:t>
+      </w:r>
+      <w:r>
+        <w:rPr>
+          <w:rFonts w:ascii="Times New Roman" w:hAnsi="Times New Roman" w:eastAsia="Times New Roman" w:cs="Times New Roman"/>
+        </w:rPr>
+        <w:t xml:space="preserve"> </w:t>
+      </w:r>
+      <w:r>
+        <w:rPr>
+          <w:rFonts w:hint="eastAsia" w:ascii="Times New Roman" w:hAnsi="Times New Roman" w:eastAsia="FangSong" w:cs="Times New Roman"/>
+        </w:rPr>
+        <w:t xml:space="preserve">个</w:t>
+      </w:r>
+      <w:r>
+        <w:rPr>
+          <w:rFonts w:ascii="Times New Roman" w:hAnsi="Times New Roman" w:eastAsia="Times New Roman" w:cs="Times New Roman"/>
+        </w:rPr>
+        <w:t xml:space="preserve"> O </w:t>
+      </w:r>
+      <w:r>
+        <w:rPr>
+          <w:rFonts w:hint="eastAsia" w:ascii="Times New Roman" w:hAnsi="Times New Roman" w:eastAsia="FangSong" w:cs="Times New Roman"/>
+        </w:rPr>
+        <w:t xml:space="preserve">各提供</w:t>
+      </w:r>
+      <w:r>
+        <w:rPr>
+          <w:rFonts w:ascii="Times New Roman" w:hAnsi="Times New Roman" w:eastAsia="Times New Roman" w:cs="Times New Roman"/>
+        </w:rPr>
+        <w:t xml:space="preserve"> 1 </w:t>
+      </w:r>
+      <w:r>
+        <w:rPr>
+          <w:rFonts w:hint="eastAsia" w:ascii="Times New Roman" w:hAnsi="Times New Roman" w:eastAsia="FangSong" w:cs="Times New Roman"/>
+        </w:rPr>
+        <w:t>个电子</w:t>
+      </w:r>
+      <w:r>
+        <w:rPr>
+          <w:rFonts w:hint="eastAsia" w:ascii="Times New Roman" w:hAnsi="Times New Roman" w:eastAsia="Times New Roman" w:cs="Times New Roman"/>
+        </w:rPr>
         <w:t>（</w:t>
       </w:r>
       <w:r>
         <w:rPr>
           <w:rFonts w:hint="eastAsia" w:ascii="Times New Roman" w:hAnsi="Times New Roman" w:eastAsia="FangSong" w:cs="Times New Roman"/>
         </w:rPr>
-        <w:t>用</w:t>
-      </w:r>
-      <w:r>
-        <w:rPr>
-          <w:rFonts w:hint="eastAsia" w:ascii="Times New Roman" w:hAnsi="Times New Roman" w:eastAsia="Times New Roman" w:cs="Times New Roman"/>
-        </w:rPr>
-        <w:t>3</w:t>
-      </w:r>
-      <w:r>
-        <w:rPr>
-          <w:rFonts w:hint="eastAsia" w:ascii="Times New Roman" w:hAnsi="Times New Roman" w:eastAsia="FangSong" w:cs="Times New Roman"/>
-        </w:rPr>
-        <w:t>个</w:t>
-      </w:r>
-      <w:r>
-        <w:rPr>
-          <w:rFonts w:hint="eastAsia" w:ascii="Times New Roman" w:hAnsi="Times New Roman" w:eastAsia="Times New Roman" w:cs="Times New Roman"/>
-        </w:rPr>
-        <w:t>sp</w:t>
-      </w:r>
-      <w:r>
-        <w:rPr>
-          <w:rFonts w:hint="eastAsia" w:ascii="Times New Roman" w:hAnsi="Times New Roman" w:eastAsia="Times New Roman" w:cs="Times New Roman"/>
-          <w:vertAlign w:val="superscript"/>
-        </w:rPr>
-        <w:t>2</w:t>
-      </w:r>
-      <w:r>
-        <w:rPr>
-          <w:rFonts w:hint="eastAsia" w:ascii="Times New Roman" w:hAnsi="Times New Roman" w:eastAsia="FangSong" w:cs="Times New Roman"/>
-        </w:rPr>
-        <w:t>杂化轨道</w:t>
-      </w:r>
-      <w:r>
-        <w:rPr>
-          <w:rFonts w:hint="eastAsia" w:ascii="Times New Roman" w:hAnsi="Times New Roman" w:eastAsia="Times New Roman" w:cs="Times New Roman"/>
-        </w:rPr>
-        <w:t>），</w:t>
-      </w:r>
-      <w:r>
-        <w:rPr>
-          <w:rFonts w:hint="eastAsia" w:ascii="Times New Roman" w:hAnsi="Times New Roman" w:eastAsia="FangSong" w:cs="Times New Roman"/>
-        </w:rPr>
-        <w:t>剩余</w:t>
-      </w:r>
-      <w:r>
-        <w:rPr>
-          <w:rFonts w:hint="eastAsia" w:ascii="Times New Roman" w:hAnsi="Times New Roman" w:eastAsia="Times New Roman" w:cs="Times New Roman"/>
-        </w:rPr>
-        <w:t>1</w:t>
-      </w:r>
-      <w:r>
-        <w:rPr>
-          <w:rFonts w:hint="eastAsia" w:ascii="Times New Roman" w:hAnsi="Times New Roman" w:eastAsia="FangSong" w:cs="Times New Roman"/>
-        </w:rPr>
-        <w:t>个</w:t>
-      </w:r>
-      <w:r>
-        <w:rPr>
-          <w:rFonts w:hint="eastAsia" w:ascii="Times New Roman" w:hAnsi="Times New Roman" w:eastAsia="Times New Roman" w:cs="Times New Roman"/>
-        </w:rPr>
-        <w:t>p</w:t>
-      </w:r>
-      <w:r>
-        <w:rPr>
-          <w:rFonts w:hint="eastAsia" w:ascii="Times New Roman" w:hAnsi="Times New Roman" w:eastAsia="FangSong" w:cs="Times New Roman"/>
-        </w:rPr>
-        <w:t>轨道与</w:t>
-      </w:r>
-      <w:r>
-        <w:rPr>
-          <w:rFonts w:hint="eastAsia" w:ascii="Times New Roman" w:hAnsi="Times New Roman" w:eastAsia="Times New Roman" w:cs="Times New Roman"/>
-        </w:rPr>
-        <w:t>3</w:t>
-      </w:r>
-      <w:r>
-        <w:rPr>
-          <w:rFonts w:hint="eastAsia" w:ascii="Times New Roman" w:hAnsi="Times New Roman" w:eastAsia="FangSong" w:cs="Times New Roman"/>
-        </w:rPr>
-        <w:t>个</w:t>
-      </w:r>
-      <w:r>
-        <w:rPr>
-          <w:rFonts w:hint="eastAsia" w:ascii="Times New Roman" w:hAnsi="Times New Roman" w:eastAsia="Times New Roman" w:cs="Times New Roman"/>
-        </w:rPr>
-        <w:t>O</w:t>
-      </w:r>
-      <w:r>
-        <w:rPr>
-          <w:rFonts w:hint="eastAsia" w:ascii="Times New Roman" w:hAnsi="Times New Roman" w:eastAsia="FangSong" w:cs="Times New Roman"/>
-        </w:rPr>
-        <w:t>的</w:t>
-      </w:r>
-      <w:r>
-        <w:rPr>
-          <w:rFonts w:hint="eastAsia" w:ascii="Times New Roman" w:hAnsi="Times New Roman" w:eastAsia="Times New Roman" w:cs="Times New Roman"/>
-        </w:rPr>
-        <w:t>p</w:t>
-      </w:r>
-      <w:r>
-        <w:rPr>
-          <w:rFonts w:hint="eastAsia" w:ascii="Times New Roman" w:hAnsi="Times New Roman" w:eastAsia="FangSong" w:cs="Times New Roman"/>
-        </w:rPr>
-        <w:t>轨道平行</w:t>
-      </w:r>
-      <w:r>
-        <w:rPr>
-          <w:rFonts w:hint="eastAsia" w:ascii="Times New Roman" w:hAnsi="Times New Roman" w:eastAsia="Times New Roman" w:cs="Times New Roman"/>
-        </w:rPr>
-        <w:t>。S</w:t>
-      </w:r>
-      <w:r>
-        <w:rPr>
-          <w:rFonts w:hint="eastAsia" w:ascii="Times New Roman" w:hAnsi="Times New Roman" w:eastAsia="FangSong" w:cs="Times New Roman"/>
-        </w:rPr>
-        <w:t>的</w:t>
-      </w:r>
-      <w:r>
-        <w:rPr>
-          <w:rFonts w:hint="eastAsia" w:ascii="Times New Roman" w:hAnsi="Times New Roman" w:eastAsia="Times New Roman" w:cs="Times New Roman"/>
-        </w:rPr>
-        <w:t>p</w:t>
-      </w:r>
-      <w:r>
-        <w:rPr>
-          <w:rFonts w:hint="eastAsia" w:ascii="Times New Roman" w:hAnsi="Times New Roman" w:eastAsia="FangSong" w:cs="Times New Roman"/>
-        </w:rPr>
-        <w:t>轨道有</w:t>
-      </w:r>
-      <w:r>
-        <w:rPr>
-          <w:rFonts w:hint="eastAsia" w:ascii="Times New Roman" w:hAnsi="Times New Roman" w:eastAsia="Times New Roman" w:cs="Times New Roman"/>
-        </w:rPr>
-        <w:t>2</w:t>
-      </w:r>
-      <w:r>
-        <w:rPr>
-          <w:rFonts w:hint="eastAsia" w:ascii="Times New Roman" w:hAnsi="Times New Roman" w:eastAsia="FangSong" w:cs="Times New Roman"/>
-        </w:rPr>
-        <w:t>个电子</w:t>
-      </w:r>
-      <w:r>
-        <w:rPr>
-          <w:rFonts w:hint="eastAsia" w:ascii="Times New Roman" w:hAnsi="Times New Roman" w:eastAsia="Times New Roman" w:cs="Times New Roman"/>
-        </w:rPr>
-        <w:t>，</w:t>
-      </w:r>
-      <w:r>
-        <w:rPr>
-          <w:rFonts w:hint="eastAsia" w:ascii="Times New Roman" w:hAnsi="Times New Roman" w:eastAsia="FangSong" w:cs="Times New Roman"/>
-        </w:rPr>
-        <w:t>每个</w:t>
-      </w:r>
-      <w:r>
-        <w:rPr>
-          <w:rFonts w:hint="eastAsia" w:ascii="Times New Roman" w:hAnsi="Times New Roman" w:eastAsia="Times New Roman" w:cs="Times New Roman"/>
-        </w:rPr>
-        <w:t>O</w:t>
-      </w:r>
-      <w:r>
-        <w:rPr>
-          <w:rFonts w:hint="eastAsia" w:ascii="Times New Roman" w:hAnsi="Times New Roman" w:eastAsia="FangSong" w:cs="Times New Roman"/>
-        </w:rPr>
-        <w:t>的</w:t>
-      </w:r>
-      <w:r>
-        <w:rPr>
-          <w:rFonts w:hint="eastAsia" w:ascii="Times New Roman" w:hAnsi="Times New Roman" w:eastAsia="Times New Roman" w:cs="Times New Roman"/>
-        </w:rPr>
-        <w:t>p</w:t>
-      </w:r>
-      <w:r>
-        <w:rPr>
-          <w:rFonts w:hint="eastAsia" w:ascii="Times New Roman" w:hAnsi="Times New Roman" w:eastAsia="FangSong" w:cs="Times New Roman"/>
-        </w:rPr>
-        <w:t>轨道各有</w:t>
-      </w:r>
-      <w:r>
-        <w:rPr>
-          <w:rFonts w:hint="eastAsia" w:ascii="Times New Roman" w:hAnsi="Times New Roman" w:eastAsia="Times New Roman" w:cs="Times New Roman"/>
-        </w:rPr>
-        <w:t>1</w:t>
-      </w:r>
-      <w:r>
-        <w:rPr>
-          <w:rFonts w:hint="eastAsia" w:ascii="Times New Roman" w:hAnsi="Times New Roman" w:eastAsia="FangSong" w:cs="Times New Roman"/>
-        </w:rPr>
-        <w:t>个电子</w:t>
-      </w:r>
-      <w:r>
-        <w:rPr>
-          <w:rFonts w:hint="eastAsia" w:ascii="Times New Roman" w:hAnsi="Times New Roman" w:eastAsia="Times New Roman" w:cs="Times New Roman"/>
-        </w:rPr>
-        <w:t>（</w:t>
-      </w:r>
-      <w:r>
-        <w:rPr>
-          <w:rFonts w:hint="eastAsia" w:ascii="Times New Roman" w:hAnsi="Times New Roman" w:eastAsia="FangSong" w:cs="Times New Roman"/>
-        </w:rPr>
-        <w:t>参与</w:t>
-      </w:r>
-      <w:r>
-        <w:rPr>
-          <w:rFonts w:hint="eastAsia" w:ascii="Times New Roman" w:hAnsi="Times New Roman" w:eastAsia="Times New Roman" w:cs="Times New Roman"/>
-        </w:rPr>
-        <w:t>σ</w:t>
-      </w:r>
-      <w:r>
-        <w:rPr>
-          <w:rFonts w:hint="eastAsia" w:ascii="Times New Roman" w:hAnsi="Times New Roman" w:eastAsia="FangSong" w:cs="Times New Roman"/>
-        </w:rPr>
-        <w:t>键后剩余</w:t>
+        <w:t>各</w:t>
+      </w:r>
+      <w:r>
+        <w:rPr>
+          <w:rFonts w:ascii="Times New Roman" w:hAnsi="Times New Roman" w:eastAsia="Times New Roman" w:cs="Times New Roman"/>
+        </w:rPr>
+        <w:t xml:space="preserve"> O </w:t>
+      </w:r>
+      <w:r>
+        <w:rPr>
+          <w:rFonts w:hint="eastAsia" w:ascii="Times New Roman" w:hAnsi="Times New Roman" w:eastAsia="FangSong" w:cs="Times New Roman"/>
+        </w:rPr>
+        <w:t>另有一对孤对电子不参与离域</w:t>
       </w:r>
       <w:r>
         <w:rPr>
@@ -28442,24 +28504,46 @@
         </w:rPr>
         <w:t xml:space="preserve"> </w:t>
       </w:r>
-      <w:r>
-        <w:rPr>
-          <w:rFonts w:hint="eastAsia" w:ascii="Times New Roman" w:hAnsi="Times New Roman" w:eastAsia="Times New Roman" w:cs="Times New Roman"/>
-        </w:rPr>
-        <w:t>2+3×1=5？</w:t>
-      </w:r>
-      <w:r>
-        <w:rPr>
-          <w:rFonts w:hint="eastAsia" w:ascii="Times New Roman" w:hAnsi="Times New Roman" w:eastAsia="FangSong" w:cs="Times New Roman"/>
-        </w:rPr>
-        <w:t>仍有问题</w:t>
-      </w:r>
-      <w:r>
-        <w:rPr>
-          <w:rFonts w:hint="eastAsia" w:ascii="Times New Roman" w:hAnsi="Times New Roman" w:eastAsia="Times New Roman" w:cs="Times New Roman"/>
-        </w:rPr>
-        <w:t>。</w:t>
-      </w:r>
+      <m:oMath>
+        <m:oMathPr>
+          <m:ctrlPr>
+            <w:rPr>
+              <w:sz w:val="28"/>
+              <w:szCs w:val="28"/>
+            </w:rPr>
+          </m:ctrlPr>
+        </m:oMathPr>
+        <m:r>
+          <m:t>2</m:t>
+        </m:r>
+        <m:r>
+          <m:rPr>
+            <m:sty m:val="p"/>
+          </m:rPr>
+          <m:t>+</m:t>
+        </m:r>
+        <m:r>
+          <m:t>3</m:t>
+        </m:r>
+        <m:r>
+          <m:rPr>
+            <m:sty m:val="p"/>
+          </m:rPr>
+          <m:t>×</m:t>
+        </m:r>
+        <m:r>
+          <m:t>1</m:t>
+        </m:r>
+        <m:r>
+          <m:rPr>
+            <m:sty m:val="p"/>
+          </m:rPr>
+          <m:t>=</m:t>
+        </m:r>
+        <m:r>
+          <m:t>6</m:t>
+        </m:r>
+      </m:oMath>
       <w:r>
         <w:rPr>
           <w:rFonts w:ascii="Times New Roman" w:hAnsi="Times New Roman" w:eastAsia="Times New Roman" w:cs="Times New Roman"/>
@@ -28468,220 +28552,33 @@
       </w:r>
       <w:r>
         <w:rPr>
-          <w:rFonts w:ascii="Times New Roman" w:hAnsi="Times New Roman" w:eastAsia="Times New Roman" w:cs="Times New Roman"/>
-        </w:rPr>
-        <w:t xml:space="preserve">⑤ </w:t>
-      </w:r>
-      <w:r>
-        <w:rPr>
-          <w:rFonts w:hint="eastAsia" w:ascii="Times New Roman" w:hAnsi="Times New Roman" w:eastAsia="FangSong" w:cs="Times New Roman"/>
-        </w:rPr>
-        <w:t>实际上</w:t>
-      </w:r>
-      <w:r>
-        <w:rPr>
-          <w:rFonts w:hint="eastAsia" w:ascii="Times New Roman" w:hAnsi="Times New Roman" w:eastAsia="Times New Roman" w:cs="Times New Roman"/>
-        </w:rPr>
-        <w:t>SO</w:t>
-      </w:r>
-      <w:r>
-        <w:rPr>
-          <w:rFonts w:hint="eastAsia" w:ascii="Times New Roman" w:hAnsi="Times New Roman" w:eastAsia="Times New Roman" w:cs="Times New Roman"/>
-          <w:vertAlign w:val="subscript"/>
-        </w:rPr>
-        <w:t>3</w:t>
-      </w:r>
-      <w:r>
-        <w:rPr>
-          <w:rFonts w:hint="eastAsia" w:ascii="Times New Roman" w:hAnsi="Times New Roman" w:eastAsia="FangSong" w:cs="Times New Roman"/>
-        </w:rPr>
-        <w:t>有</w:t>
-      </w:r>
-      <w:r>
-        <w:rPr>
-          <w:rFonts w:hint="eastAsia" w:ascii="Times New Roman" w:hAnsi="Times New Roman" w:eastAsia="Times New Roman" w:cs="Times New Roman"/>
-        </w:rPr>
-        <w:t>3</w:t>
-      </w:r>
-      <w:r>
-        <w:rPr>
-          <w:rFonts w:hint="eastAsia" w:ascii="Times New Roman" w:hAnsi="Times New Roman" w:eastAsia="FangSong" w:cs="Times New Roman"/>
-        </w:rPr>
-        <w:t>个</w:t>
-      </w:r>
-      <w:r>
-        <w:rPr>
-          <w:rFonts w:hint="eastAsia" w:ascii="Times New Roman" w:hAnsi="Times New Roman" w:eastAsia="Times New Roman" w:cs="Times New Roman"/>
-        </w:rPr>
-        <w:t>S=O</w:t>
-      </w:r>
-      <w:r>
-        <w:rPr>
-          <w:rFonts w:hint="eastAsia" w:ascii="Times New Roman" w:hAnsi="Times New Roman" w:eastAsia="FangSong" w:cs="Times New Roman"/>
-        </w:rPr>
-        <w:t>双键</w:t>
-      </w:r>
-      <w:r>
-        <w:rPr>
-          <w:rFonts w:hint="eastAsia" w:ascii="Times New Roman" w:hAnsi="Times New Roman" w:eastAsia="Times New Roman" w:cs="Times New Roman"/>
-        </w:rPr>
-        <w:t>，</w:t>
-      </w:r>
-      <w:r>
-        <w:rPr>
-          <w:rFonts w:hint="eastAsia" w:ascii="Times New Roman" w:hAnsi="Times New Roman" w:eastAsia="FangSong" w:cs="Times New Roman"/>
-        </w:rPr>
-        <w:t>每个双键中</w:t>
-      </w:r>
-      <w:r>
-        <w:rPr>
-          <w:rFonts w:hint="eastAsia" w:ascii="Times New Roman" w:hAnsi="Times New Roman" w:eastAsia="Times New Roman" w:cs="Times New Roman"/>
-        </w:rPr>
-        <w:t>S-O</w:t>
-      </w:r>
-      <w:r>
-        <w:rPr>
-          <w:rFonts w:hint="eastAsia" w:ascii="Times New Roman" w:hAnsi="Times New Roman" w:eastAsia="FangSong" w:cs="Times New Roman"/>
-        </w:rPr>
-        <w:t>间有</w:t>
-      </w:r>
-      <w:r>
-        <w:rPr>
-          <w:rFonts w:hint="eastAsia" w:ascii="Times New Roman" w:hAnsi="Times New Roman" w:eastAsia="Times New Roman" w:cs="Times New Roman"/>
-        </w:rPr>
-        <w:t>1</w:t>
-      </w:r>
-      <w:r>
-        <w:rPr>
-          <w:rFonts w:hint="eastAsia" w:ascii="Times New Roman" w:hAnsi="Times New Roman" w:eastAsia="FangSong" w:cs="Times New Roman"/>
-        </w:rPr>
-        <w:t>个</w:t>
-      </w:r>
-      <w:r>
-        <w:rPr>
-          <w:rFonts w:hint="eastAsia" w:ascii="Times New Roman" w:hAnsi="Times New Roman" w:eastAsia="Times New Roman" w:cs="Times New Roman"/>
-        </w:rPr>
-        <w:t>π</w:t>
-      </w:r>
-      <w:r>
-        <w:rPr>
-          <w:rFonts w:hint="eastAsia" w:ascii="Times New Roman" w:hAnsi="Times New Roman" w:eastAsia="FangSong" w:cs="Times New Roman"/>
-        </w:rPr>
-        <w:t>键</w:t>
-      </w:r>
-      <w:r>
-        <w:rPr>
-          <w:rFonts w:hint="eastAsia" w:ascii="Times New Roman" w:hAnsi="Times New Roman" w:eastAsia="Times New Roman" w:cs="Times New Roman"/>
-        </w:rPr>
-        <w:t>。</w:t>
-      </w:r>
-      <w:r>
-        <w:rPr>
-          <w:rFonts w:hint="eastAsia" w:ascii="Times New Roman" w:hAnsi="Times New Roman" w:eastAsia="FangSong" w:cs="Times New Roman"/>
-        </w:rPr>
-        <w:t>但</w:t>
-      </w:r>
-      <w:r>
-        <w:rPr>
-          <w:rFonts w:hint="eastAsia" w:ascii="Times New Roman" w:hAnsi="Times New Roman" w:eastAsia="Times New Roman" w:cs="Times New Roman"/>
-        </w:rPr>
-        <w:t>3</w:t>
-      </w:r>
-      <w:r>
-        <w:rPr>
-          <w:rFonts w:hint="eastAsia" w:ascii="Times New Roman" w:hAnsi="Times New Roman" w:eastAsia="FangSong" w:cs="Times New Roman"/>
-        </w:rPr>
-        <w:t>个</w:t>
-      </w:r>
-      <w:r>
-        <w:rPr>
-          <w:rFonts w:hint="eastAsia" w:ascii="Times New Roman" w:hAnsi="Times New Roman" w:eastAsia="Times New Roman" w:cs="Times New Roman"/>
-        </w:rPr>
-        <w:t>O</w:t>
-      </w:r>
-      <w:r>
-        <w:rPr>
-          <w:rFonts w:hint="eastAsia" w:ascii="Times New Roman" w:hAnsi="Times New Roman" w:eastAsia="FangSong" w:cs="Times New Roman"/>
-        </w:rPr>
-        <w:t>的</w:t>
-      </w:r>
-      <w:r>
-        <w:rPr>
-          <w:rFonts w:hint="eastAsia" w:ascii="Times New Roman" w:hAnsi="Times New Roman" w:eastAsia="Times New Roman" w:cs="Times New Roman"/>
-        </w:rPr>
-        <w:t>p</w:t>
-      </w:r>
-      <w:r>
-        <w:rPr>
-          <w:rFonts w:hint="eastAsia" w:ascii="Times New Roman" w:hAnsi="Times New Roman" w:eastAsia="FangSong" w:cs="Times New Roman"/>
-        </w:rPr>
-        <w:t>轨道平行</w:t>
-      </w:r>
-      <w:r>
-        <w:rPr>
-          <w:rFonts w:hint="eastAsia" w:ascii="Times New Roman" w:hAnsi="Times New Roman" w:eastAsia="Times New Roman" w:cs="Times New Roman"/>
-        </w:rPr>
-        <w:t>→3</w:t>
-      </w:r>
-      <w:r>
-        <w:rPr>
-          <w:rFonts w:hint="eastAsia" w:ascii="Times New Roman" w:hAnsi="Times New Roman" w:eastAsia="FangSong" w:cs="Times New Roman"/>
-        </w:rPr>
-        <w:t>个</w:t>
-      </w:r>
-      <w:r>
-        <w:rPr>
-          <w:rFonts w:hint="eastAsia" w:ascii="Times New Roman" w:hAnsi="Times New Roman" w:eastAsia="Times New Roman" w:cs="Times New Roman"/>
-        </w:rPr>
-        <w:t>π</w:t>
-      </w:r>
-      <w:r>
-        <w:rPr>
-          <w:rFonts w:hint="eastAsia" w:ascii="Times New Roman" w:hAnsi="Times New Roman" w:eastAsia="FangSong" w:cs="Times New Roman"/>
-        </w:rPr>
-        <w:t>电子</w:t>
-      </w:r>
-      <w:r>
-        <w:rPr>
-          <w:rFonts w:hint="eastAsia" w:ascii="Times New Roman" w:hAnsi="Times New Roman" w:eastAsia="Times New Roman" w:cs="Times New Roman"/>
-        </w:rPr>
-        <w:t>+3</w:t>
-      </w:r>
-      <w:r>
-        <w:rPr>
-          <w:rFonts w:hint="eastAsia" w:ascii="Times New Roman" w:hAnsi="Times New Roman" w:eastAsia="FangSong" w:cs="Times New Roman"/>
-        </w:rPr>
-        <w:t>个</w:t>
-      </w:r>
-      <w:r>
-        <w:rPr>
-          <w:rFonts w:hint="eastAsia" w:ascii="Times New Roman" w:hAnsi="Times New Roman" w:eastAsia="Times New Roman" w:cs="Times New Roman"/>
-        </w:rPr>
-        <w:t>O</w:t>
-      </w:r>
-      <w:r>
-        <w:rPr>
-          <w:rFonts w:hint="eastAsia" w:ascii="Times New Roman" w:hAnsi="Times New Roman" w:eastAsia="FangSong" w:cs="Times New Roman"/>
-        </w:rPr>
-        <w:t>的</w:t>
-      </w:r>
-      <w:r>
-        <w:rPr>
-          <w:rFonts w:hint="eastAsia" w:ascii="Times New Roman" w:hAnsi="Times New Roman" w:eastAsia="Times New Roman" w:cs="Times New Roman"/>
-        </w:rPr>
-        <w:t>p</w:t>
-      </w:r>
-      <w:r>
-        <w:rPr>
-          <w:rFonts w:hint="eastAsia" w:ascii="Times New Roman" w:hAnsi="Times New Roman" w:eastAsia="FangSong" w:cs="Times New Roman"/>
-        </w:rPr>
-        <w:t>电子</w:t>
-      </w:r>
-      <w:r>
-        <w:rPr>
-          <w:rFonts w:hint="eastAsia" w:ascii="Times New Roman" w:hAnsi="Times New Roman" w:eastAsia="Times New Roman" w:cs="Times New Roman"/>
-        </w:rPr>
-        <w:t>→</w:t>
+          <w:rFonts w:hint="eastAsia" w:ascii="Times New Roman" w:hAnsi="Times New Roman" w:eastAsia="FangSong" w:cs="Times New Roman"/>
+        </w:rPr>
+        <w:t xml:space="preserve">个电子分布在</w:t>
+      </w:r>
+      <w:r>
+        <w:rPr>
+          <w:rFonts w:ascii="Times New Roman" w:hAnsi="Times New Roman" w:eastAsia="Times New Roman" w:cs="Times New Roman"/>
+        </w:rPr>
+        <w:t xml:space="preserve"> 4 </w:t>
+      </w:r>
+      <w:r>
+        <w:rPr>
+          <w:rFonts w:hint="eastAsia" w:ascii="Times New Roman" w:hAnsi="Times New Roman" w:eastAsia="FangSong" w:cs="Times New Roman"/>
+        </w:rPr>
+        <w:t xml:space="preserve">个原子上</w:t>
+      </w:r>
+      <w:r>
+        <w:rPr>
+          <w:rFonts w:ascii="Times New Roman" w:hAnsi="Times New Roman" w:eastAsia="Times New Roman" w:cs="Times New Roman"/>
+        </w:rPr>
+        <w:t xml:space="preserve"> →</w:t>
+      </w:r>
+      <w:r>
+        <w:rPr>
+          <w:rFonts w:ascii="Times New Roman" w:hAnsi="Times New Roman" w:eastAsia="Times New Roman" w:cs="Times New Roman"/>
+        </w:rPr>
+        <w:t xml:space="preserve"> </w:t>
       </w:r>
       <w:r>
         <w:rPr>
@@ -28711,105 +28608,9 @@
       </w:r>
       <w:r>
         <w:rPr>
-          <w:rFonts w:hint="eastAsia" w:ascii="Times New Roman" w:hAnsi="Times New Roman" w:eastAsia="Times New Roman" w:cs="Times New Roman"/>
-        </w:rPr>
-        <w:t>（S</w:t>
-      </w:r>
-      <w:r>
-        <w:rPr>
-          <w:rFonts w:hint="eastAsia" w:ascii="Times New Roman" w:hAnsi="Times New Roman" w:eastAsia="FangSong" w:cs="Times New Roman"/>
-        </w:rPr>
-        <w:t>提供</w:t>
-      </w:r>
-      <w:r>
-        <w:rPr>
-          <w:rFonts w:hint="eastAsia" w:ascii="Times New Roman" w:hAnsi="Times New Roman" w:eastAsia="Times New Roman" w:cs="Times New Roman"/>
-        </w:rPr>
-        <w:t>2</w:t>
-      </w:r>
-      <w:r>
-        <w:rPr>
-          <w:rFonts w:hint="eastAsia" w:ascii="Times New Roman" w:hAnsi="Times New Roman" w:eastAsia="FangSong" w:cs="Times New Roman"/>
-        </w:rPr>
-        <w:t>个电子</w:t>
-      </w:r>
-      <w:r>
-        <w:rPr>
-          <w:rFonts w:hint="eastAsia" w:ascii="Times New Roman" w:hAnsi="Times New Roman" w:eastAsia="Times New Roman" w:cs="Times New Roman"/>
-        </w:rPr>
-        <w:t>，3</w:t>
-      </w:r>
-      <w:r>
-        <w:rPr>
-          <w:rFonts w:hint="eastAsia" w:ascii="Times New Roman" w:hAnsi="Times New Roman" w:eastAsia="FangSong" w:cs="Times New Roman"/>
-        </w:rPr>
-        <w:t>个</w:t>
-      </w:r>
-      <w:r>
-        <w:rPr>
-          <w:rFonts w:hint="eastAsia" w:ascii="Times New Roman" w:hAnsi="Times New Roman" w:eastAsia="Times New Roman" w:cs="Times New Roman"/>
-        </w:rPr>
-        <w:t>O</w:t>
-      </w:r>
-      <w:r>
-        <w:rPr>
-          <w:rFonts w:hint="eastAsia" w:ascii="Times New Roman" w:hAnsi="Times New Roman" w:eastAsia="FangSong" w:cs="Times New Roman"/>
-        </w:rPr>
-        <w:t>各提供</w:t>
-      </w:r>
-      <w:r>
-        <w:rPr>
-          <w:rFonts w:hint="eastAsia" w:ascii="Times New Roman" w:hAnsi="Times New Roman" w:eastAsia="Times New Roman" w:cs="Times New Roman"/>
-        </w:rPr>
-        <w:t>1</w:t>
-      </w:r>
-      <w:r>
-        <w:rPr>
-          <w:rFonts w:hint="eastAsia" w:ascii="Times New Roman" w:hAnsi="Times New Roman" w:eastAsia="FangSong" w:cs="Times New Roman"/>
-        </w:rPr>
-        <w:t>个</w:t>
-      </w:r>
-      <w:r>
-        <w:rPr>
-          <w:rFonts w:hint="eastAsia" w:ascii="Times New Roman" w:hAnsi="Times New Roman" w:eastAsia="Times New Roman" w:cs="Times New Roman"/>
-        </w:rPr>
-        <w:t>，</w:t>
-      </w:r>
-      <w:r>
-        <w:rPr>
-          <w:rFonts w:hint="eastAsia" w:ascii="Times New Roman" w:hAnsi="Times New Roman" w:eastAsia="FangSong" w:cs="Times New Roman"/>
-        </w:rPr>
-        <w:t>共</w:t>
-      </w:r>
-      <w:r>
-        <w:rPr>
-          <w:rFonts w:hint="eastAsia" w:ascii="Times New Roman" w:hAnsi="Times New Roman" w:eastAsia="Times New Roman" w:cs="Times New Roman"/>
-        </w:rPr>
-        <w:t>6</w:t>
-      </w:r>
-      <w:r>
-        <w:rPr>
-          <w:rFonts w:hint="eastAsia" w:ascii="Times New Roman" w:hAnsi="Times New Roman" w:eastAsia="FangSong" w:cs="Times New Roman"/>
-        </w:rPr>
-        <w:t>个电子分布在</w:t>
-      </w:r>
-      <w:r>
-        <w:rPr>
-          <w:rFonts w:hint="eastAsia" w:ascii="Times New Roman" w:hAnsi="Times New Roman" w:eastAsia="Times New Roman" w:cs="Times New Roman"/>
-        </w:rPr>
-        <w:t>4</w:t>
-      </w:r>
-      <w:r>
-        <w:rPr>
-          <w:rFonts w:hint="eastAsia" w:ascii="Times New Roman" w:hAnsi="Times New Roman" w:eastAsia="FangSong" w:cs="Times New Roman"/>
-        </w:rPr>
-        <w:t>个原子上</w:t>
-      </w:r>
-      <w:r>
-        <w:rPr>
-          <w:rFonts w:hint="eastAsia" w:ascii="Times New Roman" w:hAnsi="Times New Roman" w:eastAsia="Times New Roman" w:cs="Times New Roman"/>
-        </w:rPr>
-        <w:t>）</w:t>
+          <w:rFonts w:ascii="Times New Roman" w:hAnsi="Times New Roman" w:eastAsia="Times New Roman" w:cs="Times New Roman"/>
+        </w:rPr>
+        <w:t xml:space="preserve">。</w:t>
       </w:r>
     </w:p>
     <w:p>
@@ -35131,7 +34932,22 @@
                 <w:rFonts w:hint="eastAsia" w:ascii="Times New Roman" w:hAnsi="Times New Roman" w:eastAsia="Times New Roman" w:cs="Times New Roman"/>
                 <w:b/>
               </w:rPr>
-              <w:t>(D)</w:t>
+              <w:t>(×10</w:t>
+            </w:r>
+            <w:r>
+              <w:rPr>
+                <w:rFonts w:hint="eastAsia" w:ascii="Times New Roman" w:hAnsi="Times New Roman" w:eastAsia="Times New Roman" w:cs="Times New Roman"/>
+                <w:b/>
+                <w:vertAlign w:val="superscript"/>
+              </w:rPr>
+              <w:t>-30</w:t>
+            </w:r>
+            <w:r>
+              <w:rPr>
+                <w:rFonts w:ascii="Times New Roman" w:hAnsi="Times New Roman" w:eastAsia="Times New Roman" w:cs="Times New Roman"/>
+                <w:b/>
+              </w:rPr>
+              <w:t xml:space="preserve"> C·m)</w:t>
             </w:r>
           </w:p>
         </w:tc>

--- a/06-学生侧材料/讲义/2-结构化学/分子结构与化学键-新课.docx
+++ b/06-学生侧材料/讲义/2-结构化学/分子结构与化学键-新课.docx
@@ -13083,9 +13083,77 @@
       </w:r>
       <w:r>
         <w:rPr>
-          <w:rFonts w:ascii="Times New Roman" w:hAnsi="Times New Roman" w:eastAsia="Times New Roman" w:cs="Times New Roman"/>
-        </w:rPr>
-        <w:t xml:space="preserve">。</w:t>
+          <w:rFonts w:hint="eastAsia" w:ascii="Times New Roman" w:hAnsi="Times New Roman" w:eastAsia="Times New Roman" w:cs="Times New Roman"/>
+        </w:rPr>
+        <w:t>。</w:t>
+      </w:r>
+      <w:r>
+        <w:rPr>
+          <w:rFonts w:hint="eastAsia" w:ascii="Times New Roman" w:hAnsi="Times New Roman" w:eastAsia="FangSong" w:cs="Times New Roman"/>
+        </w:rPr>
+        <w:t>共振论的局限在于</w:t>
+      </w:r>
+      <w:r>
+        <w:rPr>
+          <w:rFonts w:hint="eastAsia" w:ascii="Times New Roman" w:hAnsi="Times New Roman" w:eastAsia="FangSong" w:cs="Times New Roman"/>
+          <w:b/>
+          <w:bCs/>
+        </w:rPr>
+        <w:t xml:space="preserve">参与共振的结构需要人为选择</w:t>
+      </w:r>
+      <w:r>
+        <w:rPr>
+          <w:rFonts w:hint="eastAsia" w:ascii="Times New Roman" w:hAnsi="Times New Roman" w:eastAsia="Times New Roman" w:cs="Times New Roman"/>
+        </w:rPr>
+        <w:t>，</w:t>
+      </w:r>
+      <w:r>
+        <w:rPr>
+          <w:rFonts w:hint="eastAsia" w:ascii="Times New Roman" w:hAnsi="Times New Roman" w:eastAsia="FangSong" w:cs="Times New Roman"/>
+        </w:rPr>
+        <w:t>含一定主观性</w:t>
+      </w:r>
+      <w:r>
+        <w:rPr>
+          <w:rFonts w:hint="eastAsia" w:ascii="Times New Roman" w:hAnsi="Times New Roman" w:eastAsia="Times New Roman" w:cs="Times New Roman"/>
+        </w:rPr>
+        <w:t>；</w:t>
+      </w:r>
+      <w:r>
+        <w:rPr>
+          <w:rFonts w:hint="eastAsia" w:ascii="Times New Roman" w:hAnsi="Times New Roman" w:eastAsia="FangSong" w:cs="Times New Roman"/>
+        </w:rPr>
+        <w:t>处理电子离域时</w:t>
+      </w:r>
+      <w:r>
+        <w:rPr>
+          <w:rFonts w:hint="eastAsia" w:ascii="Times New Roman" w:hAnsi="Times New Roman" w:eastAsia="Times New Roman" w:cs="Times New Roman"/>
+        </w:rPr>
+        <w:t>，</w:t>
+      </w:r>
+      <w:r>
+        <w:rPr>
+          <w:rFonts w:hint="eastAsia" w:ascii="Times New Roman" w:hAnsi="Times New Roman" w:eastAsia="FangSong" w:cs="Times New Roman"/>
+        </w:rPr>
+        <w:t>分子轨道</w:t>
+      </w:r>
+      <w:r>
+        <w:rPr>
+          <w:rFonts w:hint="eastAsia" w:ascii="Times New Roman" w:hAnsi="Times New Roman" w:eastAsia="Times New Roman" w:cs="Times New Roman"/>
+        </w:rPr>
+        <w:t>（MO）</w:t>
+      </w:r>
+      <w:r>
+        <w:rPr>
+          <w:rFonts w:hint="eastAsia" w:ascii="Times New Roman" w:hAnsi="Times New Roman" w:eastAsia="FangSong" w:cs="Times New Roman"/>
+        </w:rPr>
+        <w:t>理论更自然</w:t>
+      </w:r>
+      <w:r>
+        <w:rPr>
+          <w:rFonts w:hint="eastAsia" w:ascii="Times New Roman" w:hAnsi="Times New Roman" w:eastAsia="Times New Roman" w:cs="Times New Roman"/>
+        </w:rPr>
+        <w:t>。</w:t>
       </w:r>
     </w:p>
     <w:p>
@@ -13505,83 +13573,6 @@
           <w:rFonts w:hint="eastAsia" w:ascii="Times New Roman" w:hAnsi="Times New Roman" w:eastAsia="FangSong" w:cs="Times New Roman"/>
         </w:rPr>
         <w:t>键</w:t>
-      </w:r>
-    </w:p>
-    <w:p>
-      <w:pPr>
-        <w:pStyle w:val="MethodologyBlock"/>
-      </w:pPr>
-      <w:r>
-        <w:rPr>
-          <w:rFonts w:hint="eastAsia" w:ascii="Times New Roman" w:hAnsi="Times New Roman" w:eastAsia="FangSong" w:cs="Times New Roman"/>
-        </w:rPr>
-        <w:t xml:space="preserve">理解要点</w:t>
-      </w:r>
-      <w:r>
-        <w:rPr>
-          <w:rFonts w:ascii="Times New Roman" w:hAnsi="Times New Roman" w:eastAsia="Times New Roman" w:cs="Times New Roman"/>
-        </w:rPr>
-        <w:t xml:space="preserve"> </w:t>
-      </w:r>
-      <w:r>
-        <w:rPr>
-          <w:rFonts w:hint="eastAsia" w:ascii="Times New Roman" w:hAnsi="Times New Roman" w:eastAsia="FangSong" w:cs="Times New Roman"/>
-        </w:rPr>
-        <w:t>共振论是价键理论的延伸</w:t>
-      </w:r>
-      <w:r>
-        <w:rPr>
-          <w:rFonts w:hint="eastAsia" w:ascii="Times New Roman" w:hAnsi="Times New Roman" w:eastAsia="Times New Roman" w:cs="Times New Roman"/>
-        </w:rPr>
-        <w:t>，</w:t>
-      </w:r>
-      <w:r>
-        <w:rPr>
-          <w:rFonts w:hint="eastAsia" w:ascii="Times New Roman" w:hAnsi="Times New Roman" w:eastAsia="FangSong" w:cs="Times New Roman"/>
-        </w:rPr>
-        <w:t>用于处理电子离域体系</w:t>
-      </w:r>
-      <w:r>
-        <w:rPr>
-          <w:rFonts w:hint="eastAsia" w:ascii="Times New Roman" w:hAnsi="Times New Roman" w:eastAsia="Times New Roman" w:cs="Times New Roman"/>
-        </w:rPr>
-        <w:t>。</w:t>
-      </w:r>
-      <w:r>
-        <w:rPr>
-          <w:rFonts w:hint="eastAsia" w:ascii="Times New Roman" w:hAnsi="Times New Roman" w:eastAsia="FangSong" w:cs="Times New Roman"/>
-        </w:rPr>
-        <w:t>它的局限性在于主观性较强</w:t>
-      </w:r>
-      <w:r>
-        <w:rPr>
-          <w:rFonts w:hint="eastAsia" w:ascii="Times New Roman" w:hAnsi="Times New Roman" w:eastAsia="Times New Roman" w:cs="Times New Roman"/>
-        </w:rPr>
-        <w:t>（</w:t>
-      </w:r>
-      <w:r>
-        <w:rPr>
-          <w:rFonts w:hint="eastAsia" w:ascii="Times New Roman" w:hAnsi="Times New Roman" w:eastAsia="FangSong" w:cs="Times New Roman"/>
-        </w:rPr>
-        <w:t>哪些结构参与共振需要人为判断</w:t>
-      </w:r>
-      <w:r>
-        <w:rPr>
-          <w:rFonts w:hint="eastAsia" w:ascii="Times New Roman" w:hAnsi="Times New Roman" w:eastAsia="Times New Roman" w:cs="Times New Roman"/>
-        </w:rPr>
-        <w:t>）。MO</w:t>
-      </w:r>
-      <w:r>
-        <w:rPr>
-          <w:rFonts w:hint="eastAsia" w:ascii="Times New Roman" w:hAnsi="Times New Roman" w:eastAsia="FangSong" w:cs="Times New Roman"/>
-        </w:rPr>
-        <w:t>理论用离域分子轨道可以更自然地处理这些问题</w:t>
-      </w:r>
-      <w:r>
-        <w:rPr>
-          <w:rFonts w:hint="eastAsia" w:ascii="Times New Roman" w:hAnsi="Times New Roman" w:eastAsia="Times New Roman" w:cs="Times New Roman"/>
-        </w:rPr>
-        <w:t>。</w:t>
       </w:r>
     </w:p>
     <w:p>
@@ -29788,26 +29779,21 @@
       </w:r>
       <w:r>
         <w:rPr>
-          <w:rFonts w:ascii="Times New Roman" w:hAnsi="Times New Roman" w:eastAsia="Times New Roman" w:cs="Times New Roman"/>
-        </w:rPr>
-        <w:t xml:space="preserve">。</w:t>
-      </w:r>
-    </w:p>
-    <w:p>
-      <w:pPr>
-        <w:pStyle w:val="MethodologyBlock"/>
-      </w:pPr>
-      <w:r>
-        <w:rPr>
-          <w:rFonts w:hint="eastAsia" w:ascii="Times New Roman" w:hAnsi="Times New Roman" w:eastAsia="FangSong" w:cs="Times New Roman"/>
-        </w:rPr>
-        <w:t xml:space="preserve">理解要点</w:t>
-      </w:r>
-      <w:r>
-        <w:rPr>
-          <w:rFonts w:ascii="Times New Roman" w:hAnsi="Times New Roman" w:eastAsia="Times New Roman" w:cs="Times New Roman"/>
-        </w:rPr>
-        <w:t xml:space="preserve"> </w:t>
+          <w:rFonts w:hint="eastAsia" w:ascii="Times New Roman" w:hAnsi="Times New Roman" w:eastAsia="Times New Roman" w:cs="Times New Roman"/>
+        </w:rPr>
+        <w:t>。（</w:t>
+      </w:r>
+      <w:r>
+        <w:rPr>
+          <w:rFonts w:hint="eastAsia" w:ascii="Times New Roman" w:hAnsi="Times New Roman" w:eastAsia="FangSong" w:cs="Times New Roman"/>
+        </w:rPr>
+        <w:t>口诀</w:t>
+      </w:r>
+      <w:r>
+        <w:rPr>
+          <w:rFonts w:hint="eastAsia" w:ascii="Times New Roman" w:hAnsi="Times New Roman" w:eastAsia="Times New Roman" w:cs="Times New Roman"/>
+        </w:rPr>
+        <w:t>：</w:t>
       </w:r>
       <w:r>
         <w:rPr>
@@ -29815,25 +29801,45 @@
           <w:b/>
           <w:bCs/>
         </w:rPr>
-        <w:t xml:space="preserve">口诀</w:t>
-      </w:r>
-      <w:r>
-        <w:rPr>
-          <w:rFonts w:hint="eastAsia" w:ascii="Times New Roman" w:hAnsi="Times New Roman" w:eastAsia="Times New Roman" w:cs="Times New Roman"/>
-        </w:rPr>
-        <w:t>：</w:t>
-      </w:r>
-      <w:r>
-        <w:rPr>
-          <w:rFonts w:hint="eastAsia" w:ascii="Times New Roman" w:hAnsi="Times New Roman" w:eastAsia="FangSong" w:cs="Times New Roman"/>
-        </w:rPr>
-        <w:t>小负走高</w:t>
-      </w:r>
-      <w:r>
-        <w:rPr>
-          <w:rFonts w:hint="eastAsia" w:ascii="Times New Roman" w:hAnsi="Times New Roman" w:eastAsia="Times New Roman" w:cs="Times New Roman"/>
-        </w:rPr>
-        <w:t>s</w:t>
+        <w:t xml:space="preserve">小负走高</w:t>
+      </w:r>
+      <w:r>
+        <w:rPr>
+          <w:rFonts w:ascii="Times New Roman" w:hAnsi="Times New Roman" w:eastAsia="Times New Roman" w:cs="Times New Roman"/>
+          <w:b/>
+          <w:bCs/>
+        </w:rPr>
+        <w:t xml:space="preserve"> s</w:t>
+      </w:r>
+      <w:r>
+        <w:rPr>
+          <w:rFonts w:hint="eastAsia" w:ascii="Times New Roman" w:hAnsi="Times New Roman" w:eastAsia="Times New Roman" w:cs="Times New Roman"/>
+        </w:rPr>
+        <w:t>——</w:t>
+      </w:r>
+      <w:r>
+        <w:rPr>
+          <w:rFonts w:hint="eastAsia" w:ascii="Times New Roman" w:hAnsi="Times New Roman" w:eastAsia="FangSong" w:cs="Times New Roman"/>
+        </w:rPr>
+        <w:t>电负性小的基团方向</w:t>
+      </w:r>
+      <w:r>
+        <w:rPr>
+          <w:rFonts w:ascii="Times New Roman" w:hAnsi="Times New Roman" w:eastAsia="Times New Roman" w:cs="Times New Roman"/>
+        </w:rPr>
+        <w:t xml:space="preserve"> s </w:t>
+      </w:r>
+      <w:r>
+        <w:rPr>
+          <w:rFonts w:hint="eastAsia" w:ascii="Times New Roman" w:hAnsi="Times New Roman" w:eastAsia="FangSong" w:cs="Times New Roman"/>
+        </w:rPr>
+        <w:t>成分高</w:t>
+      </w:r>
+      <w:r>
+        <w:rPr>
+          <w:rFonts w:hint="eastAsia" w:ascii="Times New Roman" w:hAnsi="Times New Roman" w:eastAsia="Times New Roman" w:cs="Times New Roman"/>
+        </w:rPr>
+        <w:t>）</w:t>
       </w:r>
     </w:p>
     <w:p>

--- a/06-学生侧材料/讲义/2-结构化学/分子结构与化学键-新课.docx
+++ b/06-学生侧材料/讲义/2-结构化学/分子结构与化学键-新课.docx
@@ -3020,7 +3020,7 @@
     </w:p>
     <w:p>
       <w:pPr>
-        <w:pStyle w:val="AnswerBlock"/>
+        <w:pStyle w:val="BodyText"/>
       </w:pPr>
       <w:r>
         <w:rPr>
@@ -3036,6 +3036,12 @@
       </w:r>
       <w:r>
         <w:rPr>
+          <w:rFonts w:ascii="Times New Roman" w:hAnsi="Times New Roman" w:eastAsia="Times New Roman" w:cs="Times New Roman"/>
+        </w:rPr>
+        <w:t xml:space="preserve">&gt; </w:t>
+      </w:r>
+      <w:r>
+        <w:rPr>
           <w:rFonts w:hint="eastAsia" w:ascii="Times New Roman" w:hAnsi="Times New Roman" w:eastAsia="FangSong" w:cs="Times New Roman"/>
         </w:rPr>
         <w:t>判断下列化学键的类型</w:t>
@@ -3072,11 +3078,36 @@
         </w:rPr>
         <w:t>、CsI</w:t>
       </w:r>
-    </w:p>
-    <w:p>
-      <w:pPr>
-        <w:pStyle w:val="AnswerBlock"/>
-      </w:pPr>
+      <w:r>
+        <w:rPr>
+          <w:rFonts w:ascii="Times New Roman" w:hAnsi="Times New Roman" w:eastAsia="Times New Roman" w:cs="Times New Roman"/>
+        </w:rPr>
+        <w:t xml:space="preserve"> </w:t>
+      </w:r>
+      <w:r>
+        <w:rPr>
+          <w:rFonts w:ascii="Times New Roman" w:hAnsi="Times New Roman" w:eastAsia="Times New Roman" w:cs="Times New Roman"/>
+        </w:rPr>
+        <w:t xml:space="preserve">&gt;</w:t>
+      </w:r>
+      <w:r>
+        <w:rPr>
+          <w:rFonts w:ascii="Times New Roman" w:hAnsi="Times New Roman" w:eastAsia="Times New Roman" w:cs="Times New Roman"/>
+        </w:rPr>
+        <w:t xml:space="preserve"> </w:t>
+      </w:r>
+      <w:r>
+        <w:rPr>
+          <w:rFonts w:ascii="Times New Roman" w:hAnsi="Times New Roman" w:eastAsia="Times New Roman" w:cs="Times New Roman"/>
+        </w:rPr>
+        <w:t xml:space="preserve">&gt;</w:t>
+      </w:r>
+      <w:r>
+        <w:rPr>
+          <w:rFonts w:ascii="Times New Roman" w:hAnsi="Times New Roman" w:eastAsia="Times New Roman" w:cs="Times New Roman"/>
+        </w:rPr>
+        <w:t xml:space="preserve"> </w:t>
+      </w:r>
       <w:r>
         <w:rPr>
           <w:rFonts w:hint="eastAsia" w:ascii="Times New Roman" w:hAnsi="Times New Roman" w:eastAsia="FangSong" w:cs="Times New Roman"/>
@@ -3743,7 +3774,7 @@
     </w:p>
     <w:p>
       <w:pPr>
-        <w:pStyle w:val="MistakeBlock"/>
+        <w:pStyle w:val="FirstParagraph"/>
       </w:pPr>
       <w:r>
         <w:rPr>
@@ -3756,6 +3787,12 @@
           <w:rFonts w:ascii="Times New Roman" w:hAnsi="Times New Roman" w:eastAsia="Times New Roman" w:cs="Times New Roman"/>
         </w:rPr>
         <w:t xml:space="preserve"> </w:t>
+      </w:r>
+      <w:r>
+        <w:rPr>
+          <w:rFonts w:ascii="Times New Roman" w:hAnsi="Times New Roman" w:eastAsia="Times New Roman" w:cs="Times New Roman"/>
+        </w:rPr>
+        <w:t xml:space="preserve">&gt; </w:t>
       </w:r>
       <w:r>
         <w:rPr>
@@ -8815,7 +8852,7 @@
     </w:tbl>
     <w:p>
       <w:pPr>
-        <w:pStyle w:val="AnswerBlock"/>
+        <w:pStyle w:val="BodyText"/>
         <w:spacing w:before="120"/>
       </w:pPr>
       <w:r>
@@ -8832,6 +8869,12 @@
       </w:r>
       <w:r>
         <w:rPr>
+          <w:rFonts w:ascii="Times New Roman" w:hAnsi="Times New Roman" w:eastAsia="Times New Roman" w:cs="Times New Roman"/>
+        </w:rPr>
+        <w:t xml:space="preserve">&gt; </w:t>
+      </w:r>
+      <w:r>
+        <w:rPr>
           <w:rFonts w:hint="eastAsia" w:ascii="Times New Roman" w:hAnsi="Times New Roman" w:eastAsia="FangSong" w:cs="Times New Roman"/>
         </w:rPr>
         <w:t>解释为什么</w:t>
@@ -8904,11 +8947,36 @@
         </w:rPr>
         <w:t>S。</w:t>
       </w:r>
-    </w:p>
-    <w:p>
-      <w:pPr>
-        <w:pStyle w:val="AnswerBlock"/>
-      </w:pPr>
+      <w:r>
+        <w:rPr>
+          <w:rFonts w:ascii="Times New Roman" w:hAnsi="Times New Roman" w:eastAsia="Times New Roman" w:cs="Times New Roman"/>
+        </w:rPr>
+        <w:t xml:space="preserve"> </w:t>
+      </w:r>
+      <w:r>
+        <w:rPr>
+          <w:rFonts w:ascii="Times New Roman" w:hAnsi="Times New Roman" w:eastAsia="Times New Roman" w:cs="Times New Roman"/>
+        </w:rPr>
+        <w:t xml:space="preserve">&gt;</w:t>
+      </w:r>
+      <w:r>
+        <w:rPr>
+          <w:rFonts w:ascii="Times New Roman" w:hAnsi="Times New Roman" w:eastAsia="Times New Roman" w:cs="Times New Roman"/>
+        </w:rPr>
+        <w:t xml:space="preserve"> </w:t>
+      </w:r>
+      <w:r>
+        <w:rPr>
+          <w:rFonts w:ascii="Times New Roman" w:hAnsi="Times New Roman" w:eastAsia="Times New Roman" w:cs="Times New Roman"/>
+        </w:rPr>
+        <w:t xml:space="preserve">&gt;</w:t>
+      </w:r>
+      <w:r>
+        <w:rPr>
+          <w:rFonts w:ascii="Times New Roman" w:hAnsi="Times New Roman" w:eastAsia="Times New Roman" w:cs="Times New Roman"/>
+        </w:rPr>
+        <w:t xml:space="preserve"> </w:t>
+      </w:r>
       <w:r>
         <w:rPr>
           <w:rFonts w:hint="eastAsia" w:ascii="Times New Roman" w:hAnsi="Times New Roman" w:eastAsia="FangSong" w:cs="Times New Roman"/>
@@ -12667,7 +12735,7 @@
     </w:p>
     <w:p>
       <w:pPr>
-        <w:pStyle w:val="AnswerBlock"/>
+        <w:pStyle w:val="BodyText"/>
       </w:pPr>
       <w:r>
         <w:rPr>
@@ -12683,6 +12751,12 @@
       </w:r>
       <w:r>
         <w:rPr>
+          <w:rFonts w:ascii="Times New Roman" w:hAnsi="Times New Roman" w:eastAsia="Times New Roman" w:cs="Times New Roman"/>
+        </w:rPr>
+        <w:t xml:space="preserve">&gt; </w:t>
+      </w:r>
+      <w:r>
+        <w:rPr>
           <w:rFonts w:hint="eastAsia" w:ascii="Times New Roman" w:hAnsi="Times New Roman" w:eastAsia="FangSong" w:cs="Times New Roman"/>
         </w:rPr>
         <w:t>画出</w:t>
@@ -12743,11 +12817,36 @@
         </w:rPr>
         <w:t>。</w:t>
       </w:r>
-    </w:p>
-    <w:p>
-      <w:pPr>
-        <w:pStyle w:val="AnswerBlock"/>
-      </w:pPr>
+      <w:r>
+        <w:rPr>
+          <w:rFonts w:ascii="Times New Roman" w:hAnsi="Times New Roman" w:eastAsia="Times New Roman" w:cs="Times New Roman"/>
+        </w:rPr>
+        <w:t xml:space="preserve"> </w:t>
+      </w:r>
+      <w:r>
+        <w:rPr>
+          <w:rFonts w:ascii="Times New Roman" w:hAnsi="Times New Roman" w:eastAsia="Times New Roman" w:cs="Times New Roman"/>
+        </w:rPr>
+        <w:t xml:space="preserve">&gt;</w:t>
+      </w:r>
+      <w:r>
+        <w:rPr>
+          <w:rFonts w:ascii="Times New Roman" w:hAnsi="Times New Roman" w:eastAsia="Times New Roman" w:cs="Times New Roman"/>
+        </w:rPr>
+        <w:t xml:space="preserve"> </w:t>
+      </w:r>
+      <w:r>
+        <w:rPr>
+          <w:rFonts w:ascii="Times New Roman" w:hAnsi="Times New Roman" w:eastAsia="Times New Roman" w:cs="Times New Roman"/>
+        </w:rPr>
+        <w:t xml:space="preserve">&gt;</w:t>
+      </w:r>
+      <w:r>
+        <w:rPr>
+          <w:rFonts w:ascii="Times New Roman" w:hAnsi="Times New Roman" w:eastAsia="Times New Roman" w:cs="Times New Roman"/>
+        </w:rPr>
+        <w:t xml:space="preserve"> </w:t>
+      </w:r>
       <w:r>
         <w:rPr>
           <w:rFonts w:hint="eastAsia" w:ascii="Times New Roman" w:hAnsi="Times New Roman" w:eastAsia="FangSong" w:cs="Times New Roman"/>
@@ -19057,7 +19156,7 @@
     </w:tbl>
     <w:p>
       <w:pPr>
-        <w:pStyle w:val="MistakeBlock"/>
+        <w:pStyle w:val="BodyText"/>
         <w:spacing w:before="120"/>
       </w:pPr>
       <w:r>
@@ -19071,6 +19170,12 @@
           <w:rFonts w:ascii="Times New Roman" w:hAnsi="Times New Roman" w:eastAsia="Times New Roman" w:cs="Times New Roman"/>
         </w:rPr>
         <w:t xml:space="preserve"> </w:t>
+      </w:r>
+      <w:r>
+        <w:rPr>
+          <w:rFonts w:ascii="Times New Roman" w:hAnsi="Times New Roman" w:eastAsia="Times New Roman" w:cs="Times New Roman"/>
+        </w:rPr>
+        <w:t xml:space="preserve">&gt; </w:t>
       </w:r>
       <w:r>
         <w:rPr>
@@ -23105,7 +23210,7 @@
     </w:tbl>
     <w:p>
       <w:pPr>
-        <w:pStyle w:val="MethodologyBlock"/>
+        <w:pStyle w:val="BodyText"/>
         <w:spacing w:before="120"/>
       </w:pPr>
       <w:r>
@@ -23113,6 +23218,18 @@
           <w:rFonts w:hint="eastAsia" w:ascii="Times New Roman" w:hAnsi="Times New Roman" w:eastAsia="FangSong" w:cs="Times New Roman"/>
         </w:rPr>
         <w:t xml:space="preserve">理解要点</w:t>
+      </w:r>
+      <w:r>
+        <w:rPr>
+          <w:rFonts w:ascii="Times New Roman" w:hAnsi="Times New Roman" w:eastAsia="Times New Roman" w:cs="Times New Roman"/>
+        </w:rPr>
+        <w:t xml:space="preserve"> </w:t>
+      </w:r>
+      <w:r>
+        <w:rPr>
+          <w:rFonts w:ascii="Times New Roman" w:hAnsi="Times New Roman" w:eastAsia="Times New Roman" w:cs="Times New Roman"/>
+        </w:rPr>
+        <w:t xml:space="preserve">&gt;</w:t>
       </w:r>
       <w:r>
         <w:rPr>
@@ -26078,7 +26195,7 @@
     </w:p>
     <w:p>
       <w:pPr>
-        <w:pStyle w:val="AnswerBlock"/>
+        <w:pStyle w:val="BodyText"/>
       </w:pPr>
       <w:r>
         <w:rPr>
@@ -26094,6 +26211,12 @@
       </w:r>
       <w:r>
         <w:rPr>
+          <w:rFonts w:ascii="Times New Roman" w:hAnsi="Times New Roman" w:eastAsia="Times New Roman" w:cs="Times New Roman"/>
+        </w:rPr>
+        <w:t xml:space="preserve">&gt; </w:t>
+      </w:r>
+      <w:r>
+        <w:rPr>
           <w:rFonts w:hint="eastAsia" w:ascii="Times New Roman" w:hAnsi="Times New Roman" w:eastAsia="FangSong" w:cs="Times New Roman"/>
         </w:rPr>
         <w:t>用</w:t>
@@ -26161,11 +26284,36 @@
         </w:rPr>
         <w:t>。</w:t>
       </w:r>
-    </w:p>
-    <w:p>
-      <w:pPr>
-        <w:pStyle w:val="AnswerBlock"/>
-      </w:pPr>
+      <w:r>
+        <w:rPr>
+          <w:rFonts w:ascii="Times New Roman" w:hAnsi="Times New Roman" w:eastAsia="Times New Roman" w:cs="Times New Roman"/>
+        </w:rPr>
+        <w:t xml:space="preserve"> </w:t>
+      </w:r>
+      <w:r>
+        <w:rPr>
+          <w:rFonts w:ascii="Times New Roman" w:hAnsi="Times New Roman" w:eastAsia="Times New Roman" w:cs="Times New Roman"/>
+        </w:rPr>
+        <w:t xml:space="preserve">&gt;</w:t>
+      </w:r>
+      <w:r>
+        <w:rPr>
+          <w:rFonts w:ascii="Times New Roman" w:hAnsi="Times New Roman" w:eastAsia="Times New Roman" w:cs="Times New Roman"/>
+        </w:rPr>
+        <w:t xml:space="preserve"> </w:t>
+      </w:r>
+      <w:r>
+        <w:rPr>
+          <w:rFonts w:ascii="Times New Roman" w:hAnsi="Times New Roman" w:eastAsia="Times New Roman" w:cs="Times New Roman"/>
+        </w:rPr>
+        <w:t xml:space="preserve">&gt;</w:t>
+      </w:r>
+      <w:r>
+        <w:rPr>
+          <w:rFonts w:ascii="Times New Roman" w:hAnsi="Times New Roman" w:eastAsia="Times New Roman" w:cs="Times New Roman"/>
+        </w:rPr>
+        <w:t xml:space="preserve"> </w:t>
+      </w:r>
       <w:r>
         <w:rPr>
           <w:rFonts w:hint="eastAsia" w:ascii="Times New Roman" w:hAnsi="Times New Roman" w:eastAsia="FangSong" w:cs="Times New Roman"/>
@@ -44977,30 +45125,6 @@
       <ns0:color ns0:themeColor="accent1" ns0:themeShade="BF" ns0:val="365F91"/>
     </ns0:rPr>
   </ns0:style>
-  <w:style w:type="paragraph" w:customStyle="1" w:styleId="AnswerBlock">
-    <w:name w:val="Answer Block"/>
-    <w:basedOn w:val="BodyText"/>
-    <w:qFormat/>
-    <ns0:rPr>
-      <w:rFonts ns0:ascii="Times New Roman" ns0:hAnsi="Times New Roman" ns0:eastAsia="FangSong" ns0:cs="Times New Roman"/>
-    </ns0:rPr>
-  </w:style>
-  <w:style w:type="paragraph" w:customStyle="1" w:styleId="MethodologyBlock">
-    <w:name w:val="Methodology Block"/>
-    <w:basedOn w:val="BodyText"/>
-    <w:qFormat/>
-    <ns0:rPr>
-      <w:rFonts ns0:ascii="Times New Roman" ns0:hAnsi="Times New Roman" ns0:eastAsia="FangSong" ns0:cs="Times New Roman"/>
-    </ns0:rPr>
-  </w:style>
-  <w:style w:type="paragraph" w:customStyle="1" w:styleId="MistakeBlock">
-    <w:name w:val="Mistake Block"/>
-    <w:basedOn w:val="BodyText"/>
-    <w:qFormat/>
-    <ns0:rPr>
-      <w:rFonts ns0:ascii="Times New Roman" ns0:hAnsi="Times New Roman" ns0:eastAsia="FangSong" ns0:cs="Times New Roman"/>
-    </ns0:rPr>
-  </w:style>
   <w:style w:type="paragraph" w:customStyle="1" w:styleId="SourceCode">
     <w:name w:val="Source Code"/>
     <w:basedOn w:val="Normal"/>

--- a/06-学生侧材料/讲义/2-结构化学/分子结构与化学键-新课.docx
+++ b/06-学生侧材料/讲义/2-结构化学/分子结构与化学键-新课.docx
@@ -45,6 +45,7 @@
       <w:pPr>
         <w:pStyle w:val="FirstParagraph"/>
         <w:spacing w:after="80"/>
+        <w:ind w:firstLine="420"/>
       </w:pPr>
       <w:r>
         <w:rPr>
@@ -89,6 +90,15 @@
         <w:tblW w:type="pct" w:w="5000"/>
         <w:tblLayout w:type="fixed"/>
         <w:tblLook w:firstRow="1" w:lastRow="0" w:firstColumn="0" w:lastColumn="0" w:noHBand="0" w:noVBand="0" w:val="0020"/>
+        <w:jc w:val="center"/>
+        <w:tblBorders>
+          <w:top w:val="single" w:sz="12" w:space="0" w:color="333333"/>
+          <w:bottom w:val="single" w:sz="12" w:space="0" w:color="333333"/>
+          <w:left w:val="none"/>
+          <w:right w:val="none"/>
+          <w:insideH w:val="none"/>
+          <w:insideV w:val="none"/>
+        </w:tblBorders>
       </w:tblPr>
       <w:tblGrid>
         <w:gridCol w:w="3960"/>
@@ -99,7 +109,11 @@
           <w:tblHeader w:val="on"/>
         </w:trPr>
         <w:tc>
-          <w:tcPr/>
+          <w:tcPr>
+            <w:tcBorders>
+              <w:bottom w:val="single" w:sz="6" w:space="0" w:color="333333"/>
+            </w:tcBorders>
+          </w:tcPr>
           <w:p>
             <w:pPr>
               <w:pStyle w:val="Compact"/>
@@ -115,7 +129,11 @@
           </w:p>
         </w:tc>
         <w:tc>
-          <w:tcPr/>
+          <w:tcPr>
+            <w:tcBorders>
+              <w:bottom w:val="single" w:sz="6" w:space="0" w:color="333333"/>
+            </w:tcBorders>
+          </w:tcPr>
           <w:p>
             <w:pPr>
               <w:pStyle w:val="Compact"/>
@@ -822,6 +840,7 @@
     <w:p>
       <w:pPr>
         <w:pStyle w:val="FirstParagraph"/>
+        <w:ind w:firstLine="420"/>
       </w:pPr>
       <w:r>
         <w:rPr>
@@ -1018,6 +1037,7 @@
     <w:p>
       <w:pPr>
         <w:pStyle w:val="FirstParagraph"/>
+        <w:ind w:firstLine="420"/>
       </w:pPr>
       <w:r>
         <w:rPr>
@@ -1097,6 +1117,7 @@
     <w:p>
       <w:pPr>
         <w:pStyle w:val="BodyText"/>
+        <w:ind w:firstLine="420"/>
       </w:pPr>
       <w:r>
         <w:rPr>
@@ -1501,6 +1522,7 @@
     <w:p>
       <w:pPr>
         <w:pStyle w:val="BodyText"/>
+        <w:ind w:firstLine="420"/>
       </w:pPr>
       <w:r>
         <w:rPr>
@@ -1745,6 +1767,7 @@
     <w:p>
       <w:pPr>
         <w:pStyle w:val="BodyText"/>
+        <w:ind w:firstLine="420"/>
       </w:pPr>
       <w:r>
         <w:rPr>
@@ -1881,6 +1904,7 @@
     <w:p>
       <w:pPr>
         <w:pStyle w:val="BodyText"/>
+        <w:ind w:firstLine="420"/>
       </w:pPr>
       <w:r>
         <w:rPr>
@@ -2175,6 +2199,7 @@
       <w:pPr>
         <w:pStyle w:val="FirstParagraph"/>
         <w:spacing w:after="80"/>
+        <w:ind w:firstLine="420"/>
       </w:pPr>
       <w:r>
         <w:rPr>
@@ -2195,6 +2220,15 @@
         <w:tblW w:type="pct" w:w="5000"/>
         <w:tblLayout w:type="fixed"/>
         <w:tblLook w:firstRow="1" w:lastRow="0" w:firstColumn="0" w:lastColumn="0" w:noHBand="0" w:noVBand="0" w:val="0020"/>
+        <w:jc w:val="center"/>
+        <w:tblBorders>
+          <w:top w:val="single" w:sz="12" w:space="0" w:color="333333"/>
+          <w:bottom w:val="single" w:sz="12" w:space="0" w:color="333333"/>
+          <w:left w:val="none"/>
+          <w:right w:val="none"/>
+          <w:insideH w:val="none"/>
+          <w:insideV w:val="none"/>
+        </w:tblBorders>
       </w:tblPr>
       <w:tblGrid>
         <w:gridCol w:w="1584"/>
@@ -2208,7 +2242,11 @@
           <w:tblHeader w:val="on"/>
         </w:trPr>
         <w:tc>
-          <w:tcPr/>
+          <w:tcPr>
+            <w:tcBorders>
+              <w:bottom w:val="single" w:sz="6" w:space="0" w:color="333333"/>
+            </w:tcBorders>
+          </w:tcPr>
           <w:p>
             <w:pPr>
               <w:pStyle w:val="Compact"/>
@@ -2224,7 +2262,11 @@
           </w:p>
         </w:tc>
         <w:tc>
-          <w:tcPr/>
+          <w:tcPr>
+            <w:tcBorders>
+              <w:bottom w:val="single" w:sz="6" w:space="0" w:color="333333"/>
+            </w:tcBorders>
+          </w:tcPr>
           <w:p>
             <w:pPr>
               <w:pStyle w:val="Compact"/>
@@ -2240,7 +2282,11 @@
           </w:p>
         </w:tc>
         <w:tc>
-          <w:tcPr/>
+          <w:tcPr>
+            <w:tcBorders>
+              <w:bottom w:val="single" w:sz="6" w:space="0" w:color="333333"/>
+            </w:tcBorders>
+          </w:tcPr>
           <w:p>
             <w:pPr>
               <w:pStyle w:val="Compact"/>
@@ -2256,7 +2302,11 @@
           </w:p>
         </w:tc>
         <w:tc>
-          <w:tcPr/>
+          <w:tcPr>
+            <w:tcBorders>
+              <w:bottom w:val="single" w:sz="6" w:space="0" w:color="333333"/>
+            </w:tcBorders>
+          </w:tcPr>
           <w:p>
             <w:pPr>
               <w:pStyle w:val="Compact"/>
@@ -2272,7 +2322,11 @@
           </w:p>
         </w:tc>
         <w:tc>
-          <w:tcPr/>
+          <w:tcPr>
+            <w:tcBorders>
+              <w:bottom w:val="single" w:sz="6" w:space="0" w:color="333333"/>
+            </w:tcBorders>
+          </w:tcPr>
           <w:p>
             <w:pPr>
               <w:pStyle w:val="Compact"/>
@@ -2617,6 +2671,7 @@
       <w:pPr>
         <w:pStyle w:val="BodyText"/>
         <w:spacing w:before="120" w:after="80"/>
+        <w:ind w:firstLine="420"/>
       </w:pPr>
       <w:r>
         <w:rPr>
@@ -2662,6 +2717,15 @@
         <w:tblStyle w:val="Table"/>
         <w:tblW w:type="auto" w:w="0"/>
         <w:tblLook w:firstRow="1" w:lastRow="0" w:firstColumn="0" w:lastColumn="0" w:noHBand="0" w:noVBand="0" w:val="0020"/>
+        <w:jc w:val="center"/>
+        <w:tblBorders>
+          <w:top w:val="single" w:sz="12" w:space="0" w:color="333333"/>
+          <w:bottom w:val="single" w:sz="12" w:space="0" w:color="333333"/>
+          <w:left w:val="none"/>
+          <w:right w:val="none"/>
+          <w:insideH w:val="none"/>
+          <w:insideV w:val="none"/>
+        </w:tblBorders>
       </w:tblPr>
       <w:tblGrid>
         <w:gridCol w:w="2640"/>
@@ -2673,7 +2737,11 @@
           <w:tblHeader w:val="on"/>
         </w:trPr>
         <w:tc>
-          <w:tcPr/>
+          <w:tcPr>
+            <w:tcBorders>
+              <w:bottom w:val="single" w:sz="6" w:space="0" w:color="333333"/>
+            </w:tcBorders>
+          </w:tcPr>
           <w:p>
             <w:pPr>
               <w:pStyle w:val="Compact"/>
@@ -2696,7 +2764,11 @@
           </w:p>
         </w:tc>
         <w:tc>
-          <w:tcPr/>
+          <w:tcPr>
+            <w:tcBorders>
+              <w:bottom w:val="single" w:sz="6" w:space="0" w:color="333333"/>
+            </w:tcBorders>
+          </w:tcPr>
           <w:p>
             <w:pPr>
               <w:pStyle w:val="Compact"/>
@@ -2712,7 +2784,11 @@
           </w:p>
         </w:tc>
         <w:tc>
-          <w:tcPr/>
+          <w:tcPr>
+            <w:tcBorders>
+              <w:bottom w:val="single" w:sz="6" w:space="0" w:color="333333"/>
+            </w:tcBorders>
+          </w:tcPr>
           <w:p>
             <w:pPr>
               <w:pStyle w:val="Compact"/>
@@ -2887,6 +2963,7 @@
       <w:pPr>
         <w:pStyle w:val="BodyText"/>
         <w:spacing w:before="120"/>
+        <w:ind w:firstLine="420"/>
       </w:pPr>
       <w:r>
         <w:rPr>
@@ -3021,6 +3098,7 @@
     <w:p>
       <w:pPr>
         <w:pStyle w:val="BodyText"/>
+        <w:ind w:firstLine="420"/>
       </w:pPr>
       <w:r>
         <w:rPr>
@@ -3299,6 +3377,7 @@
     <w:p>
       <w:pPr>
         <w:pStyle w:val="FirstParagraph"/>
+        <w:ind w:firstLine="420"/>
       </w:pPr>
       <w:r>
         <w:rPr>
@@ -3366,6 +3445,7 @@
     <w:p>
       <w:pPr>
         <w:pStyle w:val="BodyText"/>
+        <w:ind w:firstLine="420"/>
       </w:pPr>
       <w:r>
         <w:rPr>
@@ -3400,6 +3480,7 @@
           <w:ilvl w:val="0"/>
           <w:numId w:val="1001"/>
         </w:numPr>
+        <w:ind w:firstLine="420"/>
       </w:pPr>
       <w:r>
         <w:rPr>
@@ -3620,6 +3701,7 @@
           <w:ilvl w:val="0"/>
           <w:numId w:val="1001"/>
         </w:numPr>
+        <w:ind w:firstLine="420"/>
       </w:pPr>
       <w:r>
         <w:rPr>
@@ -3775,6 +3857,7 @@
     <w:p>
       <w:pPr>
         <w:pStyle w:val="FirstParagraph"/>
+        <w:ind w:firstLine="420"/>
       </w:pPr>
       <w:r>
         <w:rPr>
@@ -3958,6 +4041,7 @@
     <w:p>
       <w:pPr>
         <w:pStyle w:val="FirstParagraph"/>
+        <w:ind w:firstLine="420"/>
       </w:pPr>
       <w:r>
         <w:rPr>
@@ -4126,6 +4210,7 @@
     <w:p>
       <w:pPr>
         <w:pStyle w:val="BodyText"/>
+        <w:ind w:firstLine="420"/>
       </w:pPr>
       <w:r>
         <w:rPr>
@@ -4145,6 +4230,7 @@
     <w:p>
       <w:pPr>
         <w:pStyle w:val="BodyText"/>
+        <w:ind w:firstLine="420"/>
       </w:pPr>
       <w:r>
         <w:rPr>
@@ -4167,6 +4253,7 @@
       <w:pPr>
         <w:pStyle w:val="BodyText"/>
         <w:spacing w:after="80"/>
+        <w:ind w:firstLine="420"/>
       </w:pPr>
       <w:r>
         <w:rPr>
@@ -4210,6 +4297,15 @@
         <w:tblStyle w:val="Table"/>
         <w:tblW w:type="auto" w:w="0"/>
         <w:tblLook w:firstRow="1" w:lastRow="0" w:firstColumn="0" w:lastColumn="0" w:noHBand="0" w:noVBand="0" w:val="0020"/>
+        <w:jc w:val="center"/>
+        <w:tblBorders>
+          <w:top w:val="single" w:sz="12" w:space="0" w:color="333333"/>
+          <w:bottom w:val="single" w:sz="12" w:space="0" w:color="333333"/>
+          <w:left w:val="none"/>
+          <w:right w:val="none"/>
+          <w:insideH w:val="none"/>
+          <w:insideV w:val="none"/>
+        </w:tblBorders>
       </w:tblPr>
       <w:tblGrid>
         <w:gridCol w:w="1584"/>
@@ -4223,7 +4319,11 @@
           <w:tblHeader w:val="on"/>
         </w:trPr>
         <w:tc>
-          <w:tcPr/>
+          <w:tcPr>
+            <w:tcBorders>
+              <w:bottom w:val="single" w:sz="6" w:space="0" w:color="333333"/>
+            </w:tcBorders>
+          </w:tcPr>
           <w:p>
             <w:pPr>
               <w:pStyle w:val="Compact"/>
@@ -4239,7 +4339,11 @@
           </w:p>
         </w:tc>
         <w:tc>
-          <w:tcPr/>
+          <w:tcPr>
+            <w:tcBorders>
+              <w:bottom w:val="single" w:sz="6" w:space="0" w:color="333333"/>
+            </w:tcBorders>
+          </w:tcPr>
           <w:p>
             <w:pPr>
               <w:pStyle w:val="Compact"/>
@@ -4255,7 +4359,11 @@
           </w:p>
         </w:tc>
         <w:tc>
-          <w:tcPr/>
+          <w:tcPr>
+            <w:tcBorders>
+              <w:bottom w:val="single" w:sz="6" w:space="0" w:color="333333"/>
+            </w:tcBorders>
+          </w:tcPr>
           <w:p>
             <w:pPr>
               <w:pStyle w:val="Compact"/>
@@ -4271,7 +4379,11 @@
           </w:p>
         </w:tc>
         <w:tc>
-          <w:tcPr/>
+          <w:tcPr>
+            <w:tcBorders>
+              <w:bottom w:val="single" w:sz="6" w:space="0" w:color="333333"/>
+            </w:tcBorders>
+          </w:tcPr>
           <w:p>
             <w:pPr>
               <w:pStyle w:val="Compact"/>
@@ -4287,7 +4399,11 @@
           </w:p>
         </w:tc>
         <w:tc>
-          <w:tcPr/>
+          <w:tcPr>
+            <w:tcBorders>
+              <w:bottom w:val="single" w:sz="6" w:space="0" w:color="333333"/>
+            </w:tcBorders>
+          </w:tcPr>
           <w:p>
             <w:pPr>
               <w:pStyle w:val="Compact"/>
@@ -4643,6 +4759,7 @@
       <w:pPr>
         <w:pStyle w:val="BodyText"/>
         <w:spacing w:before="120"/>
+        <w:ind w:firstLine="420"/>
       </w:pPr>
       <w:r>
         <w:rPr>
@@ -4902,6 +5019,7 @@
     <w:p>
       <w:pPr>
         <w:pStyle w:val="BodyText"/>
+        <w:ind w:firstLine="420"/>
       </w:pPr>
       <w:r>
         <w:rPr>
@@ -4923,6 +5041,7 @@
     <w:p>
       <w:pPr>
         <w:pStyle w:val="BodyText"/>
+        <w:ind w:firstLine="420"/>
       </w:pPr>
       <w:r>
         <w:rPr>
@@ -5001,6 +5120,7 @@
       <w:pPr>
         <w:pStyle w:val="BodyText"/>
         <w:spacing w:after="80"/>
+        <w:ind w:firstLine="420"/>
       </w:pPr>
       <w:r>
         <w:rPr>
@@ -5075,6 +5195,15 @@
         <w:tblW w:type="pct" w:w="5000"/>
         <w:tblLayout w:type="fixed"/>
         <w:tblLook w:firstRow="1" w:lastRow="0" w:firstColumn="0" w:lastColumn="0" w:noHBand="0" w:noVBand="0" w:val="0020"/>
+        <w:jc w:val="center"/>
+        <w:tblBorders>
+          <w:top w:val="single" w:sz="12" w:space="0" w:color="333333"/>
+          <w:bottom w:val="single" w:sz="12" w:space="0" w:color="333333"/>
+          <w:left w:val="none"/>
+          <w:right w:val="none"/>
+          <w:insideH w:val="none"/>
+          <w:insideV w:val="none"/>
+        </w:tblBorders>
       </w:tblPr>
       <w:tblGrid>
         <w:gridCol w:w="3046"/>
@@ -5086,7 +5215,11 @@
           <w:tblHeader w:val="on"/>
         </w:trPr>
         <w:tc>
-          <w:tcPr/>
+          <w:tcPr>
+            <w:tcBorders>
+              <w:bottom w:val="single" w:sz="6" w:space="0" w:color="333333"/>
+            </w:tcBorders>
+          </w:tcPr>
           <w:p>
             <w:pPr>
               <w:pStyle w:val="Compact"/>
@@ -5102,7 +5235,11 @@
           </w:p>
         </w:tc>
         <w:tc>
-          <w:tcPr/>
+          <w:tcPr>
+            <w:tcBorders>
+              <w:bottom w:val="single" w:sz="6" w:space="0" w:color="333333"/>
+            </w:tcBorders>
+          </w:tcPr>
           <w:p>
             <w:pPr>
               <w:pStyle w:val="Compact"/>
@@ -5125,7 +5262,11 @@
           </w:p>
         </w:tc>
         <w:tc>
-          <w:tcPr/>
+          <w:tcPr>
+            <w:tcBorders>
+              <w:bottom w:val="single" w:sz="6" w:space="0" w:color="333333"/>
+            </w:tcBorders>
+          </w:tcPr>
           <w:p>
             <w:pPr>
               <w:pStyle w:val="Compact"/>
@@ -5552,6 +5693,7 @@
       <w:pPr>
         <w:pStyle w:val="BodyText"/>
         <w:spacing w:before="120"/>
+        <w:ind w:firstLine="420"/>
       </w:pPr>
       <w:r>
         <w:rPr>
@@ -5949,6 +6091,7 @@
     <w:p>
       <w:pPr>
         <w:pStyle w:val="BodyText"/>
+        <w:ind w:firstLine="420"/>
       </w:pPr>
       <w:r>
         <w:rPr>
@@ -6096,6 +6239,7 @@
     <w:p>
       <w:pPr>
         <w:pStyle w:val="BodyText"/>
+        <w:ind w:firstLine="420"/>
       </w:pPr>
       <w:r>
         <w:rPr>
@@ -6873,6 +7017,7 @@
     <w:p>
       <w:pPr>
         <w:pStyle w:val="FirstParagraph"/>
+        <w:ind w:firstLine="420"/>
       </w:pPr>
       <w:r>
         <w:rPr>
@@ -6967,6 +7112,7 @@
       <w:pPr>
         <w:pStyle w:val="BodyText"/>
         <w:spacing w:after="80"/>
+        <w:ind w:firstLine="420"/>
       </w:pPr>
       <w:r>
         <w:rPr>
@@ -6989,6 +7135,15 @@
         <w:tblW w:type="pct" w:w="5000"/>
         <w:tblLayout w:type="fixed"/>
         <w:tblLook w:firstRow="1" w:lastRow="0" w:firstColumn="0" w:lastColumn="0" w:noHBand="0" w:noVBand="0" w:val="0020"/>
+        <w:jc w:val="center"/>
+        <w:tblBorders>
+          <w:top w:val="single" w:sz="12" w:space="0" w:color="333333"/>
+          <w:bottom w:val="single" w:sz="12" w:space="0" w:color="333333"/>
+          <w:left w:val="none"/>
+          <w:right w:val="none"/>
+          <w:insideH w:val="none"/>
+          <w:insideV w:val="none"/>
+        </w:tblBorders>
       </w:tblPr>
       <w:tblGrid>
         <w:gridCol w:w="1980"/>
@@ -7001,7 +7156,11 @@
           <w:tblHeader w:val="on"/>
         </w:trPr>
         <w:tc>
-          <w:tcPr/>
+          <w:tcPr>
+            <w:tcBorders>
+              <w:bottom w:val="single" w:sz="6" w:space="0" w:color="333333"/>
+            </w:tcBorders>
+          </w:tcPr>
           <w:p>
             <w:pPr>
               <w:pStyle w:val="Compact"/>
@@ -7017,7 +7176,11 @@
           </w:p>
         </w:tc>
         <w:tc>
-          <w:tcPr/>
+          <w:tcPr>
+            <w:tcBorders>
+              <w:bottom w:val="single" w:sz="6" w:space="0" w:color="333333"/>
+            </w:tcBorders>
+          </w:tcPr>
           <w:p>
             <w:pPr>
               <w:pStyle w:val="Compact"/>
@@ -7033,7 +7196,11 @@
           </w:p>
         </w:tc>
         <w:tc>
-          <w:tcPr/>
+          <w:tcPr>
+            <w:tcBorders>
+              <w:bottom w:val="single" w:sz="6" w:space="0" w:color="333333"/>
+            </w:tcBorders>
+          </w:tcPr>
           <w:p>
             <w:pPr>
               <w:pStyle w:val="Compact"/>
@@ -7049,7 +7216,11 @@
           </w:p>
         </w:tc>
         <w:tc>
-          <w:tcPr/>
+          <w:tcPr>
+            <w:tcBorders>
+              <w:bottom w:val="single" w:sz="6" w:space="0" w:color="333333"/>
+            </w:tcBorders>
+          </w:tcPr>
           <w:p>
             <w:pPr>
               <w:pStyle w:val="Compact"/>
@@ -7274,6 +7445,7 @@
       <w:pPr>
         <w:pStyle w:val="BodyText"/>
         <w:spacing w:before="120"/>
+        <w:ind w:firstLine="420"/>
       </w:pPr>
       <w:r>
         <w:rPr>
@@ -7396,6 +7568,7 @@
     <w:p>
       <w:pPr>
         <w:pStyle w:val="FirstParagraph"/>
+        <w:ind w:firstLine="420"/>
       </w:pPr>
       <w:r>
         <w:rPr>
@@ -7626,6 +7799,7 @@
     <w:p>
       <w:pPr>
         <w:pStyle w:val="BodyText"/>
+        <w:ind w:firstLine="420"/>
       </w:pPr>
       <w:r>
         <w:rPr>
@@ -7731,6 +7905,7 @@
     <w:p>
       <w:pPr>
         <w:pStyle w:val="FirstParagraph"/>
+        <w:ind w:firstLine="420"/>
       </w:pPr>
       <w:r>
         <w:rPr>
@@ -7826,6 +8001,7 @@
       <w:pPr>
         <w:pStyle w:val="BodyText"/>
         <w:spacing w:after="80"/>
+        <w:ind w:firstLine="420"/>
       </w:pPr>
       <w:r>
         <w:rPr>
@@ -7859,6 +8035,15 @@
         <w:tblStyle w:val="Table"/>
         <w:tblW w:type="auto" w:w="0"/>
         <w:tblLook w:firstRow="1" w:lastRow="0" w:firstColumn="0" w:lastColumn="0" w:noHBand="0" w:noVBand="0" w:val="0020"/>
+        <w:jc w:val="center"/>
+        <w:tblBorders>
+          <w:top w:val="single" w:sz="12" w:space="0" w:color="333333"/>
+          <w:bottom w:val="single" w:sz="12" w:space="0" w:color="333333"/>
+          <w:left w:val="none"/>
+          <w:right w:val="none"/>
+          <w:insideH w:val="none"/>
+          <w:insideV w:val="none"/>
+        </w:tblBorders>
       </w:tblPr>
       <w:tblGrid>
         <w:gridCol w:w="990"/>
@@ -7875,7 +8060,11 @@
           <w:tblHeader w:val="on"/>
         </w:trPr>
         <w:tc>
-          <w:tcPr/>
+          <w:tcPr>
+            <w:tcBorders>
+              <w:bottom w:val="single" w:sz="6" w:space="0" w:color="333333"/>
+            </w:tcBorders>
+          </w:tcPr>
           <w:p>
             <w:pPr>
               <w:pStyle w:val="Compact"/>
@@ -7891,7 +8080,11 @@
           </w:p>
         </w:tc>
         <w:tc>
-          <w:tcPr/>
+          <w:tcPr>
+            <w:tcBorders>
+              <w:bottom w:val="single" w:sz="6" w:space="0" w:color="333333"/>
+            </w:tcBorders>
+          </w:tcPr>
           <w:p>
             <w:pPr>
               <w:pStyle w:val="Compact"/>
@@ -7907,7 +8100,11 @@
           </w:p>
         </w:tc>
         <w:tc>
-          <w:tcPr/>
+          <w:tcPr>
+            <w:tcBorders>
+              <w:bottom w:val="single" w:sz="6" w:space="0" w:color="333333"/>
+            </w:tcBorders>
+          </w:tcPr>
           <w:p>
             <w:pPr>
               <w:pStyle w:val="Compact"/>
@@ -7923,7 +8120,11 @@
           </w:p>
         </w:tc>
         <w:tc>
-          <w:tcPr/>
+          <w:tcPr>
+            <w:tcBorders>
+              <w:bottom w:val="single" w:sz="6" w:space="0" w:color="333333"/>
+            </w:tcBorders>
+          </w:tcPr>
           <w:p>
             <w:pPr>
               <w:pStyle w:val="Compact"/>
@@ -7939,7 +8140,11 @@
           </w:p>
         </w:tc>
         <w:tc>
-          <w:tcPr/>
+          <w:tcPr>
+            <w:tcBorders>
+              <w:bottom w:val="single" w:sz="6" w:space="0" w:color="333333"/>
+            </w:tcBorders>
+          </w:tcPr>
           <w:p>
             <w:pPr>
               <w:pStyle w:val="Compact"/>
@@ -7955,7 +8160,11 @@
           </w:p>
         </w:tc>
         <w:tc>
-          <w:tcPr/>
+          <w:tcPr>
+            <w:tcBorders>
+              <w:bottom w:val="single" w:sz="6" w:space="0" w:color="333333"/>
+            </w:tcBorders>
+          </w:tcPr>
           <w:p>
             <w:pPr>
               <w:pStyle w:val="Compact"/>
@@ -7971,7 +8180,11 @@
           </w:p>
         </w:tc>
         <w:tc>
-          <w:tcPr/>
+          <w:tcPr>
+            <w:tcBorders>
+              <w:bottom w:val="single" w:sz="6" w:space="0" w:color="333333"/>
+            </w:tcBorders>
+          </w:tcPr>
           <w:p>
             <w:pPr>
               <w:pStyle w:val="Compact"/>
@@ -7987,7 +8200,11 @@
           </w:p>
         </w:tc>
         <w:tc>
-          <w:tcPr/>
+          <w:tcPr>
+            <w:tcBorders>
+              <w:bottom w:val="single" w:sz="6" w:space="0" w:color="333333"/>
+            </w:tcBorders>
+          </w:tcPr>
           <w:p>
             <w:pPr>
               <w:pStyle w:val="Compact"/>
@@ -8496,6 +8713,7 @@
       <w:pPr>
         <w:pStyle w:val="BodyText"/>
         <w:spacing w:before="120" w:after="80"/>
+        <w:ind w:firstLine="420"/>
       </w:pPr>
       <w:r>
         <w:rPr>
@@ -8518,6 +8736,15 @@
         <w:tblW w:type="pct" w:w="5000"/>
         <w:tblLayout w:type="fixed"/>
         <w:tblLook w:firstRow="1" w:lastRow="0" w:firstColumn="0" w:lastColumn="0" w:noHBand="0" w:noVBand="0" w:val="0020"/>
+        <w:jc w:val="center"/>
+        <w:tblBorders>
+          <w:top w:val="single" w:sz="12" w:space="0" w:color="333333"/>
+          <w:bottom w:val="single" w:sz="12" w:space="0" w:color="333333"/>
+          <w:left w:val="none"/>
+          <w:right w:val="none"/>
+          <w:insideH w:val="none"/>
+          <w:insideV w:val="none"/>
+        </w:tblBorders>
       </w:tblPr>
       <w:tblGrid>
         <w:gridCol w:w="2640"/>
@@ -8529,7 +8756,11 @@
           <w:tblHeader w:val="on"/>
         </w:trPr>
         <w:tc>
-          <w:tcPr/>
+          <w:tcPr>
+            <w:tcBorders>
+              <w:bottom w:val="single" w:sz="6" w:space="0" w:color="333333"/>
+            </w:tcBorders>
+          </w:tcPr>
           <w:p>
             <w:pPr>
               <w:pStyle w:val="Compact"/>
@@ -8545,7 +8776,11 @@
           </w:p>
         </w:tc>
         <w:tc>
-          <w:tcPr/>
+          <w:tcPr>
+            <w:tcBorders>
+              <w:bottom w:val="single" w:sz="6" w:space="0" w:color="333333"/>
+            </w:tcBorders>
+          </w:tcPr>
           <w:p>
             <w:pPr>
               <w:pStyle w:val="Compact"/>
@@ -8561,7 +8796,11 @@
           </w:p>
         </w:tc>
         <w:tc>
-          <w:tcPr/>
+          <w:tcPr>
+            <w:tcBorders>
+              <w:bottom w:val="single" w:sz="6" w:space="0" w:color="333333"/>
+            </w:tcBorders>
+          </w:tcPr>
           <w:p>
             <w:pPr>
               <w:pStyle w:val="Compact"/>
@@ -8854,6 +9093,7 @@
       <w:pPr>
         <w:pStyle w:val="BodyText"/>
         <w:spacing w:before="120"/>
+        <w:ind w:firstLine="420"/>
       </w:pPr>
       <w:r>
         <w:rPr>
@@ -9232,6 +9472,7 @@
     <w:p>
       <w:pPr>
         <w:pStyle w:val="FirstParagraph"/>
+        <w:ind w:firstLine="420"/>
       </w:pPr>
       <w:r>
         <w:rPr>
@@ -9314,6 +9555,7 @@
     <w:p>
       <w:pPr>
         <w:pStyle w:val="FirstParagraph"/>
+        <w:ind w:firstLine="420"/>
       </w:pPr>
       <w:r>
         <w:rPr>
@@ -9431,6 +9673,7 @@
     <w:p>
       <w:pPr>
         <w:pStyle w:val="BodyText"/>
+        <w:ind w:firstLine="420"/>
       </w:pPr>
       <w:r>
         <w:rPr>
@@ -9555,6 +9798,7 @@
       <w:pPr>
         <w:pStyle w:val="BodyText"/>
         <w:spacing w:after="80"/>
+        <w:ind w:firstLine="420"/>
       </w:pPr>
       <w:r>
         <w:rPr>
@@ -9589,6 +9833,15 @@
         <w:tblW w:type="pct" w:w="5000"/>
         <w:tblLayout w:type="fixed"/>
         <w:tblLook w:firstRow="1" w:lastRow="0" w:firstColumn="0" w:lastColumn="0" w:noHBand="0" w:noVBand="0" w:val="0020"/>
+        <w:jc w:val="center"/>
+        <w:tblBorders>
+          <w:top w:val="single" w:sz="12" w:space="0" w:color="333333"/>
+          <w:bottom w:val="single" w:sz="12" w:space="0" w:color="333333"/>
+          <w:left w:val="none"/>
+          <w:right w:val="none"/>
+          <w:insideH w:val="none"/>
+          <w:insideV w:val="none"/>
+        </w:tblBorders>
       </w:tblPr>
       <w:tblGrid>
         <w:gridCol w:w="2640"/>
@@ -9600,7 +9853,11 @@
           <w:tblHeader w:val="on"/>
         </w:trPr>
         <w:tc>
-          <w:tcPr/>
+          <w:tcPr>
+            <w:tcBorders>
+              <w:bottom w:val="single" w:sz="6" w:space="0" w:color="333333"/>
+            </w:tcBorders>
+          </w:tcPr>
           <w:p>
             <w:pPr>
               <w:pStyle w:val="Compact"/>
@@ -9616,7 +9873,11 @@
           </w:p>
         </w:tc>
         <w:tc>
-          <w:tcPr/>
+          <w:tcPr>
+            <w:tcBorders>
+              <w:bottom w:val="single" w:sz="6" w:space="0" w:color="333333"/>
+            </w:tcBorders>
+          </w:tcPr>
           <w:p>
             <w:pPr>
               <w:pStyle w:val="Compact"/>
@@ -9632,7 +9893,11 @@
           </w:p>
         </w:tc>
         <w:tc>
-          <w:tcPr/>
+          <w:tcPr>
+            <w:tcBorders>
+              <w:bottom w:val="single" w:sz="6" w:space="0" w:color="333333"/>
+            </w:tcBorders>
+          </w:tcPr>
           <w:p>
             <w:pPr>
               <w:pStyle w:val="Compact"/>
@@ -9963,6 +10228,7 @@
       <w:pPr>
         <w:pStyle w:val="BodyText"/>
         <w:spacing w:before="120"/>
+        <w:ind w:firstLine="420"/>
       </w:pPr>
       <w:r>
         <w:rPr>
@@ -10178,6 +10444,7 @@
       <w:pPr>
         <w:pStyle w:val="FirstParagraph"/>
         <w:spacing w:after="80"/>
+        <w:ind w:firstLine="420"/>
       </w:pPr>
       <w:r>
         <w:rPr>
@@ -10290,6 +10557,15 @@
         <w:tblW w:type="pct" w:w="5000"/>
         <w:tblLayout w:type="fixed"/>
         <w:tblLook w:firstRow="1" w:lastRow="0" w:firstColumn="0" w:lastColumn="0" w:noHBand="0" w:noVBand="0" w:val="0020"/>
+        <w:jc w:val="center"/>
+        <w:tblBorders>
+          <w:top w:val="single" w:sz="12" w:space="0" w:color="333333"/>
+          <w:bottom w:val="single" w:sz="12" w:space="0" w:color="333333"/>
+          <w:left w:val="none"/>
+          <w:right w:val="none"/>
+          <w:insideH w:val="none"/>
+          <w:insideV w:val="none"/>
+        </w:tblBorders>
       </w:tblPr>
       <w:tblGrid>
         <w:gridCol w:w="3046"/>
@@ -10301,7 +10577,11 @@
           <w:tblHeader w:val="on"/>
         </w:trPr>
         <w:tc>
-          <w:tcPr/>
+          <w:tcPr>
+            <w:tcBorders>
+              <w:bottom w:val="single" w:sz="6" w:space="0" w:color="333333"/>
+            </w:tcBorders>
+          </w:tcPr>
           <w:p>
             <w:pPr>
               <w:pStyle w:val="Compact"/>
@@ -10317,7 +10597,11 @@
           </w:p>
         </w:tc>
         <w:tc>
-          <w:tcPr/>
+          <w:tcPr>
+            <w:tcBorders>
+              <w:bottom w:val="single" w:sz="6" w:space="0" w:color="333333"/>
+            </w:tcBorders>
+          </w:tcPr>
           <w:p>
             <w:pPr>
               <w:pStyle w:val="Compact"/>
@@ -10333,7 +10617,11 @@
           </w:p>
         </w:tc>
         <w:tc>
-          <w:tcPr/>
+          <w:tcPr>
+            <w:tcBorders>
+              <w:bottom w:val="single" w:sz="6" w:space="0" w:color="333333"/>
+            </w:tcBorders>
+          </w:tcPr>
           <w:p>
             <w:pPr>
               <w:pStyle w:val="Compact"/>
@@ -10819,6 +11107,7 @@
       <w:pPr>
         <w:pStyle w:val="BodyText"/>
         <w:spacing w:before="120"/>
+        <w:ind w:firstLine="420"/>
       </w:pPr>
       <w:r>
         <w:rPr>
@@ -11016,6 +11305,7 @@
     <w:p>
       <w:pPr>
         <w:pStyle w:val="BodyText"/>
+        <w:ind w:firstLine="420"/>
       </w:pPr>
       <w:r>
         <w:rPr>
@@ -11117,6 +11407,7 @@
     <w:p>
       <w:pPr>
         <w:pStyle w:val="BodyText"/>
+        <w:ind w:firstLine="420"/>
       </w:pPr>
       <w:r>
         <w:rPr>
@@ -11736,6 +12027,7 @@
     <w:p>
       <w:pPr>
         <w:pStyle w:val="BodyText"/>
+        <w:ind w:firstLine="420"/>
       </w:pPr>
       <w:r>
         <w:rPr>
@@ -11879,6 +12171,7 @@
     <w:p>
       <w:pPr>
         <w:pStyle w:val="BodyText"/>
+        <w:ind w:firstLine="420"/>
       </w:pPr>
       <w:r>
         <w:rPr>
@@ -12070,6 +12363,7 @@
     <w:p>
       <w:pPr>
         <w:pStyle w:val="FirstParagraph"/>
+        <w:ind w:firstLine="420"/>
       </w:pPr>
       <w:r>
         <w:rPr>
@@ -12159,6 +12453,7 @@
     <w:p>
       <w:pPr>
         <w:pStyle w:val="BodyText"/>
+        <w:ind w:firstLine="420"/>
       </w:pPr>
       <w:r>
         <w:rPr>
@@ -12250,6 +12545,7 @@
     <w:p>
       <w:pPr>
         <w:pStyle w:val="FirstParagraph"/>
+        <w:ind w:firstLine="420"/>
       </w:pPr>
       <w:r>
         <w:rPr>
@@ -12537,6 +12833,7 @@
     <w:p>
       <w:pPr>
         <w:pStyle w:val="BodyText"/>
+        <w:ind w:firstLine="420"/>
       </w:pPr>
       <w:r>
         <w:rPr>
@@ -12736,6 +13033,7 @@
     <w:p>
       <w:pPr>
         <w:pStyle w:val="BodyText"/>
+        <w:ind w:firstLine="420"/>
       </w:pPr>
       <w:r>
         <w:rPr>
@@ -13067,6 +13365,7 @@
     <w:p>
       <w:pPr>
         <w:pStyle w:val="FirstParagraph"/>
+        <w:ind w:firstLine="420"/>
       </w:pPr>
       <w:r>
         <w:rPr>
@@ -13258,6 +13557,7 @@
     <w:p>
       <w:pPr>
         <w:pStyle w:val="BodyText"/>
+        <w:ind w:firstLine="420"/>
       </w:pPr>
       <w:r>
         <w:rPr>
@@ -13714,6 +14014,7 @@
     <w:p>
       <w:pPr>
         <w:pStyle w:val="FirstParagraph"/>
+        <w:ind w:firstLine="420"/>
       </w:pPr>
       <w:r>
         <w:rPr>
@@ -13808,6 +14109,7 @@
     <w:p>
       <w:pPr>
         <w:pStyle w:val="FirstParagraph"/>
+        <w:ind w:firstLine="420"/>
       </w:pPr>
       <w:r>
         <w:rPr>
@@ -13919,6 +14221,7 @@
     <w:p>
       <w:pPr>
         <w:pStyle w:val="BodyText"/>
+        <w:ind w:firstLine="420"/>
       </w:pPr>
       <w:r>
         <w:rPr>
@@ -14120,6 +14423,7 @@
       <w:pPr>
         <w:pStyle w:val="FirstParagraph"/>
         <w:spacing w:after="80"/>
+        <w:ind w:firstLine="420"/>
       </w:pPr>
       <w:r>
         <w:rPr>
@@ -14141,6 +14445,15 @@
         <w:tblStyle w:val="Table"/>
         <w:tblW w:type="auto" w:w="0"/>
         <w:tblLook w:firstRow="1" w:lastRow="0" w:firstColumn="0" w:lastColumn="0" w:noHBand="0" w:noVBand="0" w:val="0020"/>
+        <w:jc w:val="center"/>
+        <w:tblBorders>
+          <w:top w:val="single" w:sz="12" w:space="0" w:color="333333"/>
+          <w:bottom w:val="single" w:sz="12" w:space="0" w:color="333333"/>
+          <w:left w:val="none"/>
+          <w:right w:val="none"/>
+          <w:insideH w:val="none"/>
+          <w:insideV w:val="none"/>
+        </w:tblBorders>
       </w:tblPr>
       <w:tblGrid>
         <w:gridCol w:w="1980"/>
@@ -14153,7 +14466,11 @@
           <w:tblHeader w:val="on"/>
         </w:trPr>
         <w:tc>
-          <w:tcPr/>
+          <w:tcPr>
+            <w:tcBorders>
+              <w:bottom w:val="single" w:sz="6" w:space="0" w:color="333333"/>
+            </w:tcBorders>
+          </w:tcPr>
           <w:p>
             <w:pPr>
               <w:pStyle w:val="Compact"/>
@@ -14169,7 +14486,11 @@
           </w:p>
         </w:tc>
         <w:tc>
-          <w:tcPr/>
+          <w:tcPr>
+            <w:tcBorders>
+              <w:bottom w:val="single" w:sz="6" w:space="0" w:color="333333"/>
+            </w:tcBorders>
+          </w:tcPr>
           <w:p>
             <w:pPr>
               <w:pStyle w:val="Compact"/>
@@ -14185,7 +14506,11 @@
           </w:p>
         </w:tc>
         <w:tc>
-          <w:tcPr/>
+          <w:tcPr>
+            <w:tcBorders>
+              <w:bottom w:val="single" w:sz="6" w:space="0" w:color="333333"/>
+            </w:tcBorders>
+          </w:tcPr>
           <w:p>
             <w:pPr>
               <w:pStyle w:val="Compact"/>
@@ -14201,7 +14526,11 @@
           </w:p>
         </w:tc>
         <w:tc>
-          <w:tcPr/>
+          <w:tcPr>
+            <w:tcBorders>
+              <w:bottom w:val="single" w:sz="6" w:space="0" w:color="333333"/>
+            </w:tcBorders>
+          </w:tcPr>
           <w:p>
             <w:pPr>
               <w:pStyle w:val="Compact"/>
@@ -14562,6 +14891,15 @@
         <w:tblStyle w:val="Table"/>
         <w:tblW w:type="auto" w:w="0"/>
         <w:tblLook w:firstRow="1" w:lastRow="0" w:firstColumn="0" w:lastColumn="0" w:noHBand="0" w:noVBand="0" w:val="0020"/>
+        <w:jc w:val="center"/>
+        <w:tblBorders>
+          <w:top w:val="single" w:sz="12" w:space="0" w:color="333333"/>
+          <w:bottom w:val="single" w:sz="12" w:space="0" w:color="333333"/>
+          <w:left w:val="none"/>
+          <w:right w:val="none"/>
+          <w:insideH w:val="none"/>
+          <w:insideV w:val="none"/>
+        </w:tblBorders>
       </w:tblPr>
       <w:tblGrid>
         <w:gridCol w:w="1320"/>
@@ -14576,7 +14914,11 @@
           <w:tblHeader w:val="on"/>
         </w:trPr>
         <w:tc>
-          <w:tcPr/>
+          <w:tcPr>
+            <w:tcBorders>
+              <w:bottom w:val="single" w:sz="6" w:space="0" w:color="333333"/>
+            </w:tcBorders>
+          </w:tcPr>
           <w:p>
             <w:pPr>
               <w:pStyle w:val="Compact"/>
@@ -14592,7 +14934,11 @@
           </w:p>
         </w:tc>
         <w:tc>
-          <w:tcPr/>
+          <w:tcPr>
+            <w:tcBorders>
+              <w:bottom w:val="single" w:sz="6" w:space="0" w:color="333333"/>
+            </w:tcBorders>
+          </w:tcPr>
           <w:p>
             <w:pPr>
               <w:pStyle w:val="Compact"/>
@@ -14608,7 +14954,11 @@
           </w:p>
         </w:tc>
         <w:tc>
-          <w:tcPr/>
+          <w:tcPr>
+            <w:tcBorders>
+              <w:bottom w:val="single" w:sz="6" w:space="0" w:color="333333"/>
+            </w:tcBorders>
+          </w:tcPr>
           <w:p>
             <w:pPr>
               <w:pStyle w:val="Compact"/>
@@ -14624,7 +14974,11 @@
           </w:p>
         </w:tc>
         <w:tc>
-          <w:tcPr/>
+          <w:tcPr>
+            <w:tcBorders>
+              <w:bottom w:val="single" w:sz="6" w:space="0" w:color="333333"/>
+            </w:tcBorders>
+          </w:tcPr>
           <w:p>
             <w:pPr>
               <w:pStyle w:val="Compact"/>
@@ -14640,7 +14994,11 @@
           </w:p>
         </w:tc>
         <w:tc>
-          <w:tcPr/>
+          <w:tcPr>
+            <w:tcBorders>
+              <w:bottom w:val="single" w:sz="6" w:space="0" w:color="333333"/>
+            </w:tcBorders>
+          </w:tcPr>
           <w:p>
             <w:pPr>
               <w:pStyle w:val="Compact"/>
@@ -14656,7 +15014,11 @@
           </w:p>
         </w:tc>
         <w:tc>
-          <w:tcPr/>
+          <w:tcPr>
+            <w:tcBorders>
+              <w:bottom w:val="single" w:sz="6" w:space="0" w:color="333333"/>
+            </w:tcBorders>
+          </w:tcPr>
           <w:p>
             <w:pPr>
               <w:pStyle w:val="Compact"/>
@@ -15531,6 +15893,7 @@
     <w:p>
       <w:pPr>
         <w:pStyle w:val="FirstParagraph"/>
+        <w:ind w:firstLine="420"/>
       </w:pPr>
       <w:r>
         <w:rPr>
@@ -15553,6 +15916,7 @@
           <w:ilvl w:val="0"/>
           <w:numId w:val="1002"/>
         </w:numPr>
+        <w:ind w:firstLine="420"/>
       </w:pPr>
       <w:r>
         <w:rPr>
@@ -15619,6 +15983,7 @@
           <w:ilvl w:val="0"/>
           <w:numId w:val="1002"/>
         </w:numPr>
+        <w:ind w:firstLine="420"/>
       </w:pPr>
       <w:r>
         <w:rPr>
@@ -15671,6 +16036,7 @@
           <w:ilvl w:val="0"/>
           <w:numId w:val="1002"/>
         </w:numPr>
+        <w:ind w:firstLine="420"/>
       </w:pPr>
       <w:r>
         <w:rPr>
@@ -15777,6 +16143,7 @@
       <w:pPr>
         <w:pStyle w:val="FirstParagraph"/>
         <w:spacing w:after="80"/>
+        <w:ind w:firstLine="420"/>
       </w:pPr>
       <w:r>
         <w:rPr>
@@ -15869,6 +16236,15 @@
         <w:tblStyle w:val="Table"/>
         <w:tblW w:type="auto" w:w="0"/>
         <w:tblLook w:firstRow="1" w:lastRow="0" w:firstColumn="0" w:lastColumn="0" w:noHBand="0" w:noVBand="0" w:val="0020"/>
+        <w:jc w:val="center"/>
+        <w:tblBorders>
+          <w:top w:val="single" w:sz="12" w:space="0" w:color="333333"/>
+          <w:bottom w:val="single" w:sz="12" w:space="0" w:color="333333"/>
+          <w:left w:val="none"/>
+          <w:right w:val="none"/>
+          <w:insideH w:val="none"/>
+          <w:insideV w:val="none"/>
+        </w:tblBorders>
       </w:tblPr>
       <w:tblGrid>
         <w:gridCol w:w="1584"/>
@@ -15882,7 +16258,11 @@
           <w:tblHeader w:val="on"/>
         </w:trPr>
         <w:tc>
-          <w:tcPr/>
+          <w:tcPr>
+            <w:tcBorders>
+              <w:bottom w:val="single" w:sz="6" w:space="0" w:color="333333"/>
+            </w:tcBorders>
+          </w:tcPr>
           <w:p>
             <w:pPr>
               <w:pStyle w:val="Compact"/>
@@ -15898,7 +16278,11 @@
           </w:p>
         </w:tc>
         <w:tc>
-          <w:tcPr/>
+          <w:tcPr>
+            <w:tcBorders>
+              <w:bottom w:val="single" w:sz="6" w:space="0" w:color="333333"/>
+            </w:tcBorders>
+          </w:tcPr>
           <w:p>
             <w:pPr>
               <w:pStyle w:val="Compact"/>
@@ -15914,7 +16298,11 @@
           </w:p>
         </w:tc>
         <w:tc>
-          <w:tcPr/>
+          <w:tcPr>
+            <w:tcBorders>
+              <w:bottom w:val="single" w:sz="6" w:space="0" w:color="333333"/>
+            </w:tcBorders>
+          </w:tcPr>
           <w:p>
             <w:pPr>
               <w:pStyle w:val="Compact"/>
@@ -15930,7 +16318,11 @@
           </w:p>
         </w:tc>
         <w:tc>
-          <w:tcPr/>
+          <w:tcPr>
+            <w:tcBorders>
+              <w:bottom w:val="single" w:sz="6" w:space="0" w:color="333333"/>
+            </w:tcBorders>
+          </w:tcPr>
           <w:p>
             <w:pPr>
               <w:pStyle w:val="Compact"/>
@@ -15946,7 +16338,11 @@
           </w:p>
         </w:tc>
         <w:tc>
-          <w:tcPr/>
+          <w:tcPr>
+            <w:tcBorders>
+              <w:bottom w:val="single" w:sz="6" w:space="0" w:color="333333"/>
+            </w:tcBorders>
+          </w:tcPr>
           <w:p>
             <w:pPr>
               <w:pStyle w:val="Compact"/>
@@ -16320,6 +16716,7 @@
       <w:pPr>
         <w:pStyle w:val="FirstParagraph"/>
         <w:spacing w:after="80"/>
+        <w:ind w:firstLine="420"/>
       </w:pPr>
       <w:r>
         <w:rPr>
@@ -16604,6 +17001,15 @@
         <w:tblStyle w:val="Table"/>
         <w:tblW w:type="auto" w:w="0"/>
         <w:tblLook w:firstRow="1" w:lastRow="0" w:firstColumn="0" w:lastColumn="0" w:noHBand="0" w:noVBand="0" w:val="0020"/>
+        <w:jc w:val="center"/>
+        <w:tblBorders>
+          <w:top w:val="single" w:sz="12" w:space="0" w:color="333333"/>
+          <w:bottom w:val="single" w:sz="12" w:space="0" w:color="333333"/>
+          <w:left w:val="none"/>
+          <w:right w:val="none"/>
+          <w:insideH w:val="none"/>
+          <w:insideV w:val="none"/>
+        </w:tblBorders>
       </w:tblPr>
       <w:tblGrid>
         <w:gridCol w:w="1584"/>
@@ -16617,7 +17023,11 @@
           <w:tblHeader w:val="on"/>
         </w:trPr>
         <w:tc>
-          <w:tcPr/>
+          <w:tcPr>
+            <w:tcBorders>
+              <w:bottom w:val="single" w:sz="6" w:space="0" w:color="333333"/>
+            </w:tcBorders>
+          </w:tcPr>
           <w:p>
             <w:pPr>
               <w:pStyle w:val="Compact"/>
@@ -16633,7 +17043,11 @@
           </w:p>
         </w:tc>
         <w:tc>
-          <w:tcPr/>
+          <w:tcPr>
+            <w:tcBorders>
+              <w:bottom w:val="single" w:sz="6" w:space="0" w:color="333333"/>
+            </w:tcBorders>
+          </w:tcPr>
           <w:p>
             <w:pPr>
               <w:pStyle w:val="Compact"/>
@@ -16649,7 +17063,11 @@
           </w:p>
         </w:tc>
         <w:tc>
-          <w:tcPr/>
+          <w:tcPr>
+            <w:tcBorders>
+              <w:bottom w:val="single" w:sz="6" w:space="0" w:color="333333"/>
+            </w:tcBorders>
+          </w:tcPr>
           <w:p>
             <w:pPr>
               <w:pStyle w:val="Compact"/>
@@ -16665,7 +17083,11 @@
           </w:p>
         </w:tc>
         <w:tc>
-          <w:tcPr/>
+          <w:tcPr>
+            <w:tcBorders>
+              <w:bottom w:val="single" w:sz="6" w:space="0" w:color="333333"/>
+            </w:tcBorders>
+          </w:tcPr>
           <w:p>
             <w:pPr>
               <w:pStyle w:val="Compact"/>
@@ -16681,7 +17103,11 @@
           </w:p>
         </w:tc>
         <w:tc>
-          <w:tcPr/>
+          <w:tcPr>
+            <w:tcBorders>
+              <w:bottom w:val="single" w:sz="6" w:space="0" w:color="333333"/>
+            </w:tcBorders>
+          </w:tcPr>
           <w:p>
             <w:pPr>
               <w:pStyle w:val="Compact"/>
@@ -17052,6 +17478,7 @@
       <w:pPr>
         <w:pStyle w:val="BodyText"/>
         <w:spacing w:before="120"/>
+        <w:ind w:firstLine="420"/>
       </w:pPr>
       <w:r>
         <w:rPr>
@@ -17141,6 +17568,7 @@
     <w:p>
       <w:pPr>
         <w:pStyle w:val="BodyText"/>
+        <w:ind w:firstLine="420"/>
       </w:pPr>
       <w:r>
         <w:rPr>
@@ -17441,6 +17869,7 @@
     <w:p>
       <w:pPr>
         <w:pStyle w:val="BodyText"/>
+        <w:ind w:firstLine="420"/>
       </w:pPr>
       <w:r>
         <w:rPr>
@@ -17752,6 +18181,7 @@
     <w:p>
       <w:pPr>
         <w:pStyle w:val="FirstParagraph"/>
+        <w:ind w:firstLine="420"/>
       </w:pPr>
       <w:r>
         <w:rPr>
@@ -17828,6 +18258,7 @@
     <w:p>
       <w:pPr>
         <w:pStyle w:val="FirstParagraph"/>
+        <w:ind w:firstLine="420"/>
       </w:pPr>
       <w:r>
         <w:rPr>
@@ -17931,6 +18362,7 @@
     <w:p>
       <w:pPr>
         <w:pStyle w:val="BodyText"/>
+        <w:ind w:firstLine="420"/>
       </w:pPr>
       <w:r>
         <w:rPr>
@@ -18295,6 +18727,7 @@
       <w:pPr>
         <w:pStyle w:val="FirstParagraph"/>
         <w:spacing w:after="80"/>
+        <w:ind w:firstLine="420"/>
       </w:pPr>
       <w:r>
         <w:rPr>
@@ -18328,6 +18761,15 @@
         <w:tblStyle w:val="Table"/>
         <w:tblW w:type="auto" w:w="0"/>
         <w:tblLook w:firstRow="1" w:lastRow="0" w:firstColumn="0" w:lastColumn="0" w:noHBand="0" w:noVBand="0" w:val="0020"/>
+        <w:jc w:val="center"/>
+        <w:tblBorders>
+          <w:top w:val="single" w:sz="12" w:space="0" w:color="333333"/>
+          <w:bottom w:val="single" w:sz="12" w:space="0" w:color="333333"/>
+          <w:left w:val="none"/>
+          <w:right w:val="none"/>
+          <w:insideH w:val="none"/>
+          <w:insideV w:val="none"/>
+        </w:tblBorders>
       </w:tblPr>
       <w:tblGrid>
         <w:gridCol w:w="1131"/>
@@ -18343,7 +18785,11 @@
           <w:tblHeader w:val="on"/>
         </w:trPr>
         <w:tc>
-          <w:tcPr/>
+          <w:tcPr>
+            <w:tcBorders>
+              <w:bottom w:val="single" w:sz="6" w:space="0" w:color="333333"/>
+            </w:tcBorders>
+          </w:tcPr>
           <w:p>
             <w:pPr>
               <w:pStyle w:val="Compact"/>
@@ -18359,7 +18805,11 @@
           </w:p>
         </w:tc>
         <w:tc>
-          <w:tcPr/>
+          <w:tcPr>
+            <w:tcBorders>
+              <w:bottom w:val="single" w:sz="6" w:space="0" w:color="333333"/>
+            </w:tcBorders>
+          </w:tcPr>
           <w:p>
             <w:pPr>
               <w:pStyle w:val="Compact"/>
@@ -18375,7 +18825,11 @@
           </w:p>
         </w:tc>
         <w:tc>
-          <w:tcPr/>
+          <w:tcPr>
+            <w:tcBorders>
+              <w:bottom w:val="single" w:sz="6" w:space="0" w:color="333333"/>
+            </w:tcBorders>
+          </w:tcPr>
           <w:p>
             <w:pPr>
               <w:pStyle w:val="Compact"/>
@@ -18391,7 +18845,11 @@
           </w:p>
         </w:tc>
         <w:tc>
-          <w:tcPr/>
+          <w:tcPr>
+            <w:tcBorders>
+              <w:bottom w:val="single" w:sz="6" w:space="0" w:color="333333"/>
+            </w:tcBorders>
+          </w:tcPr>
           <w:p>
             <w:pPr>
               <w:pStyle w:val="Compact"/>
@@ -18428,7 +18886,11 @@
           </w:p>
         </w:tc>
         <w:tc>
-          <w:tcPr/>
+          <w:tcPr>
+            <w:tcBorders>
+              <w:bottom w:val="single" w:sz="6" w:space="0" w:color="333333"/>
+            </w:tcBorders>
+          </w:tcPr>
           <w:p>
             <w:pPr>
               <w:pStyle w:val="Compact"/>
@@ -18451,7 +18913,11 @@
           </w:p>
         </w:tc>
         <w:tc>
-          <w:tcPr/>
+          <w:tcPr>
+            <w:tcBorders>
+              <w:bottom w:val="single" w:sz="6" w:space="0" w:color="333333"/>
+            </w:tcBorders>
+          </w:tcPr>
           <w:p>
             <w:pPr>
               <w:pStyle w:val="Compact"/>
@@ -18474,7 +18940,11 @@
           </w:p>
         </w:tc>
         <w:tc>
-          <w:tcPr/>
+          <w:tcPr>
+            <w:tcBorders>
+              <w:bottom w:val="single" w:sz="6" w:space="0" w:color="333333"/>
+            </w:tcBorders>
+          </w:tcPr>
           <w:p>
             <w:pPr>
               <w:pStyle w:val="Compact"/>
@@ -19158,6 +19628,7 @@
       <w:pPr>
         <w:pStyle w:val="BodyText"/>
         <w:spacing w:before="120"/>
+        <w:ind w:firstLine="420"/>
       </w:pPr>
       <w:r>
         <w:rPr>
@@ -19326,6 +19797,7 @@
       <w:pPr>
         <w:pStyle w:val="FirstParagraph"/>
         <w:spacing w:after="80"/>
+        <w:ind w:firstLine="420"/>
       </w:pPr>
       <w:r>
         <w:rPr>
@@ -19505,6 +19977,15 @@
         <w:tblStyle w:val="Table"/>
         <w:tblW w:type="auto" w:w="0"/>
         <w:tblLook w:firstRow="1" w:lastRow="0" w:firstColumn="0" w:lastColumn="0" w:noHBand="0" w:noVBand="0" w:val="0020"/>
+        <w:jc w:val="center"/>
+        <w:tblBorders>
+          <w:top w:val="single" w:sz="12" w:space="0" w:color="333333"/>
+          <w:bottom w:val="single" w:sz="12" w:space="0" w:color="333333"/>
+          <w:left w:val="none"/>
+          <w:right w:val="none"/>
+          <w:insideH w:val="none"/>
+          <w:insideV w:val="none"/>
+        </w:tblBorders>
       </w:tblPr>
       <w:tblGrid>
         <w:gridCol w:w="1320"/>
@@ -19519,7 +20000,11 @@
           <w:tblHeader w:val="on"/>
         </w:trPr>
         <w:tc>
-          <w:tcPr/>
+          <w:tcPr>
+            <w:tcBorders>
+              <w:bottom w:val="single" w:sz="6" w:space="0" w:color="333333"/>
+            </w:tcBorders>
+          </w:tcPr>
           <w:p>
             <w:pPr>
               <w:pStyle w:val="Compact"/>
@@ -19535,7 +20020,11 @@
           </w:p>
         </w:tc>
         <w:tc>
-          <w:tcPr/>
+          <w:tcPr>
+            <w:tcBorders>
+              <w:bottom w:val="single" w:sz="6" w:space="0" w:color="333333"/>
+            </w:tcBorders>
+          </w:tcPr>
           <w:p>
             <w:pPr>
               <w:pStyle w:val="Compact"/>
@@ -19551,7 +20040,11 @@
           </w:p>
         </w:tc>
         <w:tc>
-          <w:tcPr/>
+          <w:tcPr>
+            <w:tcBorders>
+              <w:bottom w:val="single" w:sz="6" w:space="0" w:color="333333"/>
+            </w:tcBorders>
+          </w:tcPr>
           <w:p>
             <w:pPr>
               <w:pStyle w:val="Compact"/>
@@ -19567,7 +20060,11 @@
           </w:p>
         </w:tc>
         <w:tc>
-          <w:tcPr/>
+          <w:tcPr>
+            <w:tcBorders>
+              <w:bottom w:val="single" w:sz="6" w:space="0" w:color="333333"/>
+            </w:tcBorders>
+          </w:tcPr>
           <w:p>
             <w:pPr>
               <w:pStyle w:val="Compact"/>
@@ -19597,7 +20094,11 @@
           </w:p>
         </w:tc>
         <w:tc>
-          <w:tcPr/>
+          <w:tcPr>
+            <w:tcBorders>
+              <w:bottom w:val="single" w:sz="6" w:space="0" w:color="333333"/>
+            </w:tcBorders>
+          </w:tcPr>
           <w:p>
             <w:pPr>
               <w:pStyle w:val="Compact"/>
@@ -19613,7 +20114,11 @@
           </w:p>
         </w:tc>
         <w:tc>
-          <w:tcPr/>
+          <w:tcPr>
+            <w:tcBorders>
+              <w:bottom w:val="single" w:sz="6" w:space="0" w:color="333333"/>
+            </w:tcBorders>
+          </w:tcPr>
           <w:p>
             <w:pPr>
               <w:pStyle w:val="Compact"/>
@@ -20071,6 +20576,7 @@
           <w:ilvl w:val="0"/>
           <w:numId w:val="1003"/>
         </w:numPr>
+        <w:ind w:firstLine="420"/>
       </w:pPr>
       <w:r>
         <w:rPr>
@@ -20116,6 +20622,7 @@
           <w:ilvl w:val="0"/>
           <w:numId w:val="1003"/>
         </w:numPr>
+        <w:ind w:firstLine="420"/>
       </w:pPr>
       <w:r>
         <w:rPr>
@@ -20165,6 +20672,7 @@
           <w:ilvl w:val="0"/>
           <w:numId w:val="1003"/>
         </w:numPr>
+        <w:ind w:firstLine="420"/>
       </w:pPr>
       <w:r>
         <w:rPr>
@@ -20319,6 +20827,7 @@
           <w:ilvl w:val="0"/>
           <w:numId w:val="1003"/>
         </w:numPr>
+        <w:ind w:firstLine="420"/>
       </w:pPr>
       <w:r>
         <w:rPr>
@@ -20439,6 +20948,7 @@
       <w:pPr>
         <w:pStyle w:val="FirstParagraph"/>
         <w:spacing w:after="80"/>
+        <w:ind w:firstLine="420"/>
       </w:pPr>
       <w:r>
         <w:rPr>
@@ -20504,6 +21014,15 @@
         <w:tblStyle w:val="Table"/>
         <w:tblW w:type="auto" w:w="0"/>
         <w:tblLook w:firstRow="1" w:lastRow="0" w:firstColumn="0" w:lastColumn="0" w:noHBand="0" w:noVBand="0" w:val="0020"/>
+        <w:jc w:val="center"/>
+        <w:tblBorders>
+          <w:top w:val="single" w:sz="12" w:space="0" w:color="333333"/>
+          <w:bottom w:val="single" w:sz="12" w:space="0" w:color="333333"/>
+          <w:left w:val="none"/>
+          <w:right w:val="none"/>
+          <w:insideH w:val="none"/>
+          <w:insideV w:val="none"/>
+        </w:tblBorders>
       </w:tblPr>
       <w:tblGrid>
         <w:gridCol w:w="1584"/>
@@ -20517,7 +21036,11 @@
           <w:tblHeader w:val="on"/>
         </w:trPr>
         <w:tc>
-          <w:tcPr/>
+          <w:tcPr>
+            <w:tcBorders>
+              <w:bottom w:val="single" w:sz="6" w:space="0" w:color="333333"/>
+            </w:tcBorders>
+          </w:tcPr>
           <w:p>
             <w:pPr>
               <w:pStyle w:val="Compact"/>
@@ -20533,7 +21056,11 @@
           </w:p>
         </w:tc>
         <w:tc>
-          <w:tcPr/>
+          <w:tcPr>
+            <w:tcBorders>
+              <w:bottom w:val="single" w:sz="6" w:space="0" w:color="333333"/>
+            </w:tcBorders>
+          </w:tcPr>
           <w:p>
             <w:pPr>
               <w:pStyle w:val="Compact"/>
@@ -20556,7 +21083,11 @@
           </w:p>
         </w:tc>
         <w:tc>
-          <w:tcPr/>
+          <w:tcPr>
+            <w:tcBorders>
+              <w:bottom w:val="single" w:sz="6" w:space="0" w:color="333333"/>
+            </w:tcBorders>
+          </w:tcPr>
           <w:p>
             <w:pPr>
               <w:pStyle w:val="Compact"/>
@@ -20586,7 +21117,11 @@
           </w:p>
         </w:tc>
         <w:tc>
-          <w:tcPr/>
+          <w:tcPr>
+            <w:tcBorders>
+              <w:bottom w:val="single" w:sz="6" w:space="0" w:color="333333"/>
+            </w:tcBorders>
+          </w:tcPr>
           <w:p>
             <w:pPr>
               <w:pStyle w:val="Compact"/>
@@ -20616,7 +21151,11 @@
           </w:p>
         </w:tc>
         <w:tc>
-          <w:tcPr/>
+          <w:tcPr>
+            <w:tcBorders>
+              <w:bottom w:val="single" w:sz="6" w:space="0" w:color="333333"/>
+            </w:tcBorders>
+          </w:tcPr>
           <w:p>
             <w:pPr>
               <w:pStyle w:val="Compact"/>
@@ -20996,6 +21535,7 @@
       <w:pPr>
         <w:pStyle w:val="BodyText"/>
         <w:spacing w:before="120"/>
+        <w:ind w:firstLine="420"/>
       </w:pPr>
       <w:r>
         <w:rPr>
@@ -21117,6 +21657,7 @@
     <w:p>
       <w:pPr>
         <w:pStyle w:val="BodyText"/>
+        <w:ind w:firstLine="420"/>
       </w:pPr>
       <w:r>
         <w:rPr>
@@ -21217,6 +21758,7 @@
     <w:p>
       <w:pPr>
         <w:pStyle w:val="BodyText"/>
+        <w:ind w:firstLine="420"/>
       </w:pPr>
       <w:r>
         <w:rPr>
@@ -21774,6 +22316,7 @@
     <w:p>
       <w:pPr>
         <w:pStyle w:val="FirstParagraph"/>
+        <w:ind w:firstLine="420"/>
       </w:pPr>
       <w:r>
         <w:rPr>
@@ -21962,6 +22505,7 @@
     <w:p>
       <w:pPr>
         <w:pStyle w:val="FirstParagraph"/>
+        <w:ind w:firstLine="420"/>
       </w:pPr>
       <w:r>
         <w:rPr>
@@ -22053,6 +22597,7 @@
     <w:p>
       <w:pPr>
         <w:pStyle w:val="BodyText"/>
+        <w:ind w:firstLine="420"/>
       </w:pPr>
       <w:r>
         <w:rPr>
@@ -22076,6 +22621,7 @@
           <w:ilvl w:val="0"/>
           <w:numId w:val="1004"/>
         </w:numPr>
+        <w:ind w:firstLine="420"/>
       </w:pPr>
       <w:r>
         <w:rPr>
@@ -22175,6 +22721,7 @@
           <w:ilvl w:val="0"/>
           <w:numId w:val="1004"/>
         </w:numPr>
+        <w:ind w:firstLine="420"/>
       </w:pPr>
       <w:r>
         <w:rPr>
@@ -22240,6 +22787,7 @@
           <w:ilvl w:val="0"/>
           <w:numId w:val="1004"/>
         </w:numPr>
+        <w:ind w:firstLine="420"/>
       </w:pPr>
       <w:r>
         <w:rPr>
@@ -22302,6 +22850,7 @@
       <w:pPr>
         <w:pStyle w:val="FirstParagraph"/>
         <w:spacing w:after="80"/>
+        <w:ind w:firstLine="420"/>
       </w:pPr>
       <w:r>
         <w:rPr>
@@ -22324,6 +22873,15 @@
         <w:tblW w:type="pct" w:w="5000"/>
         <w:tblLayout w:type="fixed"/>
         <w:tblLook w:firstRow="1" w:lastRow="0" w:firstColumn="0" w:lastColumn="0" w:noHBand="0" w:noVBand="0" w:val="0020"/>
+        <w:jc w:val="center"/>
+        <w:tblBorders>
+          <w:top w:val="single" w:sz="12" w:space="0" w:color="333333"/>
+          <w:bottom w:val="single" w:sz="12" w:space="0" w:color="333333"/>
+          <w:left w:val="none"/>
+          <w:right w:val="none"/>
+          <w:insideH w:val="none"/>
+          <w:insideV w:val="none"/>
+        </w:tblBorders>
       </w:tblPr>
       <w:tblGrid>
         <w:gridCol w:w="2640"/>
@@ -22335,7 +22893,11 @@
           <w:tblHeader w:val="on"/>
         </w:trPr>
         <w:tc>
-          <w:tcPr/>
+          <w:tcPr>
+            <w:tcBorders>
+              <w:bottom w:val="single" w:sz="6" w:space="0" w:color="333333"/>
+            </w:tcBorders>
+          </w:tcPr>
           <w:p>
             <w:pPr>
               <w:pStyle w:val="Compact"/>
@@ -22351,7 +22913,11 @@
           </w:p>
         </w:tc>
         <w:tc>
-          <w:tcPr/>
+          <w:tcPr>
+            <w:tcBorders>
+              <w:bottom w:val="single" w:sz="6" w:space="0" w:color="333333"/>
+            </w:tcBorders>
+          </w:tcPr>
           <w:p>
             <w:pPr>
               <w:pStyle w:val="Compact"/>
@@ -22367,7 +22933,11 @@
           </w:p>
         </w:tc>
         <w:tc>
-          <w:tcPr/>
+          <w:tcPr>
+            <w:tcBorders>
+              <w:bottom w:val="single" w:sz="6" w:space="0" w:color="333333"/>
+            </w:tcBorders>
+          </w:tcPr>
           <w:p>
             <w:pPr>
               <w:pStyle w:val="Compact"/>
@@ -22687,6 +23257,7 @@
       <w:pPr>
         <w:pStyle w:val="FirstParagraph"/>
         <w:spacing w:after="80"/>
+        <w:ind w:firstLine="420"/>
       </w:pPr>
       <w:r>
         <w:rPr>
@@ -22802,6 +23373,15 @@
         <w:tblW w:type="pct" w:w="5000"/>
         <w:tblLayout w:type="fixed"/>
         <w:tblLook w:firstRow="1" w:lastRow="0" w:firstColumn="0" w:lastColumn="0" w:noHBand="0" w:noVBand="0" w:val="0020"/>
+        <w:jc w:val="center"/>
+        <w:tblBorders>
+          <w:top w:val="single" w:sz="12" w:space="0" w:color="333333"/>
+          <w:bottom w:val="single" w:sz="12" w:space="0" w:color="333333"/>
+          <w:left w:val="none"/>
+          <w:right w:val="none"/>
+          <w:insideH w:val="none"/>
+          <w:insideV w:val="none"/>
+        </w:tblBorders>
       </w:tblPr>
       <w:tblGrid>
         <w:gridCol w:w="2640"/>
@@ -22813,7 +23393,11 @@
           <w:tblHeader w:val="on"/>
         </w:trPr>
         <w:tc>
-          <w:tcPr/>
+          <w:tcPr>
+            <w:tcBorders>
+              <w:bottom w:val="single" w:sz="6" w:space="0" w:color="333333"/>
+            </w:tcBorders>
+          </w:tcPr>
           <w:p>
             <w:pPr>
               <w:pStyle w:val="Compact"/>
@@ -22829,7 +23413,11 @@
           </w:p>
         </w:tc>
         <w:tc>
-          <w:tcPr/>
+          <w:tcPr>
+            <w:tcBorders>
+              <w:bottom w:val="single" w:sz="6" w:space="0" w:color="333333"/>
+            </w:tcBorders>
+          </w:tcPr>
           <w:p>
             <w:pPr>
               <w:pStyle w:val="Compact"/>
@@ -22845,7 +23433,11 @@
           </w:p>
         </w:tc>
         <w:tc>
-          <w:tcPr/>
+          <w:tcPr>
+            <w:tcBorders>
+              <w:bottom w:val="single" w:sz="6" w:space="0" w:color="333333"/>
+            </w:tcBorders>
+          </w:tcPr>
           <w:p>
             <w:pPr>
               <w:pStyle w:val="Compact"/>
@@ -23212,6 +23804,7 @@
       <w:pPr>
         <w:pStyle w:val="BodyText"/>
         <w:spacing w:before="120"/>
+        <w:ind w:firstLine="420"/>
       </w:pPr>
       <w:r>
         <w:rPr>
@@ -23297,6 +23890,7 @@
     <w:p>
       <w:pPr>
         <w:pStyle w:val="BodyText"/>
+        <w:ind w:firstLine="420"/>
       </w:pPr>
       <w:r>
         <w:rPr>
@@ -23671,6 +24265,15 @@
         <w:tblW w:type="pct" w:w="5000"/>
         <w:tblLayout w:type="fixed"/>
         <w:tblLook w:firstRow="1" w:lastRow="0" w:firstColumn="0" w:lastColumn="0" w:noHBand="0" w:noVBand="0" w:val="0020"/>
+        <w:jc w:val="center"/>
+        <w:tblBorders>
+          <w:top w:val="single" w:sz="12" w:space="0" w:color="333333"/>
+          <w:bottom w:val="single" w:sz="12" w:space="0" w:color="333333"/>
+          <w:left w:val="none"/>
+          <w:right w:val="none"/>
+          <w:insideH w:val="none"/>
+          <w:insideV w:val="none"/>
+        </w:tblBorders>
       </w:tblPr>
       <w:tblGrid>
         <w:gridCol w:w="1414"/>
@@ -23685,7 +24288,11 @@
           <w:tblHeader w:val="on"/>
         </w:trPr>
         <w:tc>
-          <w:tcPr/>
+          <w:tcPr>
+            <w:tcBorders>
+              <w:bottom w:val="single" w:sz="6" w:space="0" w:color="333333"/>
+            </w:tcBorders>
+          </w:tcPr>
           <w:p>
             <w:pPr>
               <w:pStyle w:val="Compact"/>
@@ -23701,7 +24308,11 @@
           </w:p>
         </w:tc>
         <w:tc>
-          <w:tcPr/>
+          <w:tcPr>
+            <w:tcBorders>
+              <w:bottom w:val="single" w:sz="6" w:space="0" w:color="333333"/>
+            </w:tcBorders>
+          </w:tcPr>
           <w:p>
             <w:pPr>
               <w:pStyle w:val="Compact"/>
@@ -23717,7 +24328,11 @@
           </w:p>
         </w:tc>
         <w:tc>
-          <w:tcPr/>
+          <w:tcPr>
+            <w:tcBorders>
+              <w:bottom w:val="single" w:sz="6" w:space="0" w:color="333333"/>
+            </w:tcBorders>
+          </w:tcPr>
           <w:p>
             <w:pPr>
               <w:pStyle w:val="Compact"/>
@@ -23754,7 +24369,11 @@
           </w:p>
         </w:tc>
         <w:tc>
-          <w:tcPr/>
+          <w:tcPr>
+            <w:tcBorders>
+              <w:bottom w:val="single" w:sz="6" w:space="0" w:color="333333"/>
+            </w:tcBorders>
+          </w:tcPr>
           <w:p>
             <w:pPr>
               <w:pStyle w:val="Compact"/>
@@ -23770,7 +24389,11 @@
           </w:p>
         </w:tc>
         <w:tc>
-          <w:tcPr/>
+          <w:tcPr>
+            <w:tcBorders>
+              <w:bottom w:val="single" w:sz="6" w:space="0" w:color="333333"/>
+            </w:tcBorders>
+          </w:tcPr>
           <w:p>
             <w:pPr>
               <w:pStyle w:val="Compact"/>
@@ -23786,7 +24409,11 @@
           </w:p>
         </w:tc>
         <w:tc>
-          <w:tcPr/>
+          <w:tcPr>
+            <w:tcBorders>
+              <w:bottom w:val="single" w:sz="6" w:space="0" w:color="333333"/>
+            </w:tcBorders>
+          </w:tcPr>
           <w:p>
             <w:pPr>
               <w:pStyle w:val="Compact"/>
@@ -24983,6 +25610,7 @@
       <w:pPr>
         <w:pStyle w:val="BodyText"/>
         <w:spacing w:before="120"/>
+        <w:ind w:firstLine="420"/>
       </w:pPr>
       <w:r>
         <w:rPr>
@@ -25190,6 +25818,7 @@
     <w:p>
       <w:pPr>
         <w:pStyle w:val="BodyText"/>
+        <w:ind w:firstLine="420"/>
       </w:pPr>
       <w:r>
         <w:rPr>
@@ -25542,6 +26171,7 @@
     <w:p>
       <w:pPr>
         <w:pStyle w:val="FirstParagraph"/>
+        <w:ind w:firstLine="420"/>
       </w:pPr>
       <w:r>
         <w:rPr>
@@ -25895,6 +26525,7 @@
     <w:p>
       <w:pPr>
         <w:pStyle w:val="BodyText"/>
+        <w:ind w:firstLine="420"/>
       </w:pPr>
       <w:r>
         <w:rPr>
@@ -26196,6 +26827,7 @@
     <w:p>
       <w:pPr>
         <w:pStyle w:val="BodyText"/>
+        <w:ind w:firstLine="420"/>
       </w:pPr>
       <w:r>
         <w:rPr>
@@ -26672,6 +27304,7 @@
     <w:p>
       <w:pPr>
         <w:pStyle w:val="FirstParagraph"/>
+        <w:ind w:firstLine="420"/>
       </w:pPr>
       <w:r>
         <w:rPr>
@@ -26885,6 +27518,7 @@
     <w:p>
       <w:pPr>
         <w:pStyle w:val="BodyText"/>
+        <w:ind w:firstLine="420"/>
       </w:pPr>
       <w:r>
         <w:rPr>
@@ -27193,6 +27827,15 @@
         <w:tblStyle w:val="Table"/>
         <w:tblW w:type="auto" w:w="0"/>
         <w:tblLook w:firstRow="1" w:lastRow="0" w:firstColumn="0" w:lastColumn="0" w:noHBand="0" w:noVBand="0" w:val="0020"/>
+        <w:jc w:val="center"/>
+        <w:tblBorders>
+          <w:top w:val="single" w:sz="12" w:space="0" w:color="333333"/>
+          <w:bottom w:val="single" w:sz="12" w:space="0" w:color="333333"/>
+          <w:left w:val="none"/>
+          <w:right w:val="none"/>
+          <w:insideH w:val="none"/>
+          <w:insideV w:val="none"/>
+        </w:tblBorders>
       </w:tblPr>
       <w:tblGrid>
         <w:gridCol w:w="2640"/>
@@ -27204,7 +27847,11 @@
           <w:tblHeader w:val="on"/>
         </w:trPr>
         <w:tc>
-          <w:tcPr/>
+          <w:tcPr>
+            <w:tcBorders>
+              <w:bottom w:val="single" w:sz="6" w:space="0" w:color="333333"/>
+            </w:tcBorders>
+          </w:tcPr>
           <w:p>
             <w:pPr>
               <w:pStyle w:val="Compact"/>
@@ -27234,7 +27881,11 @@
           </w:p>
         </w:tc>
         <w:tc>
-          <w:tcPr/>
+          <w:tcPr>
+            <w:tcBorders>
+              <w:bottom w:val="single" w:sz="6" w:space="0" w:color="333333"/>
+            </w:tcBorders>
+          </w:tcPr>
           <w:p>
             <w:pPr>
               <w:pStyle w:val="Compact"/>
@@ -27264,7 +27915,11 @@
           </w:p>
         </w:tc>
         <w:tc>
-          <w:tcPr/>
+          <w:tcPr>
+            <w:tcBorders>
+              <w:bottom w:val="single" w:sz="6" w:space="0" w:color="333333"/>
+            </w:tcBorders>
+          </w:tcPr>
           <w:p>
             <w:pPr>
               <w:pStyle w:val="Compact"/>
@@ -28062,6 +28717,7 @@
       <w:pPr>
         <w:pStyle w:val="BodyText"/>
         <w:spacing w:before="120"/>
+        <w:ind w:firstLine="420"/>
       </w:pPr>
       <w:r>
         <w:rPr>
@@ -28144,6 +28800,7 @@
     <w:p>
       <w:pPr>
         <w:pStyle w:val="BodyText"/>
+        <w:ind w:firstLine="420"/>
       </w:pPr>
       <w:r>
         <w:rPr>
@@ -28920,6 +29577,7 @@
       <w:pPr>
         <w:pStyle w:val="FirstParagraph"/>
         <w:spacing w:after="80"/>
+        <w:ind w:firstLine="420"/>
       </w:pPr>
       <w:r>
         <w:rPr>
@@ -29057,6 +29715,15 @@
         <w:tblStyle w:val="Table"/>
         <w:tblW w:type="auto" w:w="0"/>
         <w:tblLook w:firstRow="1" w:lastRow="0" w:firstColumn="0" w:lastColumn="0" w:noHBand="0" w:noVBand="0" w:val="0020"/>
+        <w:jc w:val="center"/>
+        <w:tblBorders>
+          <w:top w:val="single" w:sz="12" w:space="0" w:color="333333"/>
+          <w:bottom w:val="single" w:sz="12" w:space="0" w:color="333333"/>
+          <w:left w:val="none"/>
+          <w:right w:val="none"/>
+          <w:insideH w:val="none"/>
+          <w:insideV w:val="none"/>
+        </w:tblBorders>
       </w:tblPr>
       <w:tblGrid>
         <w:gridCol w:w="2640"/>
@@ -29068,7 +29735,11 @@
           <w:tblHeader w:val="on"/>
         </w:trPr>
         <w:tc>
-          <w:tcPr/>
+          <w:tcPr>
+            <w:tcBorders>
+              <w:bottom w:val="single" w:sz="6" w:space="0" w:color="333333"/>
+            </w:tcBorders>
+          </w:tcPr>
           <w:p>
             <w:pPr>
               <w:pStyle w:val="Compact"/>
@@ -29084,7 +29755,11 @@
           </w:p>
         </w:tc>
         <w:tc>
-          <w:tcPr/>
+          <w:tcPr>
+            <w:tcBorders>
+              <w:bottom w:val="single" w:sz="6" w:space="0" w:color="333333"/>
+            </w:tcBorders>
+          </w:tcPr>
           <w:p>
             <w:pPr>
               <w:pStyle w:val="Compact"/>
@@ -29100,7 +29775,11 @@
           </w:p>
         </w:tc>
         <w:tc>
-          <w:tcPr/>
+          <w:tcPr>
+            <w:tcBorders>
+              <w:bottom w:val="single" w:sz="6" w:space="0" w:color="333333"/>
+            </w:tcBorders>
+          </w:tcPr>
           <w:p>
             <w:pPr>
               <w:pStyle w:val="Compact"/>
@@ -29641,6 +30320,7 @@
       <w:pPr>
         <w:pStyle w:val="BodyText"/>
         <w:spacing w:before="120"/>
+        <w:ind w:firstLine="420"/>
       </w:pPr>
       <w:r>
         <w:rPr>
@@ -29794,6 +30474,7 @@
     <w:p>
       <w:pPr>
         <w:pStyle w:val="FirstParagraph"/>
+        <w:ind w:firstLine="420"/>
       </w:pPr>
       <w:r>
         <w:rPr>
@@ -29993,6 +30674,7 @@
     <w:p>
       <w:pPr>
         <w:pStyle w:val="BodyText"/>
+        <w:ind w:firstLine="420"/>
       </w:pPr>
       <w:r>
         <w:rPr>
@@ -30181,6 +30863,7 @@
       <w:pPr>
         <w:pStyle w:val="BodyText"/>
         <w:spacing w:after="80"/>
+        <w:ind w:firstLine="420"/>
       </w:pPr>
       <w:r>
         <w:rPr>
@@ -30202,6 +30885,15 @@
         <w:tblStyle w:val="Table"/>
         <w:tblW w:type="auto" w:w="0"/>
         <w:tblLook w:firstRow="1" w:lastRow="0" w:firstColumn="0" w:lastColumn="0" w:noHBand="0" w:noVBand="0" w:val="0020"/>
+        <w:jc w:val="center"/>
+        <w:tblBorders>
+          <w:top w:val="single" w:sz="12" w:space="0" w:color="333333"/>
+          <w:bottom w:val="single" w:sz="12" w:space="0" w:color="333333"/>
+          <w:left w:val="none"/>
+          <w:right w:val="none"/>
+          <w:insideH w:val="none"/>
+          <w:insideV w:val="none"/>
+        </w:tblBorders>
       </w:tblPr>
       <w:tblGrid>
         <w:gridCol w:w="2640"/>
@@ -30213,7 +30905,11 @@
           <w:tblHeader w:val="on"/>
         </w:trPr>
         <w:tc>
-          <w:tcPr/>
+          <w:tcPr>
+            <w:tcBorders>
+              <w:bottom w:val="single" w:sz="6" w:space="0" w:color="333333"/>
+            </w:tcBorders>
+          </w:tcPr>
           <w:p>
             <w:pPr>
               <w:pStyle w:val="Compact"/>
@@ -30229,7 +30925,11 @@
           </w:p>
         </w:tc>
         <w:tc>
-          <w:tcPr/>
+          <w:tcPr>
+            <w:tcBorders>
+              <w:bottom w:val="single" w:sz="6" w:space="0" w:color="333333"/>
+            </w:tcBorders>
+          </w:tcPr>
           <w:p>
             <w:pPr>
               <w:pStyle w:val="Compact"/>
@@ -30245,7 +30945,11 @@
           </w:p>
         </w:tc>
         <w:tc>
-          <w:tcPr/>
+          <w:tcPr>
+            <w:tcBorders>
+              <w:bottom w:val="single" w:sz="6" w:space="0" w:color="333333"/>
+            </w:tcBorders>
+          </w:tcPr>
           <w:p>
             <w:pPr>
               <w:pStyle w:val="Compact"/>
@@ -30624,6 +31328,7 @@
       <w:pPr>
         <w:pStyle w:val="BodyText"/>
         <w:spacing w:before="120"/>
+        <w:ind w:firstLine="420"/>
       </w:pPr>
       <w:r>
         <w:rPr>
@@ -30858,6 +31563,7 @@
     <w:p>
       <w:pPr>
         <w:pStyle w:val="FirstParagraph"/>
+        <w:ind w:firstLine="420"/>
       </w:pPr>
       <w:r>
         <w:rPr>
@@ -31117,6 +31823,7 @@
     <w:p>
       <w:pPr>
         <w:pStyle w:val="BodyText"/>
+        <w:ind w:firstLine="420"/>
       </w:pPr>
       <w:r>
         <w:rPr>
@@ -31160,6 +31867,7 @@
     <w:p>
       <w:pPr>
         <w:pStyle w:val="BodyText"/>
+        <w:ind w:firstLine="420"/>
       </w:pPr>
       <w:r>
         <w:rPr>
@@ -31225,6 +31933,7 @@
     <w:p>
       <w:pPr>
         <w:pStyle w:val="BodyText"/>
+        <w:ind w:firstLine="420"/>
       </w:pPr>
       <w:r>
         <w:rPr>
@@ -31426,6 +32135,7 @@
     <w:p>
       <w:pPr>
         <w:pStyle w:val="BodyText"/>
+        <w:ind w:firstLine="420"/>
       </w:pPr>
       <w:r>
         <w:rPr>
@@ -31637,6 +32347,7 @@
     <w:p>
       <w:pPr>
         <w:pStyle w:val="BodyText"/>
+        <w:ind w:firstLine="420"/>
       </w:pPr>
       <w:r>
         <w:rPr>
@@ -31974,6 +32685,7 @@
     <w:p>
       <w:pPr>
         <w:pStyle w:val="BodyText"/>
+        <w:ind w:firstLine="420"/>
       </w:pPr>
       <w:r>
         <w:rPr>
@@ -32105,6 +32817,7 @@
     <w:p>
       <w:pPr>
         <w:pStyle w:val="FirstParagraph"/>
+        <w:ind w:firstLine="420"/>
       </w:pPr>
       <w:r>
         <w:rPr>
@@ -32199,6 +32912,7 @@
     <w:p>
       <w:pPr>
         <w:pStyle w:val="FirstParagraph"/>
+        <w:ind w:firstLine="420"/>
       </w:pPr>
       <w:r>
         <w:rPr>
@@ -32357,6 +33071,7 @@
     <w:p>
       <w:pPr>
         <w:pStyle w:val="BodyText"/>
+        <w:ind w:firstLine="420"/>
       </w:pPr>
       <w:r>
         <w:rPr>
@@ -32505,6 +33220,7 @@
       <w:pPr>
         <w:pStyle w:val="FirstParagraph"/>
         <w:spacing w:after="80"/>
+        <w:ind w:firstLine="420"/>
       </w:pPr>
       <w:r>
         <w:rPr>
@@ -32597,6 +33313,15 @@
         <w:tblW w:type="pct" w:w="5000"/>
         <w:tblLayout w:type="fixed"/>
         <w:tblLook w:firstRow="1" w:lastRow="0" w:firstColumn="0" w:lastColumn="0" w:noHBand="0" w:noVBand="0" w:val="0020"/>
+        <w:jc w:val="center"/>
+        <w:tblBorders>
+          <w:top w:val="single" w:sz="12" w:space="0" w:color="333333"/>
+          <w:bottom w:val="single" w:sz="12" w:space="0" w:color="333333"/>
+          <w:left w:val="none"/>
+          <w:right w:val="none"/>
+          <w:insideH w:val="none"/>
+          <w:insideV w:val="none"/>
+        </w:tblBorders>
       </w:tblPr>
       <w:tblGrid>
         <w:gridCol w:w="1980"/>
@@ -32609,7 +33334,11 @@
           <w:tblHeader w:val="on"/>
         </w:trPr>
         <w:tc>
-          <w:tcPr/>
+          <w:tcPr>
+            <w:tcBorders>
+              <w:bottom w:val="single" w:sz="6" w:space="0" w:color="333333"/>
+            </w:tcBorders>
+          </w:tcPr>
           <w:p>
             <w:pPr>
               <w:pStyle w:val="Compact"/>
@@ -32625,7 +33354,11 @@
           </w:p>
         </w:tc>
         <w:tc>
-          <w:tcPr/>
+          <w:tcPr>
+            <w:tcBorders>
+              <w:bottom w:val="single" w:sz="6" w:space="0" w:color="333333"/>
+            </w:tcBorders>
+          </w:tcPr>
           <w:p>
             <w:pPr>
               <w:pStyle w:val="Compact"/>
@@ -32641,7 +33374,11 @@
           </w:p>
         </w:tc>
         <w:tc>
-          <w:tcPr/>
+          <w:tcPr>
+            <w:tcBorders>
+              <w:bottom w:val="single" w:sz="6" w:space="0" w:color="333333"/>
+            </w:tcBorders>
+          </w:tcPr>
           <w:p>
             <w:pPr>
               <w:pStyle w:val="Compact"/>
@@ -32657,7 +33394,11 @@
           </w:p>
         </w:tc>
         <w:tc>
-          <w:tcPr/>
+          <w:tcPr>
+            <w:tcBorders>
+              <w:bottom w:val="single" w:sz="6" w:space="0" w:color="333333"/>
+            </w:tcBorders>
+          </w:tcPr>
           <w:p>
             <w:pPr>
               <w:pStyle w:val="Compact"/>
@@ -33208,6 +33949,7 @@
     <w:p>
       <w:pPr>
         <w:pStyle w:val="FirstParagraph"/>
+        <w:ind w:firstLine="420"/>
       </w:pPr>
       <w:r>
         <w:rPr>
@@ -33278,6 +34020,7 @@
       <w:pPr>
         <w:pStyle w:val="BodyText"/>
         <w:spacing w:after="80"/>
+        <w:ind w:firstLine="420"/>
       </w:pPr>
       <w:r>
         <w:rPr>
@@ -33300,6 +34043,15 @@
         <w:tblW w:type="pct" w:w="5000"/>
         <w:tblLayout w:type="fixed"/>
         <w:tblLook w:firstRow="1" w:lastRow="0" w:firstColumn="0" w:lastColumn="0" w:noHBand="0" w:noVBand="0" w:val="0020"/>
+        <w:jc w:val="center"/>
+        <w:tblBorders>
+          <w:top w:val="single" w:sz="12" w:space="0" w:color="333333"/>
+          <w:bottom w:val="single" w:sz="12" w:space="0" w:color="333333"/>
+          <w:left w:val="none"/>
+          <w:right w:val="none"/>
+          <w:insideH w:val="none"/>
+          <w:insideV w:val="none"/>
+        </w:tblBorders>
       </w:tblPr>
       <w:tblGrid>
         <w:gridCol w:w="2200"/>
@@ -33312,7 +34064,11 @@
           <w:tblHeader w:val="on"/>
         </w:trPr>
         <w:tc>
-          <w:tcPr/>
+          <w:tcPr>
+            <w:tcBorders>
+              <w:bottom w:val="single" w:sz="6" w:space="0" w:color="333333"/>
+            </w:tcBorders>
+          </w:tcPr>
           <w:p>
             <w:pPr>
               <w:pStyle w:val="Compact"/>
@@ -33328,7 +34084,11 @@
           </w:p>
         </w:tc>
         <w:tc>
-          <w:tcPr/>
+          <w:tcPr>
+            <w:tcBorders>
+              <w:bottom w:val="single" w:sz="6" w:space="0" w:color="333333"/>
+            </w:tcBorders>
+          </w:tcPr>
           <w:p>
             <w:pPr>
               <w:pStyle w:val="Compact"/>
@@ -33344,7 +34104,11 @@
           </w:p>
         </w:tc>
         <w:tc>
-          <w:tcPr/>
+          <w:tcPr>
+            <w:tcBorders>
+              <w:bottom w:val="single" w:sz="6" w:space="0" w:color="333333"/>
+            </w:tcBorders>
+          </w:tcPr>
           <w:p>
             <w:pPr>
               <w:pStyle w:val="Compact"/>
@@ -33360,7 +34124,11 @@
           </w:p>
         </w:tc>
         <w:tc>
-          <w:tcPr/>
+          <w:tcPr>
+            <w:tcBorders>
+              <w:bottom w:val="single" w:sz="6" w:space="0" w:color="333333"/>
+            </w:tcBorders>
+          </w:tcPr>
           <w:p>
             <w:pPr>
               <w:pStyle w:val="Compact"/>
@@ -33628,6 +34396,7 @@
       <w:pPr>
         <w:pStyle w:val="BodyText"/>
         <w:spacing w:before="120" w:after="80"/>
+        <w:ind w:firstLine="420"/>
       </w:pPr>
       <w:r>
         <w:rPr>
@@ -33721,6 +34490,15 @@
         <w:tblStyle w:val="Table"/>
         <w:tblW w:type="auto" w:w="0"/>
         <w:tblLook w:firstRow="1" w:lastRow="0" w:firstColumn="0" w:lastColumn="0" w:noHBand="0" w:noVBand="0" w:val="0020"/>
+        <w:jc w:val="center"/>
+        <w:tblBorders>
+          <w:top w:val="single" w:sz="12" w:space="0" w:color="333333"/>
+          <w:bottom w:val="single" w:sz="12" w:space="0" w:color="333333"/>
+          <w:left w:val="none"/>
+          <w:right w:val="none"/>
+          <w:insideH w:val="none"/>
+          <w:insideV w:val="none"/>
+        </w:tblBorders>
       </w:tblPr>
       <w:tblGrid>
         <w:gridCol w:w="1980"/>
@@ -33733,7 +34511,11 @@
           <w:tblHeader w:val="on"/>
         </w:trPr>
         <w:tc>
-          <w:tcPr/>
+          <w:tcPr>
+            <w:tcBorders>
+              <w:bottom w:val="single" w:sz="6" w:space="0" w:color="333333"/>
+            </w:tcBorders>
+          </w:tcPr>
           <w:p>
             <w:pPr>
               <w:pStyle w:val="Compact"/>
@@ -33749,7 +34531,11 @@
           </w:p>
         </w:tc>
         <w:tc>
-          <w:tcPr/>
+          <w:tcPr>
+            <w:tcBorders>
+              <w:bottom w:val="single" w:sz="6" w:space="0" w:color="333333"/>
+            </w:tcBorders>
+          </w:tcPr>
           <w:p>
             <w:pPr>
               <w:pStyle w:val="Compact"/>
@@ -33765,7 +34551,11 @@
           </w:p>
         </w:tc>
         <w:tc>
-          <w:tcPr/>
+          <w:tcPr>
+            <w:tcBorders>
+              <w:bottom w:val="single" w:sz="6" w:space="0" w:color="333333"/>
+            </w:tcBorders>
+          </w:tcPr>
           <w:p>
             <w:pPr>
               <w:pStyle w:val="Compact"/>
@@ -33781,7 +34571,11 @@
           </w:p>
         </w:tc>
         <w:tc>
-          <w:tcPr/>
+          <w:tcPr>
+            <w:tcBorders>
+              <w:bottom w:val="single" w:sz="6" w:space="0" w:color="333333"/>
+            </w:tcBorders>
+          </w:tcPr>
           <w:p>
             <w:pPr>
               <w:pStyle w:val="Compact"/>
@@ -34331,6 +35125,7 @@
       <w:pPr>
         <w:pStyle w:val="BodyText"/>
         <w:spacing w:before="120"/>
+        <w:ind w:firstLine="420"/>
       </w:pPr>
       <w:r>
         <w:rPr>
@@ -34514,6 +35309,7 @@
     <w:p>
       <w:pPr>
         <w:pStyle w:val="FirstParagraph"/>
+        <w:ind w:firstLine="420"/>
       </w:pPr>
       <w:r>
         <w:rPr>
@@ -34621,6 +35417,7 @@
       <w:pPr>
         <w:pStyle w:val="FirstParagraph"/>
         <w:spacing w:after="80"/>
+        <w:ind w:firstLine="420"/>
       </w:pPr>
       <w:r>
         <w:rPr>
@@ -34755,6 +35552,15 @@
         <w:tblW w:type="pct" w:w="5000"/>
         <w:tblLayout w:type="fixed"/>
         <w:tblLook w:firstRow="1" w:lastRow="0" w:firstColumn="0" w:lastColumn="0" w:noHBand="0" w:noVBand="0" w:val="0020"/>
+        <w:jc w:val="center"/>
+        <w:tblBorders>
+          <w:top w:val="single" w:sz="12" w:space="0" w:color="333333"/>
+          <w:bottom w:val="single" w:sz="12" w:space="0" w:color="333333"/>
+          <w:left w:val="none"/>
+          <w:right w:val="none"/>
+          <w:insideH w:val="none"/>
+          <w:insideV w:val="none"/>
+        </w:tblBorders>
       </w:tblPr>
       <w:tblGrid>
         <w:gridCol w:w="2329"/>
@@ -34767,7 +35573,11 @@
           <w:tblHeader w:val="on"/>
         </w:trPr>
         <w:tc>
-          <w:tcPr/>
+          <w:tcPr>
+            <w:tcBorders>
+              <w:bottom w:val="single" w:sz="6" w:space="0" w:color="333333"/>
+            </w:tcBorders>
+          </w:tcPr>
           <w:p>
             <w:pPr>
               <w:pStyle w:val="Compact"/>
@@ -34783,7 +35593,11 @@
           </w:p>
         </w:tc>
         <w:tc>
-          <w:tcPr/>
+          <w:tcPr>
+            <w:tcBorders>
+              <w:bottom w:val="single" w:sz="6" w:space="0" w:color="333333"/>
+            </w:tcBorders>
+          </w:tcPr>
           <w:p>
             <w:pPr>
               <w:pStyle w:val="Compact"/>
@@ -34799,7 +35613,11 @@
           </w:p>
         </w:tc>
         <w:tc>
-          <w:tcPr/>
+          <w:tcPr>
+            <w:tcBorders>
+              <w:bottom w:val="single" w:sz="6" w:space="0" w:color="333333"/>
+            </w:tcBorders>
+          </w:tcPr>
           <w:p>
             <w:pPr>
               <w:pStyle w:val="Compact"/>
@@ -34815,7 +35633,11 @@
           </w:p>
         </w:tc>
         <w:tc>
-          <w:tcPr/>
+          <w:tcPr>
+            <w:tcBorders>
+              <w:bottom w:val="single" w:sz="6" w:space="0" w:color="333333"/>
+            </w:tcBorders>
+          </w:tcPr>
           <w:p>
             <w:pPr>
               <w:pStyle w:val="Compact"/>
@@ -35108,6 +35930,7 @@
       <w:pPr>
         <w:pStyle w:val="BodyText"/>
         <w:spacing w:before="120" w:after="80"/>
+        <w:ind w:firstLine="420"/>
       </w:pPr>
       <w:r>
         <w:rPr>
@@ -35142,6 +35965,15 @@
         <w:tblW w:type="pct" w:w="5000"/>
         <w:tblLayout w:type="fixed"/>
         <w:tblLook w:firstRow="1" w:lastRow="0" w:firstColumn="0" w:lastColumn="0" w:noHBand="0" w:noVBand="0" w:val="0020"/>
+        <w:jc w:val="center"/>
+        <w:tblBorders>
+          <w:top w:val="single" w:sz="12" w:space="0" w:color="333333"/>
+          <w:bottom w:val="single" w:sz="12" w:space="0" w:color="333333"/>
+          <w:left w:val="none"/>
+          <w:right w:val="none"/>
+          <w:insideH w:val="none"/>
+          <w:insideV w:val="none"/>
+        </w:tblBorders>
       </w:tblPr>
       <w:tblGrid>
         <w:gridCol w:w="1320"/>
@@ -35156,7 +35988,11 @@
           <w:tblHeader w:val="on"/>
         </w:trPr>
         <w:tc>
-          <w:tcPr/>
+          <w:tcPr>
+            <w:tcBorders>
+              <w:bottom w:val="single" w:sz="6" w:space="0" w:color="333333"/>
+            </w:tcBorders>
+          </w:tcPr>
           <w:p>
             <w:pPr>
               <w:pStyle w:val="Compact"/>
@@ -35172,7 +36008,11 @@
           </w:p>
         </w:tc>
         <w:tc>
-          <w:tcPr/>
+          <w:tcPr>
+            <w:tcBorders>
+              <w:bottom w:val="single" w:sz="6" w:space="0" w:color="333333"/>
+            </w:tcBorders>
+          </w:tcPr>
           <w:p>
             <w:pPr>
               <w:pStyle w:val="Compact"/>
@@ -35210,7 +36050,11 @@
           </w:p>
         </w:tc>
         <w:tc>
-          <w:tcPr/>
+          <w:tcPr>
+            <w:tcBorders>
+              <w:bottom w:val="single" w:sz="6" w:space="0" w:color="333333"/>
+            </w:tcBorders>
+          </w:tcPr>
           <w:p>
             <w:pPr>
               <w:pStyle w:val="Compact"/>
@@ -35233,7 +36077,11 @@
           </w:p>
         </w:tc>
         <w:tc>
-          <w:tcPr/>
+          <w:tcPr>
+            <w:tcBorders>
+              <w:bottom w:val="single" w:sz="6" w:space="0" w:color="333333"/>
+            </w:tcBorders>
+          </w:tcPr>
           <w:p>
             <w:pPr>
               <w:pStyle w:val="Compact"/>
@@ -35256,7 +36104,11 @@
           </w:p>
         </w:tc>
         <w:tc>
-          <w:tcPr/>
+          <w:tcPr>
+            <w:tcBorders>
+              <w:bottom w:val="single" w:sz="6" w:space="0" w:color="333333"/>
+            </w:tcBorders>
+          </w:tcPr>
           <w:p>
             <w:pPr>
               <w:pStyle w:val="Compact"/>
@@ -35279,7 +36131,11 @@
           </w:p>
         </w:tc>
         <w:tc>
-          <w:tcPr/>
+          <w:tcPr>
+            <w:tcBorders>
+              <w:bottom w:val="single" w:sz="6" w:space="0" w:color="333333"/>
+            </w:tcBorders>
+          </w:tcPr>
           <w:p>
             <w:pPr>
               <w:pStyle w:val="Compact"/>
@@ -35879,6 +36735,7 @@
       <w:pPr>
         <w:pStyle w:val="BodyText"/>
         <w:spacing w:before="120"/>
+        <w:ind w:firstLine="420"/>
       </w:pPr>
       <w:r>
         <w:rPr>
@@ -36015,6 +36872,7 @@
       <w:pPr>
         <w:pStyle w:val="BodyText"/>
         <w:spacing w:after="80"/>
+        <w:ind w:firstLine="420"/>
       </w:pPr>
       <w:r>
         <w:rPr>
@@ -36036,6 +36894,15 @@
         <w:tblStyle w:val="Table"/>
         <w:tblW w:type="auto" w:w="0"/>
         <w:tblLook w:firstRow="1" w:lastRow="0" w:firstColumn="0" w:lastColumn="0" w:noHBand="0" w:noVBand="0" w:val="0020"/>
+        <w:jc w:val="center"/>
+        <w:tblBorders>
+          <w:top w:val="single" w:sz="12" w:space="0" w:color="333333"/>
+          <w:bottom w:val="single" w:sz="12" w:space="0" w:color="333333"/>
+          <w:left w:val="none"/>
+          <w:right w:val="none"/>
+          <w:insideH w:val="none"/>
+          <w:insideV w:val="none"/>
+        </w:tblBorders>
       </w:tblPr>
       <w:tblGrid>
         <w:gridCol w:w="1584"/>
@@ -36049,7 +36916,11 @@
           <w:tblHeader w:val="on"/>
         </w:trPr>
         <w:tc>
-          <w:tcPr/>
+          <w:tcPr>
+            <w:tcBorders>
+              <w:bottom w:val="single" w:sz="6" w:space="0" w:color="333333"/>
+            </w:tcBorders>
+          </w:tcPr>
           <w:p>
             <w:pPr>
               <w:pStyle w:val="Compact"/>
@@ -36065,7 +36936,11 @@
           </w:p>
         </w:tc>
         <w:tc>
-          <w:tcPr/>
+          <w:tcPr>
+            <w:tcBorders>
+              <w:bottom w:val="single" w:sz="6" w:space="0" w:color="333333"/>
+            </w:tcBorders>
+          </w:tcPr>
           <w:p>
             <w:pPr>
               <w:pStyle w:val="Compact"/>
@@ -36081,7 +36956,11 @@
           </w:p>
         </w:tc>
         <w:tc>
-          <w:tcPr/>
+          <w:tcPr>
+            <w:tcBorders>
+              <w:bottom w:val="single" w:sz="6" w:space="0" w:color="333333"/>
+            </w:tcBorders>
+          </w:tcPr>
           <w:p>
             <w:pPr>
               <w:pStyle w:val="Compact"/>
@@ -36104,7 +36983,11 @@
           </w:p>
         </w:tc>
         <w:tc>
-          <w:tcPr/>
+          <w:tcPr>
+            <w:tcBorders>
+              <w:bottom w:val="single" w:sz="6" w:space="0" w:color="333333"/>
+            </w:tcBorders>
+          </w:tcPr>
           <w:p>
             <w:pPr>
               <w:pStyle w:val="Compact"/>
@@ -36127,7 +37010,11 @@
           </w:p>
         </w:tc>
         <w:tc>
-          <w:tcPr/>
+          <w:tcPr>
+            <w:tcBorders>
+              <w:bottom w:val="single" w:sz="6" w:space="0" w:color="333333"/>
+            </w:tcBorders>
+          </w:tcPr>
           <w:p>
             <w:pPr>
               <w:pStyle w:val="Compact"/>
@@ -36557,6 +37444,7 @@
     <w:p>
       <w:pPr>
         <w:pStyle w:val="FirstParagraph"/>
+        <w:ind w:firstLine="420"/>
       </w:pPr>
       <w:r>
         <w:rPr>
@@ -36660,6 +37548,7 @@
     <w:p>
       <w:pPr>
         <w:pStyle w:val="BodyText"/>
+        <w:ind w:firstLine="420"/>
       </w:pPr>
       <w:r>
         <w:rPr>
@@ -36904,6 +37793,7 @@
       <w:pPr>
         <w:pStyle w:val="BodyText"/>
         <w:spacing w:after="80"/>
+        <w:ind w:firstLine="420"/>
       </w:pPr>
       <w:r>
         <w:rPr>
@@ -36926,6 +37816,15 @@
         <w:tblW w:type="pct" w:w="5000"/>
         <w:tblLayout w:type="fixed"/>
         <w:tblLook w:firstRow="1" w:lastRow="0" w:firstColumn="0" w:lastColumn="0" w:noHBand="0" w:noVBand="0" w:val="0020"/>
+        <w:jc w:val="center"/>
+        <w:tblBorders>
+          <w:top w:val="single" w:sz="12" w:space="0" w:color="333333"/>
+          <w:bottom w:val="single" w:sz="12" w:space="0" w:color="333333"/>
+          <w:left w:val="none"/>
+          <w:right w:val="none"/>
+          <w:insideH w:val="none"/>
+          <w:insideV w:val="none"/>
+        </w:tblBorders>
       </w:tblPr>
       <w:tblGrid>
         <w:gridCol w:w="3960"/>
@@ -36936,7 +37835,11 @@
           <w:tblHeader w:val="on"/>
         </w:trPr>
         <w:tc>
-          <w:tcPr/>
+          <w:tcPr>
+            <w:tcBorders>
+              <w:bottom w:val="single" w:sz="6" w:space="0" w:color="333333"/>
+            </w:tcBorders>
+          </w:tcPr>
           <w:p>
             <w:pPr>
               <w:pStyle w:val="Compact"/>
@@ -36952,7 +37855,11 @@
           </w:p>
         </w:tc>
         <w:tc>
-          <w:tcPr/>
+          <w:tcPr>
+            <w:tcBorders>
+              <w:bottom w:val="single" w:sz="6" w:space="0" w:color="333333"/>
+            </w:tcBorders>
+          </w:tcPr>
           <w:p>
             <w:pPr>
               <w:pStyle w:val="Compact"/>
@@ -37328,6 +38235,7 @@
       <w:pPr>
         <w:pStyle w:val="BodyText"/>
         <w:spacing w:before="120"/>
+        <w:ind w:firstLine="420"/>
       </w:pPr>
       <w:r>
         <w:rPr>
@@ -37430,6 +38338,7 @@
     <w:p>
       <w:pPr>
         <w:pStyle w:val="BodyText"/>
+        <w:ind w:firstLine="420"/>
       </w:pPr>
       <w:r>
         <w:rPr>
@@ -37717,6 +38626,7 @@
     <w:p>
       <w:pPr>
         <w:pStyle w:val="FirstParagraph"/>
+        <w:ind w:firstLine="420"/>
       </w:pPr>
       <w:r>
         <w:rPr>
@@ -37785,6 +38695,7 @@
     <w:p>
       <w:pPr>
         <w:pStyle w:val="FirstParagraph"/>
+        <w:ind w:firstLine="420"/>
       </w:pPr>
       <w:r>
         <w:rPr>
@@ -37886,6 +38797,7 @@
     <w:p>
       <w:pPr>
         <w:pStyle w:val="BodyText"/>
+        <w:ind w:firstLine="420"/>
       </w:pPr>
       <w:r>
         <w:rPr>
@@ -38119,6 +39031,7 @@
     <w:p>
       <w:pPr>
         <w:pStyle w:val="FirstParagraph"/>
+        <w:ind w:firstLine="420"/>
       </w:pPr>
       <w:r>
         <w:rPr>
@@ -38232,6 +39145,7 @@
     <w:p>
       <w:pPr>
         <w:pStyle w:val="BodyText"/>
+        <w:ind w:firstLine="420"/>
       </w:pPr>
       <w:r>
         <w:rPr>
@@ -38413,6 +39327,7 @@
     <w:p>
       <w:pPr>
         <w:pStyle w:val="BodyText"/>
+        <w:ind w:firstLine="420"/>
       </w:pPr>
       <w:r>
         <w:rPr>
@@ -38699,6 +39614,7 @@
     <w:p>
       <w:pPr>
         <w:pStyle w:val="FirstParagraph"/>
+        <w:ind w:firstLine="420"/>
       </w:pPr>
       <w:r>
         <w:rPr>
@@ -39579,6 +40495,7 @@
     <w:p>
       <w:pPr>
         <w:pStyle w:val="FirstParagraph"/>
+        <w:ind w:firstLine="420"/>
       </w:pPr>
       <w:r>
         <w:rPr>
@@ -39746,6 +40663,7 @@
     <w:p>
       <w:pPr>
         <w:pStyle w:val="BodyText"/>
+        <w:ind w:firstLine="420"/>
       </w:pPr>
       <w:r>
         <w:rPr>
@@ -39908,6 +40826,7 @@
     <w:p>
       <w:pPr>
         <w:pStyle w:val="BodyText"/>
+        <w:ind w:firstLine="420"/>
       </w:pPr>
       <w:r>
         <w:rPr>
@@ -40019,6 +40938,7 @@
     <w:p>
       <w:pPr>
         <w:pStyle w:val="BodyText"/>
+        <w:ind w:firstLine="420"/>
       </w:pPr>
       <w:r>
         <w:rPr>
@@ -40132,6 +41052,7 @@
     <w:p>
       <w:pPr>
         <w:pStyle w:val="BodyText"/>
+        <w:ind w:firstLine="420"/>
       </w:pPr>
       <w:r>
         <w:rPr>
@@ -40277,6 +41198,7 @@
     <w:p>
       <w:pPr>
         <w:pStyle w:val="BodyText"/>
+        <w:ind w:firstLine="420"/>
       </w:pPr>
       <w:r>
         <w:rPr>
@@ -40502,6 +41424,7 @@
     <w:p>
       <w:pPr>
         <w:pStyle w:val="BodyText"/>
+        <w:ind w:firstLine="420"/>
       </w:pPr>
       <w:r>
         <w:rPr>
@@ -40618,6 +41541,7 @@
     <w:p>
       <w:pPr>
         <w:pStyle w:val="BodyText"/>
+        <w:ind w:firstLine="420"/>
       </w:pPr>
       <w:r>
         <w:rPr>
@@ -40978,6 +41902,7 @@
     <w:p>
       <w:pPr>
         <w:pStyle w:val="BodyText"/>
+        <w:ind w:firstLine="420"/>
       </w:pPr>
       <w:r>
         <w:rPr>
@@ -41112,6 +42037,7 @@
     <w:p>
       <w:pPr>
         <w:pStyle w:val="BodyText"/>
+        <w:ind w:firstLine="420"/>
       </w:pPr>
       <w:r>
         <w:rPr>
@@ -41266,6 +42192,7 @@
     <w:p>
       <w:pPr>
         <w:pStyle w:val="BodyText"/>
+        <w:ind w:firstLine="420"/>
       </w:pPr>
       <w:r>
         <w:rPr>
@@ -41445,6 +42372,15 @@
         <w:tblW w:type="pct" w:w="5000"/>
         <w:tblLayout w:type="fixed"/>
         <w:tblLook w:firstRow="1" w:lastRow="0" w:firstColumn="0" w:lastColumn="0" w:noHBand="0" w:noVBand="0" w:val="0020"/>
+        <w:jc w:val="center"/>
+        <w:tblBorders>
+          <w:top w:val="single" w:sz="12" w:space="0" w:color="333333"/>
+          <w:bottom w:val="single" w:sz="12" w:space="0" w:color="333333"/>
+          <w:left w:val="none"/>
+          <w:right w:val="none"/>
+          <w:insideH w:val="none"/>
+          <w:insideV w:val="none"/>
+        </w:tblBorders>
       </w:tblPr>
       <w:tblGrid>
         <w:gridCol w:w="2640"/>
@@ -41456,7 +42392,11 @@
           <w:tblHeader w:val="on"/>
         </w:trPr>
         <w:tc>
-          <w:tcPr/>
+          <w:tcPr>
+            <w:tcBorders>
+              <w:bottom w:val="single" w:sz="6" w:space="0" w:color="333333"/>
+            </w:tcBorders>
+          </w:tcPr>
           <w:p>
             <w:pPr>
               <w:pStyle w:val="Compact"/>
@@ -41472,7 +42412,11 @@
           </w:p>
         </w:tc>
         <w:tc>
-          <w:tcPr/>
+          <w:tcPr>
+            <w:tcBorders>
+              <w:bottom w:val="single" w:sz="6" w:space="0" w:color="333333"/>
+            </w:tcBorders>
+          </w:tcPr>
           <w:p>
             <w:pPr>
               <w:pStyle w:val="Compact"/>
@@ -41502,7 +42446,11 @@
           </w:p>
         </w:tc>
         <w:tc>
-          <w:tcPr/>
+          <w:tcPr>
+            <w:tcBorders>
+              <w:bottom w:val="single" w:sz="6" w:space="0" w:color="333333"/>
+            </w:tcBorders>
+          </w:tcPr>
           <w:p>
             <w:pPr>
               <w:pStyle w:val="Compact"/>
@@ -42992,6 +43940,7 @@
     <w:p>
       <w:pPr>
         <w:pStyle w:val="FirstParagraph"/>
+        <w:ind w:firstLine="420"/>
       </w:pPr>
       <w:r>
         <w:rPr>
@@ -43039,6 +43988,7 @@
     <w:p>
       <w:pPr>
         <w:pStyle w:val="BodyText"/>
+        <w:ind w:firstLine="420"/>
       </w:pPr>
       <w:r>
         <w:rPr>
@@ -43231,6 +44181,7 @@
     <w:p>
       <w:pPr>
         <w:pStyle w:val="BodyText"/>
+        <w:ind w:firstLine="420"/>
       </w:pPr>
       <w:r>
         <w:rPr>
@@ -43430,6 +44381,7 @@
     <w:p>
       <w:pPr>
         <w:pStyle w:val="BodyText"/>
+        <w:ind w:firstLine="420"/>
       </w:pPr>
       <w:r>
         <w:rPr>
@@ -43647,6 +44599,7 @@
     <w:p>
       <w:pPr>
         <w:pStyle w:val="BodyText"/>
+        <w:ind w:firstLine="420"/>
       </w:pPr>
       <w:r>
         <w:rPr>
@@ -43906,6 +44859,7 @@
     <w:p>
       <w:pPr>
         <w:pStyle w:val="BodyText"/>
+        <w:ind w:firstLine="420"/>
       </w:pPr>
       <w:r>
         <w:rPr>

--- a/06-学生侧材料/讲义/2-结构化学/分子结构与化学键-新课.docx
+++ b/06-学生侧材料/讲义/2-结构化学/分子结构与化学键-新课.docx
@@ -24276,12 +24276,12 @@
         </w:tblBorders>
       </w:tblPr>
       <w:tblGrid>
-        <w:gridCol w:w="1414"/>
-        <w:gridCol w:w="1414"/>
-        <w:gridCol w:w="1131"/>
-        <w:gridCol w:w="1414"/>
-        <w:gridCol w:w="1414"/>
-        <w:gridCol w:w="1131"/>
+        <w:gridCol w:w="726"/>
+        <w:gridCol w:w="792"/>
+        <w:gridCol w:w="3498"/>
+        <w:gridCol w:w="792"/>
+        <w:gridCol w:w="1056"/>
+        <w:gridCol w:w="1056"/>
       </w:tblGrid>
       <w:tr>
         <w:trPr>
